--- a/docs/submission/ResearchAgent_Short_Report.docx
+++ b/docs/submission/ResearchAgent_Short_Report.docx
@@ -461,7 +461,7 @@
             </w:pPr>
             <w:r>
               <w:rPr/>
-              <w:t>15 October 2026</w:t>
+              <w:t>20 October 2026</w:t>
             </w:r>
           </w:p>
         </w:tc>
@@ -543,7 +543,7 @@
       </w:pPr>
       <w:r>
         <w:rPr/>
-        <w:t>Researchers and students routinely need to read several papers on one topic, pull out what each one did (dataset, method, models, metrics, results, limitations), compare them, and decide what is still open. Doing this by hand is slow. Doing it with a general-purpose chatbot is risky: chatbots summarise from their training memory, invent citations and numbers, and present "research gaps" as confirmed discoveries.</w:t>
+        <w:t>Researchers and students often need to read several papers on one topic, find out what each one did (dataset, method, models, metrics, results, limitations), compare them, and decide what is still open. Doing this by hand is slow. A general chatbot is risky: it answers from memory, can invent numbers and citations, and may present "research gaps" as confirmed discoveries.</w:t>
       </w:r>
     </w:p>
     <w:p>
@@ -561,7 +561,7 @@
       </w:r>
       <w:r>
         <w:rPr/>
-        <w:t xml:space="preserve"> is an agentic AI application that works over the papers the user uploads. For each request it </w:t>
+        <w:t xml:space="preserve"> works only from the papers the user uploads. For each question it </w:t>
       </w:r>
       <w:r>
         <w:rPr>
@@ -601,7 +601,7 @@
       </w:r>
       <w:r>
         <w:rPr/>
-        <w:t xml:space="preserve"> its own answers, and returns output that is cited, labelled and verifiable.</w:t>
+        <w:t xml:space="preserve"> its own answer, and returns output that is cited, labelled and verifiable.</w:t>
       </w:r>
     </w:p>
     <w:p>
@@ -631,7 +631,7 @@
       </w:pPr>
       <w:r>
         <w:rPr/>
-        <w:t>Given a small set of research papers (PDFs) and a natural-language request, produce answers, structured comparisons and potential research directions that are:</w:t>
+        <w:t>Given a few research papers (PDFs) and a question in plain English, produce answers, comparisons and potential research directions that are:</w:t>
       </w:r>
     </w:p>
     <w:p>
@@ -658,7 +658,7 @@
       </w:r>
       <w:r>
         <w:rPr/>
-        <w:t>, with every factual statement traceable to a page of an uploaded paper;</w:t>
+        <w:t>: every fact can be traced to a page of an uploaded paper;</w:t>
       </w:r>
       <w:r>
         <w:rPr/>
@@ -689,7 +689,7 @@
       </w:r>
       <w:r>
         <w:rPr/>
-        <w:t>, so a narrow question doesn't trigger a full literature review and a broad one isn't answered superficially;</w:t>
+        <w:t>: a narrow question does not trigger a full review, and a broad one is not answered superficially;</w:t>
       </w:r>
       <w:r>
         <w:rPr/>
@@ -720,7 +720,7 @@
       </w:r>
       <w:r>
         <w:rPr/>
-        <w:t>, clearly stating when information is missing and never presenting AI suggestions as confirmed novel findings;</w:t>
+        <w:t>: missing information is reported as missing, and suggestions are never presented as confirmed findings;</w:t>
       </w:r>
       <w:r>
         <w:rPr/>
@@ -750,7 +750,7 @@
       </w:r>
       <w:r>
         <w:rPr/>
-        <w:t>, robust to prompt injection (including instructions hidden inside documents) and not usable for academic misconduct.</w:t>
+        <w:t>: robust to prompt injection (including instructions hidden inside PDFs) and not usable for academic misconduct.</w:t>
       </w:r>
       <w:r>
         <w:rPr/>
@@ -772,7 +772,7 @@
       </w:r>
       <w:r>
         <w:rPr/>
-        <w:t xml:space="preserve"> The task has independent sub-tasks needing different context (extraction per paper, comparison across papers, gap analysis, literature lookup). The right workflow depends on the question, so it must be planned rather than fixed. Grounding requires retrieval before generation. Checking whether a gap is novel requires an external tool. A single prompt→answer call can't meet these requirements; a planning, tool-using, self-checking agent can.</w:t>
+        <w:t xml:space="preserve"> The work splits into different sub-tasks (extract each paper, compare, find gaps, search literature). Which of them are needed depends on the question, so the workflow must be planned. Grounding needs retrieval before generation, and checking whether a gap is new needs an external search. A single prompt → answer call cannot do this.</w:t>
       </w:r>
     </w:p>
     <w:p>
@@ -809,7 +809,7 @@
       </w:pPr>
       <w:r>
         <w:rPr/>
-        <w:t>Build a pipeline that ingests PDFs, including two-column layouts, into a searchable, section-aware knowledge base.</w:t>
+        <w:t>Turn PDFs (including two-column layouts) into a searchable, section-aware knowledge base.</w:t>
       </w:r>
       <w:r>
         <w:rPr/>
@@ -834,7 +834,7 @@
       </w:pPr>
       <w:r>
         <w:rPr/>
-        <w:t>Implement an LLM planner that chooses tools, target papers and intent for each request from a tool registry.</w:t>
+        <w:t>Let an LLM planner choose the tools and target papers for each question.</w:t>
       </w:r>
       <w:r>
         <w:rPr/>
@@ -859,7 +859,7 @@
       </w:pPr>
       <w:r>
         <w:rPr/>
-        <w:t>Implement hybrid retrieval (semantic plus keyword) with a relevance threshold and citations.</w:t>
+        <w:t>Use hybrid retrieval (meaning + keywords) with a relevance threshold and page citations.</w:t>
       </w:r>
       <w:r>
         <w:rPr/>
@@ -884,7 +884,7 @@
       </w:pPr>
       <w:r>
         <w:rPr/>
-        <w:t>Extract a validated, structured representation of each paper and compare papers on standard parameters.</w:t>
+        <w:t>Extract a structured summary of each paper and compare papers field by field.</w:t>
       </w:r>
       <w:r>
         <w:rPr/>
@@ -909,7 +909,7 @@
       </w:pPr>
       <w:r>
         <w:rPr/>
-        <w:t>Suggest potential research gaps grounded in author-reported limitations, and check each against external literature.</w:t>
+        <w:t>Suggest potential research gaps from the authors' stated limitations and check them against existing literature.</w:t>
       </w:r>
       <w:r>
         <w:rPr/>
@@ -934,7 +934,7 @@
       </w:pPr>
       <w:r>
         <w:rPr/>
-        <w:t>Add reflection: verify every answer against its evidence and revise it once if needed.</w:t>
+        <w:t>Make the agent check and repair its own answers.</w:t>
       </w:r>
       <w:r>
         <w:rPr/>
@@ -959,7 +959,7 @@
       </w:pPr>
       <w:r>
         <w:rPr/>
-        <w:t>Enforce safety with deterministic guardrails on input, documents and output.</w:t>
+        <w:t>Enforce safety with guardrails on questions, documents and output.</w:t>
       </w:r>
       <w:r>
         <w:rPr/>
@@ -983,7 +983,7 @@
       </w:pPr>
       <w:r>
         <w:rPr/>
-        <w:t>Provide a usable UI with a transparent agent trace and downloadable report, plus an automated test suite.</w:t>
+        <w:t>Provide a usable app with accounts, a visible agent trace and a downloadable report, plus automated tests.</w:t>
       </w:r>
       <w:r>
         <w:rPr/>
@@ -1055,20 +1055,6 @@
         </w:drawing>
       </w:r>
     </w:p>
-    <w:p>
-      <w:pPr>
-        <w:pStyle w:val="BodyText"/>
-        <w:bidi w:val="0"/>
-        <w:ind w:hanging="0" w:left="0" w:right="0"/>
-        <w:rPr>
-          <w:rFonts w:ascii="Arial;Helvetica;sans-serif" w:hAnsi="Arial;Helvetica;sans-serif"/>
-        </w:rPr>
-      </w:pPr>
-      <w:r>
-        <w:rPr/>
-        <w:t>The system has five layers:</w:t>
-      </w:r>
-    </w:p>
     <w:tbl>
       <w:tblPr>
         <w:tblW w:w="5000" w:type="pct"/>
@@ -1083,9 +1069,9 @@
         </w:tblCellMar>
       </w:tblPr>
       <w:tblGrid>
-        <w:gridCol w:w="1361"/>
-        <w:gridCol w:w="4343"/>
-        <w:gridCol w:w="5635"/>
+        <w:gridCol w:w="1809"/>
+        <w:gridCol w:w="1453"/>
+        <w:gridCol w:w="8077"/>
       </w:tblGrid>
       <w:tr>
         <w:trPr>
@@ -1093,7 +1079,7 @@
         </w:trPr>
         <w:tc>
           <w:tcPr>
-            <w:tcW w:w="1361" w:type="dxa"/>
+            <w:tcW w:w="1809" w:type="dxa"/>
             <w:tcBorders>
               <w:top w:val="single" w:sz="6" w:space="0" w:color="808080"/>
               <w:left w:val="single" w:sz="6" w:space="0" w:color="808080"/>
@@ -1121,7 +1107,7 @@
         </w:tc>
         <w:tc>
           <w:tcPr>
-            <w:tcW w:w="4343" w:type="dxa"/>
+            <w:tcW w:w="1453" w:type="dxa"/>
             <w:tcBorders>
               <w:top w:val="single" w:sz="6" w:space="0" w:color="808080"/>
               <w:left w:val="single" w:sz="2" w:space="0" w:color="808080"/>
@@ -1143,13 +1129,13 @@
             </w:pPr>
             <w:r>
               <w:rPr/>
-              <w:t>Components</w:t>
-            </w:r>
-          </w:p>
-        </w:tc>
-        <w:tc>
-          <w:tcPr>
-            <w:tcW w:w="5635" w:type="dxa"/>
+              <w:t>File</w:t>
+            </w:r>
+          </w:p>
+        </w:tc>
+        <w:tc>
+          <w:tcPr>
+            <w:tcW w:w="8077" w:type="dxa"/>
             <w:tcBorders>
               <w:top w:val="single" w:sz="6" w:space="0" w:color="808080"/>
               <w:left w:val="single" w:sz="2" w:space="0" w:color="808080"/>
@@ -1180,7 +1166,7 @@
         <w:trPr/>
         <w:tc>
           <w:tcPr>
-            <w:tcW w:w="1361" w:type="dxa"/>
+            <w:tcW w:w="1809" w:type="dxa"/>
             <w:tcBorders>
               <w:left w:val="single" w:sz="6" w:space="0" w:color="808080"/>
               <w:bottom w:val="single" w:sz="2" w:space="0" w:color="808080"/>
@@ -1207,55 +1193,65 @@
         </w:tc>
         <w:tc>
           <w:tcPr>
-            <w:tcW w:w="4343" w:type="dxa"/>
-            <w:tcBorders>
-              <w:left w:val="single" w:sz="2" w:space="0" w:color="808080"/>
-              <w:bottom w:val="single" w:sz="2" w:space="0" w:color="808080"/>
-              <w:right w:val="single" w:sz="6" w:space="0" w:color="808080"/>
-            </w:tcBorders>
-            <w:vAlign w:val="center"/>
-          </w:tcPr>
-          <w:p>
-            <w:pPr>
-              <w:pStyle w:val="TableContents"/>
-              <w:bidi w:val="0"/>
-              <w:spacing w:before="0" w:after="283"/>
-              <w:ind w:hanging="0" w:left="0" w:right="0"/>
-              <w:jc w:val="left"/>
-              <w:rPr>
-                <w:rFonts w:ascii="Arial;Helvetica;sans-serif" w:hAnsi="Arial;Helvetica;sans-serif"/>
-              </w:rPr>
-            </w:pPr>
-            <w:r>
-              <w:rPr/>
-              <w:t>Streamlit UI</w:t>
-            </w:r>
-          </w:p>
-        </w:tc>
-        <w:tc>
-          <w:tcPr>
-            <w:tcW w:w="5635" w:type="dxa"/>
-            <w:tcBorders>
-              <w:left w:val="single" w:sz="2" w:space="0" w:color="808080"/>
-              <w:bottom w:val="single" w:sz="2" w:space="0" w:color="808080"/>
-              <w:right w:val="single" w:sz="6" w:space="0" w:color="808080"/>
-            </w:tcBorders>
-            <w:vAlign w:val="center"/>
-          </w:tcPr>
-          <w:p>
-            <w:pPr>
-              <w:pStyle w:val="TableContents"/>
-              <w:bidi w:val="0"/>
-              <w:spacing w:before="0" w:after="283"/>
-              <w:ind w:hanging="0" w:left="0" w:right="0"/>
-              <w:jc w:val="left"/>
-              <w:rPr>
-                <w:rFonts w:ascii="Arial;Helvetica;sans-serif" w:hAnsi="Arial;Helvetica;sans-serif"/>
-              </w:rPr>
-            </w:pPr>
-            <w:r>
-              <w:rPr/>
-              <w:t>upload, chat, live trace, analysis views, report download</w:t>
+            <w:tcW w:w="1453" w:type="dxa"/>
+            <w:tcBorders>
+              <w:left w:val="single" w:sz="2" w:space="0" w:color="808080"/>
+              <w:bottom w:val="single" w:sz="2" w:space="0" w:color="808080"/>
+              <w:right w:val="single" w:sz="6" w:space="0" w:color="808080"/>
+            </w:tcBorders>
+            <w:vAlign w:val="center"/>
+          </w:tcPr>
+          <w:p>
+            <w:pPr>
+              <w:pStyle w:val="TableContents"/>
+              <w:bidi w:val="0"/>
+              <w:spacing w:before="0" w:after="283"/>
+              <w:ind w:hanging="0" w:left="0" w:right="0"/>
+              <w:jc w:val="left"/>
+              <w:rPr/>
+            </w:pPr>
+            <w:r>
+              <w:rPr>
+                <w:rStyle w:val="SourceText"/>
+              </w:rPr>
+              <w:t>app.py</w:t>
+            </w:r>
+            <w:r>
+              <w:rPr/>
+              <w:t xml:space="preserve">, </w:t>
+            </w:r>
+            <w:r>
+              <w:rPr>
+                <w:rStyle w:val="SourceText"/>
+              </w:rPr>
+              <w:t>style.css</w:t>
+            </w:r>
+          </w:p>
+        </w:tc>
+        <w:tc>
+          <w:tcPr>
+            <w:tcW w:w="8077" w:type="dxa"/>
+            <w:tcBorders>
+              <w:left w:val="single" w:sz="2" w:space="0" w:color="808080"/>
+              <w:bottom w:val="single" w:sz="2" w:space="0" w:color="808080"/>
+              <w:right w:val="single" w:sz="6" w:space="0" w:color="808080"/>
+            </w:tcBorders>
+            <w:vAlign w:val="center"/>
+          </w:tcPr>
+          <w:p>
+            <w:pPr>
+              <w:pStyle w:val="TableContents"/>
+              <w:bidi w:val="0"/>
+              <w:spacing w:before="0" w:after="283"/>
+              <w:ind w:hanging="0" w:left="0" w:right="0"/>
+              <w:jc w:val="left"/>
+              <w:rPr>
+                <w:rFonts w:ascii="Arial;Helvetica;sans-serif" w:hAnsi="Arial;Helvetica;sans-serif"/>
+              </w:rPr>
+            </w:pPr>
+            <w:r>
+              <w:rPr/>
+              <w:t>sign-in, upload, chat, trace, analysis, Paper Galaxy, report</w:t>
             </w:r>
           </w:p>
         </w:tc>
@@ -1264,7 +1260,7 @@
         <w:trPr/>
         <w:tc>
           <w:tcPr>
-            <w:tcW w:w="1361" w:type="dxa"/>
+            <w:tcW w:w="1809" w:type="dxa"/>
             <w:tcBorders>
               <w:left w:val="single" w:sz="6" w:space="0" w:color="808080"/>
               <w:bottom w:val="single" w:sz="2" w:space="0" w:color="808080"/>
@@ -1285,13 +1281,13 @@
             </w:pPr>
             <w:r>
               <w:rPr/>
-              <w:t>Safety</w:t>
-            </w:r>
-          </w:p>
-        </w:tc>
-        <w:tc>
-          <w:tcPr>
-            <w:tcW w:w="4343" w:type="dxa"/>
+              <w:t>Agent core</w:t>
+            </w:r>
+          </w:p>
+        </w:tc>
+        <w:tc>
+          <w:tcPr>
+            <w:tcW w:w="1453" w:type="dxa"/>
             <w:tcBorders>
               <w:left w:val="single" w:sz="2" w:space="0" w:color="808080"/>
               <w:bottom w:val="single" w:sz="2" w:space="0" w:color="808080"/>
@@ -1312,34 +1308,34 @@
               <w:rPr>
                 <w:rStyle w:val="SourceText"/>
               </w:rPr>
-              <w:t>safety/guardrails.py</w:t>
-            </w:r>
-          </w:p>
-        </w:tc>
-        <w:tc>
-          <w:tcPr>
-            <w:tcW w:w="5635" w:type="dxa"/>
-            <w:tcBorders>
-              <w:left w:val="single" w:sz="2" w:space="0" w:color="808080"/>
-              <w:bottom w:val="single" w:sz="2" w:space="0" w:color="808080"/>
-              <w:right w:val="single" w:sz="6" w:space="0" w:color="808080"/>
-            </w:tcBorders>
-            <w:vAlign w:val="center"/>
-          </w:tcPr>
-          <w:p>
-            <w:pPr>
-              <w:pStyle w:val="TableContents"/>
-              <w:bidi w:val="0"/>
-              <w:spacing w:before="0" w:after="283"/>
-              <w:ind w:hanging="0" w:left="0" w:right="0"/>
-              <w:jc w:val="left"/>
-              <w:rPr>
-                <w:rFonts w:ascii="Arial;Helvetica;sans-serif" w:hAnsi="Arial;Helvetica;sans-serif"/>
-              </w:rPr>
-            </w:pPr>
-            <w:r>
-              <w:rPr/>
-              <w:t>input, document and output guardrails</w:t>
+              <w:t>agent.py</w:t>
+            </w:r>
+          </w:p>
+        </w:tc>
+        <w:tc>
+          <w:tcPr>
+            <w:tcW w:w="8077" w:type="dxa"/>
+            <w:tcBorders>
+              <w:left w:val="single" w:sz="2" w:space="0" w:color="808080"/>
+              <w:bottom w:val="single" w:sz="2" w:space="0" w:color="808080"/>
+              <w:right w:val="single" w:sz="6" w:space="0" w:color="808080"/>
+            </w:tcBorders>
+            <w:vAlign w:val="center"/>
+          </w:tcPr>
+          <w:p>
+            <w:pPr>
+              <w:pStyle w:val="TableContents"/>
+              <w:bidi w:val="0"/>
+              <w:spacing w:before="0" w:after="283"/>
+              <w:ind w:hanging="0" w:left="0" w:right="0"/>
+              <w:jc w:val="left"/>
+              <w:rPr>
+                <w:rFonts w:ascii="Arial;Helvetica;sans-serif" w:hAnsi="Arial;Helvetica;sans-serif"/>
+              </w:rPr>
+            </w:pPr>
+            <w:r>
+              <w:rPr/>
+              <w:t>LLM client, planner, dependency resolution, running the tools, self-checking</w:t>
             </w:r>
           </w:p>
         </w:tc>
@@ -1348,7 +1344,7 @@
         <w:trPr/>
         <w:tc>
           <w:tcPr>
-            <w:tcW w:w="1361" w:type="dxa"/>
+            <w:tcW w:w="1809" w:type="dxa"/>
             <w:tcBorders>
               <w:left w:val="single" w:sz="6" w:space="0" w:color="808080"/>
               <w:bottom w:val="single" w:sz="2" w:space="0" w:color="808080"/>
@@ -1369,61 +1365,61 @@
             </w:pPr>
             <w:r>
               <w:rPr/>
-              <w:t>Agent core</w:t>
-            </w:r>
-          </w:p>
-        </w:tc>
-        <w:tc>
-          <w:tcPr>
-            <w:tcW w:w="4343" w:type="dxa"/>
-            <w:tcBorders>
-              <w:left w:val="single" w:sz="2" w:space="0" w:color="808080"/>
-              <w:bottom w:val="single" w:sz="2" w:space="0" w:color="808080"/>
-              <w:right w:val="single" w:sz="6" w:space="0" w:color="808080"/>
-            </w:tcBorders>
-            <w:vAlign w:val="center"/>
-          </w:tcPr>
-          <w:p>
-            <w:pPr>
-              <w:pStyle w:val="TableContents"/>
-              <w:bidi w:val="0"/>
-              <w:spacing w:before="0" w:after="283"/>
-              <w:ind w:hanging="0" w:left="0" w:right="0"/>
-              <w:jc w:val="left"/>
-              <w:rPr>
-                <w:rFonts w:ascii="Arial;Helvetica;sans-serif" w:hAnsi="Arial;Helvetica;sans-serif"/>
-              </w:rPr>
-            </w:pPr>
-            <w:r>
-              <w:rPr/>
-              <w:t>Planner, Tool Registry, Dependency Resolver, Orchestrator</w:t>
-            </w:r>
-          </w:p>
-        </w:tc>
-        <w:tc>
-          <w:tcPr>
-            <w:tcW w:w="5635" w:type="dxa"/>
-            <w:tcBorders>
-              <w:left w:val="single" w:sz="2" w:space="0" w:color="808080"/>
-              <w:bottom w:val="single" w:sz="2" w:space="0" w:color="808080"/>
-              <w:right w:val="single" w:sz="6" w:space="0" w:color="808080"/>
-            </w:tcBorders>
-            <w:vAlign w:val="center"/>
-          </w:tcPr>
-          <w:p>
-            <w:pPr>
-              <w:pStyle w:val="TableContents"/>
-              <w:bidi w:val="0"/>
-              <w:spacing w:before="0" w:after="283"/>
-              <w:ind w:hanging="0" w:left="0" w:right="0"/>
-              <w:jc w:val="left"/>
-              <w:rPr>
-                <w:rFonts w:ascii="Arial;Helvetica;sans-serif" w:hAnsi="Arial;Helvetica;sans-serif"/>
-              </w:rPr>
-            </w:pPr>
-            <w:r>
-              <w:rPr/>
-              <w:t>decide and execute the workflow, observe, self-correct, keep memory</w:t>
+              <w:t>Tools</w:t>
+            </w:r>
+          </w:p>
+        </w:tc>
+        <w:tc>
+          <w:tcPr>
+            <w:tcW w:w="1453" w:type="dxa"/>
+            <w:tcBorders>
+              <w:left w:val="single" w:sz="2" w:space="0" w:color="808080"/>
+              <w:bottom w:val="single" w:sz="2" w:space="0" w:color="808080"/>
+              <w:right w:val="single" w:sz="6" w:space="0" w:color="808080"/>
+            </w:tcBorders>
+            <w:vAlign w:val="center"/>
+          </w:tcPr>
+          <w:p>
+            <w:pPr>
+              <w:pStyle w:val="TableContents"/>
+              <w:bidi w:val="0"/>
+              <w:spacing w:before="0" w:after="283"/>
+              <w:ind w:hanging="0" w:left="0" w:right="0"/>
+              <w:jc w:val="left"/>
+              <w:rPr/>
+            </w:pPr>
+            <w:r>
+              <w:rPr>
+                <w:rStyle w:val="SourceText"/>
+              </w:rPr>
+              <w:t>tools.py</w:t>
+            </w:r>
+          </w:p>
+        </w:tc>
+        <w:tc>
+          <w:tcPr>
+            <w:tcW w:w="8077" w:type="dxa"/>
+            <w:tcBorders>
+              <w:left w:val="single" w:sz="2" w:space="0" w:color="808080"/>
+              <w:bottom w:val="single" w:sz="2" w:space="0" w:color="808080"/>
+              <w:right w:val="single" w:sz="6" w:space="0" w:color="808080"/>
+            </w:tcBorders>
+            <w:vAlign w:val="center"/>
+          </w:tcPr>
+          <w:p>
+            <w:pPr>
+              <w:pStyle w:val="TableContents"/>
+              <w:bidi w:val="0"/>
+              <w:spacing w:before="0" w:after="283"/>
+              <w:ind w:hanging="0" w:left="0" w:right="0"/>
+              <w:jc w:val="left"/>
+              <w:rPr>
+                <w:rFonts w:ascii="Arial;Helvetica;sans-serif" w:hAnsi="Arial;Helvetica;sans-serif"/>
+              </w:rPr>
+            </w:pPr>
+            <w:r>
+              <w:rPr/>
+              <w:t>metadata, analysis, answering, verification, comparison, gaps, literature search, report</w:t>
             </w:r>
           </w:p>
         </w:tc>
@@ -1432,7 +1428,7 @@
         <w:trPr/>
         <w:tc>
           <w:tcPr>
-            <w:tcW w:w="1361" w:type="dxa"/>
+            <w:tcW w:w="1809" w:type="dxa"/>
             <w:tcBorders>
               <w:left w:val="single" w:sz="6" w:space="0" w:color="808080"/>
               <w:bottom w:val="single" w:sz="2" w:space="0" w:color="808080"/>
@@ -1453,61 +1449,61 @@
             </w:pPr>
             <w:r>
               <w:rPr/>
-              <w:t>Tools</w:t>
-            </w:r>
-          </w:p>
-        </w:tc>
-        <w:tc>
-          <w:tcPr>
-            <w:tcW w:w="4343" w:type="dxa"/>
-            <w:tcBorders>
-              <w:left w:val="single" w:sz="2" w:space="0" w:color="808080"/>
-              <w:bottom w:val="single" w:sz="2" w:space="0" w:color="808080"/>
-              <w:right w:val="single" w:sz="6" w:space="0" w:color="808080"/>
-            </w:tcBorders>
-            <w:vAlign w:val="center"/>
-          </w:tcPr>
-          <w:p>
-            <w:pPr>
-              <w:pStyle w:val="TableContents"/>
-              <w:bidi w:val="0"/>
-              <w:spacing w:before="0" w:after="283"/>
-              <w:ind w:hanging="0" w:left="0" w:right="0"/>
-              <w:jc w:val="left"/>
-              <w:rPr>
-                <w:rFonts w:ascii="Arial;Helvetica;sans-serif" w:hAnsi="Arial;Helvetica;sans-serif"/>
-              </w:rPr>
-            </w:pPr>
-            <w:r>
-              <w:rPr/>
-              <w:t>9 tools (knowledge, reasoning, action)</w:t>
-            </w:r>
-          </w:p>
-        </w:tc>
-        <w:tc>
-          <w:tcPr>
-            <w:tcW w:w="5635" w:type="dxa"/>
-            <w:tcBorders>
-              <w:left w:val="single" w:sz="2" w:space="0" w:color="808080"/>
-              <w:bottom w:val="single" w:sz="2" w:space="0" w:color="808080"/>
-              <w:right w:val="single" w:sz="6" w:space="0" w:color="808080"/>
-            </w:tcBorders>
-            <w:vAlign w:val="center"/>
-          </w:tcPr>
-          <w:p>
-            <w:pPr>
-              <w:pStyle w:val="TableContents"/>
-              <w:bidi w:val="0"/>
-              <w:spacing w:before="0" w:after="283"/>
-              <w:ind w:hanging="0" w:left="0" w:right="0"/>
-              <w:jc w:val="left"/>
-              <w:rPr>
-                <w:rFonts w:ascii="Arial;Helvetica;sans-serif" w:hAnsi="Arial;Helvetica;sans-serif"/>
-              </w:rPr>
-            </w:pPr>
-            <w:r>
-              <w:rPr/>
-              <w:t>metadata, analysis, retrieval, answering, verification, comparison, gaps, literature search, report</w:t>
+              <w:t>Knowledge (RAG)</w:t>
+            </w:r>
+          </w:p>
+        </w:tc>
+        <w:tc>
+          <w:tcPr>
+            <w:tcW w:w="1453" w:type="dxa"/>
+            <w:tcBorders>
+              <w:left w:val="single" w:sz="2" w:space="0" w:color="808080"/>
+              <w:bottom w:val="single" w:sz="2" w:space="0" w:color="808080"/>
+              <w:right w:val="single" w:sz="6" w:space="0" w:color="808080"/>
+            </w:tcBorders>
+            <w:vAlign w:val="center"/>
+          </w:tcPr>
+          <w:p>
+            <w:pPr>
+              <w:pStyle w:val="TableContents"/>
+              <w:bidi w:val="0"/>
+              <w:spacing w:before="0" w:after="283"/>
+              <w:ind w:hanging="0" w:left="0" w:right="0"/>
+              <w:jc w:val="left"/>
+              <w:rPr/>
+            </w:pPr>
+            <w:r>
+              <w:rPr>
+                <w:rStyle w:val="SourceText"/>
+              </w:rPr>
+              <w:t>rag.py</w:t>
+            </w:r>
+          </w:p>
+        </w:tc>
+        <w:tc>
+          <w:tcPr>
+            <w:tcW w:w="8077" w:type="dxa"/>
+            <w:tcBorders>
+              <w:left w:val="single" w:sz="2" w:space="0" w:color="808080"/>
+              <w:bottom w:val="single" w:sz="2" w:space="0" w:color="808080"/>
+              <w:right w:val="single" w:sz="6" w:space="0" w:color="808080"/>
+            </w:tcBorders>
+            <w:vAlign w:val="center"/>
+          </w:tcPr>
+          <w:p>
+            <w:pPr>
+              <w:pStyle w:val="TableContents"/>
+              <w:bidi w:val="0"/>
+              <w:spacing w:before="0" w:after="283"/>
+              <w:ind w:hanging="0" w:left="0" w:right="0"/>
+              <w:jc w:val="left"/>
+              <w:rPr>
+                <w:rFonts w:ascii="Arial;Helvetica;sans-serif" w:hAnsi="Arial;Helvetica;sans-serif"/>
+              </w:rPr>
+            </w:pPr>
+            <w:r>
+              <w:rPr/>
+              <w:t>PDF reading, chunking, embeddings, hybrid FAISS + BM25 search</w:t>
             </w:r>
           </w:p>
         </w:tc>
@@ -1516,7 +1512,91 @@
         <w:trPr/>
         <w:tc>
           <w:tcPr>
-            <w:tcW w:w="1361" w:type="dxa"/>
+            <w:tcW w:w="1809" w:type="dxa"/>
+            <w:tcBorders>
+              <w:left w:val="single" w:sz="6" w:space="0" w:color="808080"/>
+              <w:bottom w:val="single" w:sz="2" w:space="0" w:color="808080"/>
+              <w:right w:val="single" w:sz="6" w:space="0" w:color="808080"/>
+            </w:tcBorders>
+            <w:vAlign w:val="center"/>
+          </w:tcPr>
+          <w:p>
+            <w:pPr>
+              <w:pStyle w:val="TableContents"/>
+              <w:bidi w:val="0"/>
+              <w:spacing w:before="0" w:after="283"/>
+              <w:ind w:hanging="0" w:left="0" w:right="0"/>
+              <w:jc w:val="left"/>
+              <w:rPr>
+                <w:rFonts w:ascii="Arial;Helvetica;sans-serif" w:hAnsi="Arial;Helvetica;sans-serif"/>
+              </w:rPr>
+            </w:pPr>
+            <w:r>
+              <w:rPr/>
+              <w:t>Safety</w:t>
+            </w:r>
+          </w:p>
+        </w:tc>
+        <w:tc>
+          <w:tcPr>
+            <w:tcW w:w="1453" w:type="dxa"/>
+            <w:tcBorders>
+              <w:left w:val="single" w:sz="2" w:space="0" w:color="808080"/>
+              <w:bottom w:val="single" w:sz="2" w:space="0" w:color="808080"/>
+              <w:right w:val="single" w:sz="6" w:space="0" w:color="808080"/>
+            </w:tcBorders>
+            <w:vAlign w:val="center"/>
+          </w:tcPr>
+          <w:p>
+            <w:pPr>
+              <w:pStyle w:val="TableContents"/>
+              <w:bidi w:val="0"/>
+              <w:spacing w:before="0" w:after="283"/>
+              <w:ind w:hanging="0" w:left="0" w:right="0"/>
+              <w:jc w:val="left"/>
+              <w:rPr/>
+            </w:pPr>
+            <w:r>
+              <w:rPr>
+                <w:rStyle w:val="SourceText"/>
+              </w:rPr>
+              <w:t>safety.py</w:t>
+            </w:r>
+          </w:p>
+        </w:tc>
+        <w:tc>
+          <w:tcPr>
+            <w:tcW w:w="8077" w:type="dxa"/>
+            <w:tcBorders>
+              <w:left w:val="single" w:sz="2" w:space="0" w:color="808080"/>
+              <w:bottom w:val="single" w:sz="2" w:space="0" w:color="808080"/>
+              <w:right w:val="single" w:sz="6" w:space="0" w:color="808080"/>
+            </w:tcBorders>
+            <w:vAlign w:val="center"/>
+          </w:tcPr>
+          <w:p>
+            <w:pPr>
+              <w:pStyle w:val="TableContents"/>
+              <w:bidi w:val="0"/>
+              <w:spacing w:before="0" w:after="283"/>
+              <w:ind w:hanging="0" w:left="0" w:right="0"/>
+              <w:jc w:val="left"/>
+              <w:rPr>
+                <w:rFonts w:ascii="Arial;Helvetica;sans-serif" w:hAnsi="Arial;Helvetica;sans-serif"/>
+              </w:rPr>
+            </w:pPr>
+            <w:r>
+              <w:rPr/>
+              <w:t>question, document, file and output guardrails</w:t>
+            </w:r>
+          </w:p>
+        </w:tc>
+      </w:tr>
+      <w:tr>
+        <w:trPr/>
+        <w:tc>
+          <w:tcPr>
+            <w:tcW w:w="1809" w:type="dxa"/>
             <w:tcBorders>
               <w:left w:val="single" w:sz="6" w:space="0" w:color="808080"/>
               <w:bottom w:val="single" w:sz="6" w:space="0" w:color="808080"/>
@@ -1537,13 +1617,13 @@
             </w:pPr>
             <w:r>
               <w:rPr/>
-              <w:t>Infrastructure</w:t>
-            </w:r>
-          </w:p>
-        </w:tc>
-        <w:tc>
-          <w:tcPr>
-            <w:tcW w:w="4343" w:type="dxa"/>
+              <w:t>Storage</w:t>
+            </w:r>
+          </w:p>
+        </w:tc>
+        <w:tc>
+          <w:tcPr>
+            <w:tcW w:w="1453" w:type="dxa"/>
             <w:tcBorders>
               <w:left w:val="single" w:sz="2" w:space="0" w:color="808080"/>
               <w:bottom w:val="single" w:sz="6" w:space="0" w:color="808080"/>
@@ -1558,19 +1638,19 @@
               <w:spacing w:before="0" w:after="283"/>
               <w:ind w:hanging="0" w:left="0" w:right="0"/>
               <w:jc w:val="left"/>
-              <w:rPr>
-                <w:rFonts w:ascii="Arial;Helvetica;sans-serif" w:hAnsi="Arial;Helvetica;sans-serif"/>
-              </w:rPr>
-            </w:pPr>
-            <w:r>
-              <w:rPr/>
-              <w:t>Knowledge layer (FAISS + BM25), Groq LLM API, arXiv/OpenAlex APIs</w:t>
-            </w:r>
-          </w:p>
-        </w:tc>
-        <w:tc>
-          <w:tcPr>
-            <w:tcW w:w="5635" w:type="dxa"/>
+              <w:rPr/>
+            </w:pPr>
+            <w:r>
+              <w:rPr>
+                <w:rStyle w:val="SourceText"/>
+              </w:rPr>
+              <w:t>storage.py</w:t>
+            </w:r>
+          </w:p>
+        </w:tc>
+        <w:tc>
+          <w:tcPr>
+            <w:tcW w:w="8077" w:type="dxa"/>
             <w:tcBorders>
               <w:left w:val="single" w:sz="2" w:space="0" w:color="808080"/>
               <w:bottom w:val="single" w:sz="6" w:space="0" w:color="808080"/>
@@ -1590,7 +1670,7 @@
             </w:pPr>
             <w:r>
               <w:rPr/>
-              <w:t>storage, generation, external knowledge</w:t>
+              <w:t>accounts and each user's saved papers, analyses and chats (SQLite)</w:t>
             </w:r>
           </w:p>
         </w:tc>
@@ -1621,7 +1701,7 @@
       </w:r>
       <w:r>
         <w:rPr/>
-        <w:t xml:space="preserve">: the LLM produces a tool plan for each question. </w:t>
+        <w:t xml:space="preserve">: the LLM chooses the tools for each question. </w:t>
       </w:r>
       <w:r>
         <w:rPr>
@@ -1631,7 +1711,7 @@
       </w:r>
       <w:r>
         <w:rPr/>
-        <w:t xml:space="preserve">: 9 tools across three kinds (local, LLM, external API). </w:t>
+        <w:t xml:space="preserve">: 9 tools (local, LLM and external API). </w:t>
       </w:r>
       <w:r>
         <w:rPr>
@@ -1641,7 +1721,7 @@
       </w:r>
       <w:r>
         <w:rPr/>
-        <w:t xml:space="preserve">: an ordered, dependency-resolved execution with a trace. </w:t>
+        <w:t xml:space="preserve">: tools run in dependency order, with a trace of every step. </w:t>
       </w:r>
       <w:r>
         <w:rPr>
@@ -1651,7 +1731,7 @@
       </w:r>
       <w:r>
         <w:rPr/>
-        <w:t xml:space="preserve">: the agent can override the planner's out-of-scope decision when the papers clearly contain relevant evidence, and it rewrites queries when evidence is weak or when its own draft answer says the evidence was insufficient. </w:t>
+        <w:t xml:space="preserve">: the agent can overrule the planner's "off-topic" decision when the papers clearly match, rephrases weak searches, and searches again when its own draft says something is missing. </w:t>
       </w:r>
       <w:r>
         <w:rPr>
@@ -1661,7 +1741,7 @@
       </w:r>
       <w:r>
         <w:rPr/>
-        <w:t xml:space="preserve">: verify, then revise. </w:t>
+        <w:t xml:space="preserve">: a fact-checker reviews each answer and the answer is fixed once if needed. </w:t>
       </w:r>
       <w:r>
         <w:rPr>
@@ -1671,17 +1751,45 @@
       </w:r>
       <w:r>
         <w:rPr/>
-        <w:t xml:space="preserve">: conversation history for follow-ups, plus </w:t>
+        <w:t>: follow-up questions use the conversation, and accounts keep each user's papers, analyses and chats.</w:t>
+      </w:r>
+    </w:p>
+    <w:p>
+      <w:pPr>
+        <w:pStyle w:val="BodyText"/>
+        <w:bidi w:val="0"/>
+        <w:ind w:hanging="0" w:left="0" w:right="0"/>
+        <w:rPr/>
+      </w:pPr>
+      <w:r>
+        <w:rPr/>
+        <w:t xml:space="preserve">We chose </w:t>
       </w:r>
       <w:r>
         <w:rPr>
           <w:rStyle w:val="Strong"/>
         </w:rPr>
-        <w:t>user accounts</w:t>
-      </w:r>
-      <w:r>
-        <w:rPr/>
-        <w:t xml:space="preserve"> that persist each user's papers, embedding vectors, LLM analyses and chat history, so returning users never re-upload or re-analyse a paper.</w:t>
+        <w:t>plan-then-execute with observation</w:t>
+      </w:r>
+      <w:r>
+        <w:rPr/>
+        <w:t xml:space="preserve"> over an open-ended ReAct loop: the agent still adapts at each step, but cost and time stay bounded and every decision is visible.</w:t>
+      </w:r>
+    </w:p>
+    <w:p>
+      <w:pPr>
+        <w:pStyle w:val="Heading2"/>
+        <w:bidi w:val="0"/>
+        <w:ind w:hanging="0" w:left="0" w:right="0"/>
+        <w:rPr>
+          <w:rFonts w:ascii="Arial;Helvetica;sans-serif" w:hAnsi="Arial;Helvetica;sans-serif"/>
+        </w:rPr>
+      </w:pPr>
+      <w:r>
+        <w:rPr>
+          <w:rFonts w:ascii="Arial;Helvetica;sans-serif" w:hAnsi="Arial;Helvetica;sans-serif"/>
+        </w:rPr>
+        <w:t>5. Prompt Design</w:t>
       </w:r>
     </w:p>
     <w:p>
@@ -1693,55 +1801,27 @@
       </w:pPr>
       <w:r>
         <w:rPr/>
-        <w:t xml:space="preserve">We chose </w:t>
-      </w:r>
-      <w:r>
-        <w:rPr>
-          <w:rStyle w:val="Strong"/>
-        </w:rPr>
-        <w:t>plan-then-execute with observation</w:t>
-      </w:r>
-      <w:r>
-        <w:rPr/>
-        <w:t xml:space="preserve"> over an open-ended ReAct loop. It gives the agent real autonomy where that is safe, keeps cost and latency bounded, and makes every decision explainable. Section 8 describes the full loop.</w:t>
-      </w:r>
-    </w:p>
-    <w:p>
-      <w:pPr>
-        <w:pStyle w:val="Heading2"/>
-        <w:bidi w:val="0"/>
-        <w:ind w:hanging="0" w:left="0" w:right="0"/>
-        <w:rPr>
-          <w:rFonts w:ascii="Arial;Helvetica;sans-serif" w:hAnsi="Arial;Helvetica;sans-serif"/>
-        </w:rPr>
-      </w:pPr>
-      <w:r>
-        <w:rPr>
-          <w:rFonts w:ascii="Arial;Helvetica;sans-serif" w:hAnsi="Arial;Helvetica;sans-serif"/>
-        </w:rPr>
-        <w:t>5. Prompt Design</w:t>
-      </w:r>
-    </w:p>
-    <w:p>
-      <w:pPr>
-        <w:pStyle w:val="BodyText"/>
-        <w:bidi w:val="0"/>
-        <w:ind w:hanging="0" w:left="0" w:right="0"/>
-        <w:rPr/>
-      </w:pPr>
-      <w:r>
-        <w:rPr/>
-        <w:t xml:space="preserve">All prompts live in </w:t>
+        <w:t xml:space="preserve">Each tool has its own prompt next to its code in </w:t>
       </w:r>
       <w:r>
         <w:rPr>
           <w:rStyle w:val="SourceText"/>
         </w:rPr>
-        <w:t>agent/prompts.py</w:t>
-      </w:r>
-      <w:r>
-        <w:rPr/>
-        <w:t>, one role per prompt (planner, metadata extractor, paper analyst, answerer, verifier, query rewriter, comparer, gap suggester). The techniques used:</w:t>
+        <w:t>tools.py</w:t>
+      </w:r>
+      <w:r>
+        <w:rPr/>
+        <w:t xml:space="preserve">; the planner prompt is in </w:t>
+      </w:r>
+      <w:r>
+        <w:rPr>
+          <w:rStyle w:val="SourceText"/>
+        </w:rPr>
+        <w:t>agent.py</w:t>
+      </w:r>
+      <w:r>
+        <w:rPr/>
+        <w:t>.</w:t>
       </w:r>
     </w:p>
     <w:tbl>
@@ -1758,8 +1838,8 @@
         </w:tblCellMar>
       </w:tblPr>
       <w:tblGrid>
-        <w:gridCol w:w="2460"/>
-        <w:gridCol w:w="8879"/>
+        <w:gridCol w:w="1898"/>
+        <w:gridCol w:w="9441"/>
       </w:tblGrid>
       <w:tr>
         <w:trPr>
@@ -1767,7 +1847,7 @@
         </w:trPr>
         <w:tc>
           <w:tcPr>
-            <w:tcW w:w="2460" w:type="dxa"/>
+            <w:tcW w:w="1898" w:type="dxa"/>
             <w:tcBorders>
               <w:top w:val="single" w:sz="6" w:space="0" w:color="808080"/>
               <w:left w:val="single" w:sz="6" w:space="0" w:color="808080"/>
@@ -1795,7 +1875,7 @@
         </w:tc>
         <w:tc>
           <w:tcPr>
-            <w:tcW w:w="8879" w:type="dxa"/>
+            <w:tcW w:w="9441" w:type="dxa"/>
             <w:tcBorders>
               <w:top w:val="single" w:sz="6" w:space="0" w:color="808080"/>
               <w:left w:val="single" w:sz="2" w:space="0" w:color="808080"/>
@@ -1826,7 +1906,7 @@
         <w:trPr/>
         <w:tc>
           <w:tcPr>
-            <w:tcW w:w="2460" w:type="dxa"/>
+            <w:tcW w:w="1898" w:type="dxa"/>
             <w:tcBorders>
               <w:left w:val="single" w:sz="6" w:space="0" w:color="808080"/>
               <w:bottom w:val="single" w:sz="2" w:space="0" w:color="808080"/>
@@ -1847,34 +1927,34 @@
             </w:pPr>
             <w:r>
               <w:rPr/>
-              <w:t>Role + task decomposition</w:t>
-            </w:r>
-          </w:p>
-        </w:tc>
-        <w:tc>
-          <w:tcPr>
-            <w:tcW w:w="8879" w:type="dxa"/>
-            <w:tcBorders>
-              <w:left w:val="single" w:sz="2" w:space="0" w:color="808080"/>
-              <w:bottom w:val="single" w:sz="2" w:space="0" w:color="808080"/>
-              <w:right w:val="single" w:sz="6" w:space="0" w:color="808080"/>
-            </w:tcBorders>
-            <w:vAlign w:val="center"/>
-          </w:tcPr>
-          <w:p>
-            <w:pPr>
-              <w:pStyle w:val="TableContents"/>
-              <w:bidi w:val="0"/>
-              <w:spacing w:before="0" w:after="283"/>
-              <w:ind w:hanging="0" w:left="0" w:right="0"/>
-              <w:jc w:val="left"/>
-              <w:rPr>
-                <w:rFonts w:ascii="Arial;Helvetica;sans-serif" w:hAnsi="Arial;Helvetica;sans-serif"/>
-              </w:rPr>
-            </w:pPr>
-            <w:r>
-              <w:rPr/>
-              <w:t>each call has one narrow role instead of a generic assistant</w:t>
+              <w:t>One role per prompt</w:t>
+            </w:r>
+          </w:p>
+        </w:tc>
+        <w:tc>
+          <w:tcPr>
+            <w:tcW w:w="9441" w:type="dxa"/>
+            <w:tcBorders>
+              <w:left w:val="single" w:sz="2" w:space="0" w:color="808080"/>
+              <w:bottom w:val="single" w:sz="2" w:space="0" w:color="808080"/>
+              <w:right w:val="single" w:sz="6" w:space="0" w:color="808080"/>
+            </w:tcBorders>
+            <w:vAlign w:val="center"/>
+          </w:tcPr>
+          <w:p>
+            <w:pPr>
+              <w:pStyle w:val="TableContents"/>
+              <w:bidi w:val="0"/>
+              <w:spacing w:before="0" w:after="283"/>
+              <w:ind w:hanging="0" w:left="0" w:right="0"/>
+              <w:jc w:val="left"/>
+              <w:rPr>
+                <w:rFonts w:ascii="Arial;Helvetica;sans-serif" w:hAnsi="Arial;Helvetica;sans-serif"/>
+              </w:rPr>
+            </w:pPr>
+            <w:r>
+              <w:rPr/>
+              <w:t>planner, metadata reader, paper analyst, answerer, fact-checker, query rewriter, comparer, gap suggester</w:t>
             </w:r>
           </w:p>
         </w:tc>
@@ -1883,7 +1963,7 @@
         <w:trPr/>
         <w:tc>
           <w:tcPr>
-            <w:tcW w:w="2460" w:type="dxa"/>
+            <w:tcW w:w="1898" w:type="dxa"/>
             <w:tcBorders>
               <w:left w:val="single" w:sz="6" w:space="0" w:color="808080"/>
               <w:bottom w:val="single" w:sz="2" w:space="0" w:color="808080"/>
@@ -1910,28 +1990,28 @@
         </w:tc>
         <w:tc>
           <w:tcPr>
-            <w:tcW w:w="8879" w:type="dxa"/>
-            <w:tcBorders>
-              <w:left w:val="single" w:sz="2" w:space="0" w:color="808080"/>
-              <w:bottom w:val="single" w:sz="2" w:space="0" w:color="808080"/>
-              <w:right w:val="single" w:sz="6" w:space="0" w:color="808080"/>
-            </w:tcBorders>
-            <w:vAlign w:val="center"/>
-          </w:tcPr>
-          <w:p>
-            <w:pPr>
-              <w:pStyle w:val="TableContents"/>
-              <w:bidi w:val="0"/>
-              <w:spacing w:before="0" w:after="283"/>
-              <w:ind w:hanging="0" w:left="0" w:right="0"/>
-              <w:jc w:val="left"/>
-              <w:rPr>
-                <w:rFonts w:ascii="Arial;Helvetica;sans-serif" w:hAnsi="Arial;Helvetica;sans-serif"/>
-              </w:rPr>
-            </w:pPr>
-            <w:r>
-              <w:rPr/>
-              <w:t>the planner sees 5 worked request→plan examples, including an out-of-scope one where no tools should run</w:t>
+            <w:tcW w:w="9441" w:type="dxa"/>
+            <w:tcBorders>
+              <w:left w:val="single" w:sz="2" w:space="0" w:color="808080"/>
+              <w:bottom w:val="single" w:sz="2" w:space="0" w:color="808080"/>
+              <w:right w:val="single" w:sz="6" w:space="0" w:color="808080"/>
+            </w:tcBorders>
+            <w:vAlign w:val="center"/>
+          </w:tcPr>
+          <w:p>
+            <w:pPr>
+              <w:pStyle w:val="TableContents"/>
+              <w:bidi w:val="0"/>
+              <w:spacing w:before="0" w:after="283"/>
+              <w:ind w:hanging="0" w:left="0" w:right="0"/>
+              <w:jc w:val="left"/>
+              <w:rPr>
+                <w:rFonts w:ascii="Arial;Helvetica;sans-serif" w:hAnsi="Arial;Helvetica;sans-serif"/>
+              </w:rPr>
+            </w:pPr>
+            <w:r>
+              <w:rPr/>
+              <w:t>the planner sees 4 worked request → plan examples, including an off-topic one where no tool should run</w:t>
             </w:r>
           </w:p>
         </w:tc>
@@ -1940,7 +2020,7 @@
         <w:trPr/>
         <w:tc>
           <w:tcPr>
-            <w:tcW w:w="2460" w:type="dxa"/>
+            <w:tcW w:w="1898" w:type="dxa"/>
             <w:tcBorders>
               <w:left w:val="single" w:sz="6" w:space="0" w:color="808080"/>
               <w:bottom w:val="single" w:sz="2" w:space="0" w:color="808080"/>
@@ -1967,28 +2047,28 @@
         </w:tc>
         <w:tc>
           <w:tcPr>
-            <w:tcW w:w="8879" w:type="dxa"/>
-            <w:tcBorders>
-              <w:left w:val="single" w:sz="2" w:space="0" w:color="808080"/>
-              <w:bottom w:val="single" w:sz="2" w:space="0" w:color="808080"/>
-              <w:right w:val="single" w:sz="6" w:space="0" w:color="808080"/>
-            </w:tcBorders>
-            <w:vAlign w:val="center"/>
-          </w:tcPr>
-          <w:p>
-            <w:pPr>
-              <w:pStyle w:val="TableContents"/>
-              <w:bidi w:val="0"/>
-              <w:spacing w:before="0" w:after="283"/>
-              <w:ind w:hanging="0" w:left="0" w:right="0"/>
-              <w:jc w:val="left"/>
-              <w:rPr>
-                <w:rFonts w:ascii="Arial;Helvetica;sans-serif" w:hAnsi="Arial;Helvetica;sans-serif"/>
-              </w:rPr>
-            </w:pPr>
-            <w:r>
-              <w:rPr/>
-              <w:t>every call requests JSON with an explicit schema; the API's JSON mode is enabled; Pydantic validates downstream</w:t>
+            <w:tcW w:w="9441" w:type="dxa"/>
+            <w:tcBorders>
+              <w:left w:val="single" w:sz="2" w:space="0" w:color="808080"/>
+              <w:bottom w:val="single" w:sz="2" w:space="0" w:color="808080"/>
+              <w:right w:val="single" w:sz="6" w:space="0" w:color="808080"/>
+            </w:tcBorders>
+            <w:vAlign w:val="center"/>
+          </w:tcPr>
+          <w:p>
+            <w:pPr>
+              <w:pStyle w:val="TableContents"/>
+              <w:bidi w:val="0"/>
+              <w:spacing w:before="0" w:after="283"/>
+              <w:ind w:hanging="0" w:left="0" w:right="0"/>
+              <w:jc w:val="left"/>
+              <w:rPr>
+                <w:rFonts w:ascii="Arial;Helvetica;sans-serif" w:hAnsi="Arial;Helvetica;sans-serif"/>
+              </w:rPr>
+            </w:pPr>
+            <w:r>
+              <w:rPr/>
+              <w:t>every call uses the API's JSON mode with an explicit set of keys</w:t>
             </w:r>
           </w:p>
         </w:tc>
@@ -1997,7 +2077,7 @@
         <w:trPr/>
         <w:tc>
           <w:tcPr>
-            <w:tcW w:w="2460" w:type="dxa"/>
+            <w:tcW w:w="1898" w:type="dxa"/>
             <w:tcBorders>
               <w:left w:val="single" w:sz="6" w:space="0" w:color="808080"/>
               <w:bottom w:val="single" w:sz="2" w:space="0" w:color="808080"/>
@@ -2018,32 +2098,32 @@
             </w:pPr>
             <w:r>
               <w:rPr/>
-              <w:t>Reason-then-answer</w:t>
-            </w:r>
-          </w:p>
-        </w:tc>
-        <w:tc>
-          <w:tcPr>
-            <w:tcW w:w="8879" w:type="dxa"/>
-            <w:tcBorders>
-              <w:left w:val="single" w:sz="2" w:space="0" w:color="808080"/>
-              <w:bottom w:val="single" w:sz="2" w:space="0" w:color="808080"/>
-              <w:right w:val="single" w:sz="6" w:space="0" w:color="808080"/>
-            </w:tcBorders>
-            <w:vAlign w:val="center"/>
-          </w:tcPr>
-          <w:p>
-            <w:pPr>
-              <w:pStyle w:val="TableContents"/>
-              <w:bidi w:val="0"/>
-              <w:spacing w:before="0" w:after="283"/>
-              <w:ind w:hanging="0" w:left="0" w:right="0"/>
-              <w:jc w:val="left"/>
-              <w:rPr/>
-            </w:pPr>
-            <w:r>
-              <w:rPr/>
-              <w:t xml:space="preserve">plans and verdicts contain a </w:t>
+              <w:t>Reasoning first</w:t>
+            </w:r>
+          </w:p>
+        </w:tc>
+        <w:tc>
+          <w:tcPr>
+            <w:tcW w:w="9441" w:type="dxa"/>
+            <w:tcBorders>
+              <w:left w:val="single" w:sz="2" w:space="0" w:color="808080"/>
+              <w:bottom w:val="single" w:sz="2" w:space="0" w:color="808080"/>
+              <w:right w:val="single" w:sz="6" w:space="0" w:color="808080"/>
+            </w:tcBorders>
+            <w:vAlign w:val="center"/>
+          </w:tcPr>
+          <w:p>
+            <w:pPr>
+              <w:pStyle w:val="TableContents"/>
+              <w:bidi w:val="0"/>
+              <w:spacing w:before="0" w:after="283"/>
+              <w:ind w:hanging="0" w:left="0" w:right="0"/>
+              <w:jc w:val="left"/>
+              <w:rPr/>
+            </w:pPr>
+            <w:r>
+              <w:rPr/>
+              <w:t xml:space="preserve">plans and fact-checks write a </w:t>
             </w:r>
             <w:r>
               <w:rPr>
@@ -2053,7 +2133,7 @@
             </w:r>
             <w:r>
               <w:rPr/>
-              <w:t xml:space="preserve"> field written before the decision (compact chain-of-thought), which is also shown to the user</w:t>
+              <w:t xml:space="preserve"> field before deciding; it is shown in the Trace tab</w:t>
             </w:r>
           </w:p>
         </w:tc>
@@ -2062,7 +2142,7 @@
         <w:trPr/>
         <w:tc>
           <w:tcPr>
-            <w:tcW w:w="2460" w:type="dxa"/>
+            <w:tcW w:w="1898" w:type="dxa"/>
             <w:tcBorders>
               <w:left w:val="single" w:sz="6" w:space="0" w:color="808080"/>
               <w:bottom w:val="single" w:sz="2" w:space="0" w:color="808080"/>
@@ -2083,42 +2163,42 @@
             </w:pPr>
             <w:r>
               <w:rPr/>
-              <w:t>Delimited untrusted context</w:t>
-            </w:r>
-          </w:p>
-        </w:tc>
-        <w:tc>
-          <w:tcPr>
-            <w:tcW w:w="8879" w:type="dxa"/>
-            <w:tcBorders>
-              <w:left w:val="single" w:sz="2" w:space="0" w:color="808080"/>
-              <w:bottom w:val="single" w:sz="2" w:space="0" w:color="808080"/>
-              <w:right w:val="single" w:sz="6" w:space="0" w:color="808080"/>
-            </w:tcBorders>
-            <w:vAlign w:val="center"/>
-          </w:tcPr>
-          <w:p>
-            <w:pPr>
-              <w:pStyle w:val="TableContents"/>
-              <w:bidi w:val="0"/>
-              <w:spacing w:before="0" w:after="283"/>
-              <w:ind w:hanging="0" w:left="0" w:right="0"/>
-              <w:jc w:val="left"/>
-              <w:rPr/>
-            </w:pPr>
-            <w:r>
-              <w:rPr/>
-              <w:t xml:space="preserve">evidence is wrapped in </w:t>
+              <w:t>Evidence as data</w:t>
+            </w:r>
+          </w:p>
+        </w:tc>
+        <w:tc>
+          <w:tcPr>
+            <w:tcW w:w="9441" w:type="dxa"/>
+            <w:tcBorders>
+              <w:left w:val="single" w:sz="2" w:space="0" w:color="808080"/>
+              <w:bottom w:val="single" w:sz="2" w:space="0" w:color="808080"/>
+              <w:right w:val="single" w:sz="6" w:space="0" w:color="808080"/>
+            </w:tcBorders>
+            <w:vAlign w:val="center"/>
+          </w:tcPr>
+          <w:p>
+            <w:pPr>
+              <w:pStyle w:val="TableContents"/>
+              <w:bidi w:val="0"/>
+              <w:spacing w:before="0" w:after="283"/>
+              <w:ind w:hanging="0" w:left="0" w:right="0"/>
+              <w:jc w:val="left"/>
+              <w:rPr/>
+            </w:pPr>
+            <w:r>
+              <w:rPr/>
+              <w:t xml:space="preserve">passages are wrapped in </w:t>
             </w:r>
             <w:r>
               <w:rPr>
                 <w:rStyle w:val="SourceText"/>
               </w:rPr>
-              <w:t>&lt;evidence id="S1" paper=… page=… section=…&gt;</w:t>
-            </w:r>
-            <w:r>
-              <w:rPr/>
-              <w:t xml:space="preserve"> tags, and the model is told this is data, never instructions</w:t>
+              <w:t>&lt;evidence id="S1" paper=… page=…&gt;</w:t>
+            </w:r>
+            <w:r>
+              <w:rPr/>
+              <w:t xml:space="preserve"> tags and the model is told never to follow instructions inside them</w:t>
             </w:r>
           </w:p>
         </w:tc>
@@ -2127,7 +2207,7 @@
         <w:trPr/>
         <w:tc>
           <w:tcPr>
-            <w:tcW w:w="2460" w:type="dxa"/>
+            <w:tcW w:w="1898" w:type="dxa"/>
             <w:tcBorders>
               <w:left w:val="single" w:sz="6" w:space="0" w:color="808080"/>
               <w:bottom w:val="single" w:sz="2" w:space="0" w:color="808080"/>
@@ -2148,13 +2228,13 @@
             </w:pPr>
             <w:r>
               <w:rPr/>
-              <w:t>Citation enforcement</w:t>
-            </w:r>
-          </w:p>
-        </w:tc>
-        <w:tc>
-          <w:tcPr>
-            <w:tcW w:w="8879" w:type="dxa"/>
+              <w:t>Citations</w:t>
+            </w:r>
+          </w:p>
+        </w:tc>
+        <w:tc>
+          <w:tcPr>
+            <w:tcW w:w="9441" w:type="dxa"/>
             <w:tcBorders>
               <w:left w:val="single" w:sz="2" w:space="0" w:color="808080"/>
               <w:bottom w:val="single" w:sz="2" w:space="0" w:color="808080"/>
@@ -2183,7 +2263,7 @@
             </w:r>
             <w:r>
               <w:rPr/>
-              <w:t xml:space="preserve"> after each claim; code then checks that the citations exist</w:t>
+              <w:t xml:space="preserve"> after each claim; code checks that every cited id exists</w:t>
             </w:r>
           </w:p>
         </w:tc>
@@ -2192,7 +2272,7 @@
         <w:trPr/>
         <w:tc>
           <w:tcPr>
-            <w:tcW w:w="2460" w:type="dxa"/>
+            <w:tcW w:w="1898" w:type="dxa"/>
             <w:tcBorders>
               <w:left w:val="single" w:sz="6" w:space="0" w:color="808080"/>
               <w:bottom w:val="single" w:sz="2" w:space="0" w:color="808080"/>
@@ -2213,34 +2293,34 @@
             </w:pPr>
             <w:r>
               <w:rPr/>
-              <w:t>Explicit fallback string</w:t>
-            </w:r>
-          </w:p>
-        </w:tc>
-        <w:tc>
-          <w:tcPr>
-            <w:tcW w:w="8879" w:type="dxa"/>
-            <w:tcBorders>
-              <w:left w:val="single" w:sz="2" w:space="0" w:color="808080"/>
-              <w:bottom w:val="single" w:sz="2" w:space="0" w:color="808080"/>
-              <w:right w:val="single" w:sz="6" w:space="0" w:color="808080"/>
-            </w:tcBorders>
-            <w:vAlign w:val="center"/>
-          </w:tcPr>
-          <w:p>
-            <w:pPr>
-              <w:pStyle w:val="TableContents"/>
-              <w:bidi w:val="0"/>
-              <w:spacing w:before="0" w:after="283"/>
-              <w:ind w:hanging="0" w:left="0" w:right="0"/>
-              <w:jc w:val="left"/>
-              <w:rPr>
-                <w:rFonts w:ascii="Arial;Helvetica;sans-serif" w:hAnsi="Arial;Helvetica;sans-serif"/>
-              </w:rPr>
-            </w:pPr>
-            <w:r>
-              <w:rPr/>
-              <w:t>missing fields must read exactly "Not explicitly reported in the provided paper."</w:t>
+              <w:t>Fixed "not found" text</w:t>
+            </w:r>
+          </w:p>
+        </w:tc>
+        <w:tc>
+          <w:tcPr>
+            <w:tcW w:w="9441" w:type="dxa"/>
+            <w:tcBorders>
+              <w:left w:val="single" w:sz="2" w:space="0" w:color="808080"/>
+              <w:bottom w:val="single" w:sz="2" w:space="0" w:color="808080"/>
+              <w:right w:val="single" w:sz="6" w:space="0" w:color="808080"/>
+            </w:tcBorders>
+            <w:vAlign w:val="center"/>
+          </w:tcPr>
+          <w:p>
+            <w:pPr>
+              <w:pStyle w:val="TableContents"/>
+              <w:bidi w:val="0"/>
+              <w:spacing w:before="0" w:after="283"/>
+              <w:ind w:hanging="0" w:left="0" w:right="0"/>
+              <w:jc w:val="left"/>
+              <w:rPr>
+                <w:rFonts w:ascii="Arial;Helvetica;sans-serif" w:hAnsi="Arial;Helvetica;sans-serif"/>
+              </w:rPr>
+            </w:pPr>
+            <w:r>
+              <w:rPr/>
+              <w:t>missing information must be written exactly as "Not explicitly reported in the paper."</w:t>
             </w:r>
           </w:p>
         </w:tc>
@@ -2249,7 +2329,7 @@
         <w:trPr/>
         <w:tc>
           <w:tcPr>
-            <w:tcW w:w="2460" w:type="dxa"/>
+            <w:tcW w:w="1898" w:type="dxa"/>
             <w:tcBorders>
               <w:left w:val="single" w:sz="6" w:space="0" w:color="808080"/>
               <w:bottom w:val="single" w:sz="2" w:space="0" w:color="808080"/>
@@ -2276,28 +2356,28 @@
         </w:tc>
         <w:tc>
           <w:tcPr>
-            <w:tcW w:w="8879" w:type="dxa"/>
-            <w:tcBorders>
-              <w:left w:val="single" w:sz="2" w:space="0" w:color="808080"/>
-              <w:bottom w:val="single" w:sz="2" w:space="0" w:color="808080"/>
-              <w:right w:val="single" w:sz="6" w:space="0" w:color="808080"/>
-            </w:tcBorders>
-            <w:vAlign w:val="center"/>
-          </w:tcPr>
-          <w:p>
-            <w:pPr>
-              <w:pStyle w:val="TableContents"/>
-              <w:bidi w:val="0"/>
-              <w:spacing w:before="0" w:after="283"/>
-              <w:ind w:hanging="0" w:left="0" w:right="0"/>
-              <w:jc w:val="left"/>
-              <w:rPr>
-                <w:rFonts w:ascii="Arial;Helvetica;sans-serif" w:hAnsi="Arial;Helvetica;sans-serif"/>
-              </w:rPr>
-            </w:pPr>
-            <w:r>
-              <w:rPr/>
-              <w:t>a separate verifier prompt (temperature 0) audits claims against evidence</w:t>
+            <w:tcW w:w="9441" w:type="dxa"/>
+            <w:tcBorders>
+              <w:left w:val="single" w:sz="2" w:space="0" w:color="808080"/>
+              <w:bottom w:val="single" w:sz="2" w:space="0" w:color="808080"/>
+              <w:right w:val="single" w:sz="6" w:space="0" w:color="808080"/>
+            </w:tcBorders>
+            <w:vAlign w:val="center"/>
+          </w:tcPr>
+          <w:p>
+            <w:pPr>
+              <w:pStyle w:val="TableContents"/>
+              <w:bidi w:val="0"/>
+              <w:spacing w:before="0" w:after="283"/>
+              <w:ind w:hanging="0" w:left="0" w:right="0"/>
+              <w:jc w:val="left"/>
+              <w:rPr>
+                <w:rFonts w:ascii="Arial;Helvetica;sans-serif" w:hAnsi="Arial;Helvetica;sans-serif"/>
+              </w:rPr>
+            </w:pPr>
+            <w:r>
+              <w:rPr/>
+              <w:t>a separate fact-checker prompt (temperature 0) reviews each answer</w:t>
             </w:r>
           </w:p>
         </w:tc>
@@ -2306,7 +2386,7 @@
         <w:trPr/>
         <w:tc>
           <w:tcPr>
-            <w:tcW w:w="2460" w:type="dxa"/>
+            <w:tcW w:w="1898" w:type="dxa"/>
             <w:tcBorders>
               <w:left w:val="single" w:sz="6" w:space="0" w:color="808080"/>
               <w:bottom w:val="single" w:sz="2" w:space="0" w:color="808080"/>
@@ -2333,28 +2413,28 @@
         </w:tc>
         <w:tc>
           <w:tcPr>
-            <w:tcW w:w="8879" w:type="dxa"/>
-            <w:tcBorders>
-              <w:left w:val="single" w:sz="2" w:space="0" w:color="808080"/>
-              <w:bottom w:val="single" w:sz="2" w:space="0" w:color="808080"/>
-              <w:right w:val="single" w:sz="6" w:space="0" w:color="808080"/>
-            </w:tcBorders>
-            <w:vAlign w:val="center"/>
-          </w:tcPr>
-          <w:p>
-            <w:pPr>
-              <w:pStyle w:val="TableContents"/>
-              <w:bidi w:val="0"/>
-              <w:spacing w:before="0" w:after="283"/>
-              <w:ind w:hanging="0" w:left="0" w:right="0"/>
-              <w:jc w:val="left"/>
-              <w:rPr>
-                <w:rFonts w:ascii="Arial;Helvetica;sans-serif" w:hAnsi="Arial;Helvetica;sans-serif"/>
-              </w:rPr>
-            </w:pPr>
-            <w:r>
-              <w:rPr/>
-              <w:t>weak retrieval triggers a prompt that generates 3 alternative queries in research vocabulary</w:t>
+            <w:tcW w:w="9441" w:type="dxa"/>
+            <w:tcBorders>
+              <w:left w:val="single" w:sz="2" w:space="0" w:color="808080"/>
+              <w:bottom w:val="single" w:sz="2" w:space="0" w:color="808080"/>
+              <w:right w:val="single" w:sz="6" w:space="0" w:color="808080"/>
+            </w:tcBorders>
+            <w:vAlign w:val="center"/>
+          </w:tcPr>
+          <w:p>
+            <w:pPr>
+              <w:pStyle w:val="TableContents"/>
+              <w:bidi w:val="0"/>
+              <w:spacing w:before="0" w:after="283"/>
+              <w:ind w:hanging="0" w:left="0" w:right="0"/>
+              <w:jc w:val="left"/>
+              <w:rPr>
+                <w:rFonts w:ascii="Arial;Helvetica;sans-serif" w:hAnsi="Arial;Helvetica;sans-serif"/>
+              </w:rPr>
+            </w:pPr>
+            <w:r>
+              <w:rPr/>
+              <w:t>weak or incomplete results trigger a prompt that rephrases the question in research-paper wording</w:t>
             </w:r>
           </w:p>
         </w:tc>
@@ -2363,7 +2443,7 @@
         <w:trPr/>
         <w:tc>
           <w:tcPr>
-            <w:tcW w:w="2460" w:type="dxa"/>
+            <w:tcW w:w="1898" w:type="dxa"/>
             <w:tcBorders>
               <w:left w:val="single" w:sz="6" w:space="0" w:color="808080"/>
               <w:bottom w:val="single" w:sz="2" w:space="0" w:color="808080"/>
@@ -2384,34 +2464,34 @@
             </w:pPr>
             <w:r>
               <w:rPr/>
-              <w:t>Per-task temperature</w:t>
-            </w:r>
-          </w:p>
-        </w:tc>
-        <w:tc>
-          <w:tcPr>
-            <w:tcW w:w="8879" w:type="dxa"/>
-            <w:tcBorders>
-              <w:left w:val="single" w:sz="2" w:space="0" w:color="808080"/>
-              <w:bottom w:val="single" w:sz="2" w:space="0" w:color="808080"/>
-              <w:right w:val="single" w:sz="6" w:space="0" w:color="808080"/>
-            </w:tcBorders>
-            <w:vAlign w:val="center"/>
-          </w:tcPr>
-          <w:p>
-            <w:pPr>
-              <w:pStyle w:val="TableContents"/>
-              <w:bidi w:val="0"/>
-              <w:spacing w:before="0" w:after="283"/>
-              <w:ind w:hanging="0" w:left="0" w:right="0"/>
-              <w:jc w:val="left"/>
-              <w:rPr>
-                <w:rFonts w:ascii="Arial;Helvetica;sans-serif" w:hAnsi="Arial;Helvetica;sans-serif"/>
-              </w:rPr>
-            </w:pPr>
-            <w:r>
-              <w:rPr/>
-              <w:t>0.0 for planning, metadata and verification; 0.1 for extraction; 0.2 for answers and comparison; 0.4 for gap ideas</w:t>
+              <w:t>Temperature per task</w:t>
+            </w:r>
+          </w:p>
+        </w:tc>
+        <w:tc>
+          <w:tcPr>
+            <w:tcW w:w="9441" w:type="dxa"/>
+            <w:tcBorders>
+              <w:left w:val="single" w:sz="2" w:space="0" w:color="808080"/>
+              <w:bottom w:val="single" w:sz="2" w:space="0" w:color="808080"/>
+              <w:right w:val="single" w:sz="6" w:space="0" w:color="808080"/>
+            </w:tcBorders>
+            <w:vAlign w:val="center"/>
+          </w:tcPr>
+          <w:p>
+            <w:pPr>
+              <w:pStyle w:val="TableContents"/>
+              <w:bidi w:val="0"/>
+              <w:spacing w:before="0" w:after="283"/>
+              <w:ind w:hanging="0" w:left="0" w:right="0"/>
+              <w:jc w:val="left"/>
+              <w:rPr>
+                <w:rFonts w:ascii="Arial;Helvetica;sans-serif" w:hAnsi="Arial;Helvetica;sans-serif"/>
+              </w:rPr>
+            </w:pPr>
+            <w:r>
+              <w:rPr/>
+              <w:t>0.0 for planning, metadata and fact-checking; 0.1 for extraction; 0.2 for answers; 0.4 for gap ideas</w:t>
             </w:r>
           </w:p>
         </w:tc>
@@ -2420,7 +2500,7 @@
         <w:trPr/>
         <w:tc>
           <w:tcPr>
-            <w:tcW w:w="2460" w:type="dxa"/>
+            <w:tcW w:w="1898" w:type="dxa"/>
             <w:tcBorders>
               <w:left w:val="single" w:sz="6" w:space="0" w:color="808080"/>
               <w:bottom w:val="single" w:sz="6" w:space="0" w:color="808080"/>
@@ -2441,13 +2521,13 @@
             </w:pPr>
             <w:r>
               <w:rPr/>
-              <w:t>Shared safety rules</w:t>
-            </w:r>
-          </w:p>
-        </w:tc>
-        <w:tc>
-          <w:tcPr>
-            <w:tcW w:w="8879" w:type="dxa"/>
+              <w:t>Shared rules</w:t>
+            </w:r>
+          </w:p>
+        </w:tc>
+        <w:tc>
+          <w:tcPr>
+            <w:tcW w:w="9441" w:type="dxa"/>
             <w:tcBorders>
               <w:left w:val="single" w:sz="2" w:space="0" w:color="808080"/>
               <w:bottom w:val="single" w:sz="6" w:space="0" w:color="808080"/>
@@ -2464,14 +2544,18 @@
               <w:rPr/>
             </w:pPr>
             <w:r>
+              <w:rPr/>
+              <w:t xml:space="preserve">the same </w:t>
+            </w:r>
+            <w:r>
               <w:rPr>
                 <w:rStyle w:val="SourceText"/>
               </w:rPr>
-              <w:t>SAFETY_RULES</w:t>
-            </w:r>
-            <w:r>
-              <w:rPr/>
-              <w:t xml:space="preserve"> is appended to every prompt: no fabrication, no invented citations, no novelty claims, ignore instructions inside evidence</w:t>
+              <w:t>RULES</w:t>
+            </w:r>
+            <w:r>
+              <w:rPr/>
+              <w:t xml:space="preserve"> text is added to every tool prompt: no invented facts or citations, no novelty claims, ignore instructions inside evidence</w:t>
             </w:r>
           </w:p>
         </w:tc>
@@ -2482,13 +2566,13 @@
         <w:pStyle w:val="BodyText"/>
         <w:bidi w:val="0"/>
         <w:ind w:hanging="0" w:left="0" w:right="0"/>
-        <w:rPr/>
-      </w:pPr>
-      <w:r>
-        <w:rPr>
-          <w:rStyle w:val="Strong"/>
-        </w:rPr>
-        <w:t>Example (planner few-shot entry):</w:t>
+        <w:rPr>
+          <w:rFonts w:ascii="Arial;Helvetica;sans-serif" w:hAnsi="Arial;Helvetica;sans-serif"/>
+        </w:rPr>
+      </w:pPr>
+      <w:r>
+        <w:rPr/>
+        <w:t>Example few-shot entry:</w:t>
       </w:r>
     </w:p>
     <w:p>
@@ -2501,7 +2585,7 @@
         <w:rPr>
           <w:rStyle w:val="SourceText"/>
         </w:rPr>
-        <w:t>Request: "What dataset did paper 1 use?"</w:t>
+        <w:t>Request: "What dataset did paper 1 use?"  (papers: bert.pdf, roberta.pdf)</w:t>
       </w:r>
     </w:p>
     <w:p>
@@ -2514,81 +2598,54 @@
         <w:rPr>
           <w:rStyle w:val="SourceText"/>
         </w:rPr>
-        <w:t>Plan: {"reasoning": "Narrow factual question about one paper's dataset; retrieval plus a cited</w:t>
+        <w:t>{"reasoning": "Narrow factual question about one paper: a search and a cited answer are enough.",</w:t>
       </w:r>
     </w:p>
     <w:p>
       <w:pPr>
         <w:pStyle w:val="PreformattedText"/>
         <w:bidi w:val="0"/>
+        <w:spacing w:before="0" w:after="283"/>
         <w:rPr/>
       </w:pPr>
       <w:r>
         <w:rPr>
           <w:rStyle w:val="SourceText"/>
         </w:rPr>
-        <w:t xml:space="preserve">       </w:t>
+        <w:t xml:space="preserve"> </w:t>
       </w:r>
       <w:r>
         <w:rPr>
           <w:rStyle w:val="SourceText"/>
         </w:rPr>
-        <w:t>answer is enough. No comparison or gaps were requested.",</w:t>
-      </w:r>
-    </w:p>
-    <w:p>
-      <w:pPr>
-        <w:pStyle w:val="PreformattedText"/>
-        <w:bidi w:val="0"/>
-        <w:rPr/>
-      </w:pPr>
+        <w:t>"in_scope": true, "papers": ["bert.pdf"], "steps": ["rag_retrieval", "answer_question"]}</w:t>
+      </w:r>
+    </w:p>
+    <w:p>
+      <w:pPr>
+        <w:pStyle w:val="Heading2"/>
+        <w:bidi w:val="0"/>
+        <w:ind w:hanging="0" w:left="0" w:right="0"/>
+        <w:rPr/>
+      </w:pPr>
+      <w:r>
+        <w:rPr>
+          <w:rFonts w:ascii="Arial;Helvetica;sans-serif" w:hAnsi="Arial;Helvetica;sans-serif"/>
+        </w:rPr>
+        <w:t>6. RAG Implementation (</w:t>
+      </w:r>
       <w:r>
         <w:rPr>
           <w:rStyle w:val="SourceText"/>
-        </w:rPr>
-        <w:t xml:space="preserve">       </w:t>
-      </w:r>
-      <w:r>
-        <w:rPr>
-          <w:rStyle w:val="SourceText"/>
-        </w:rPr>
-        <w:t>"in_scope": true, "intent": "factual_question", "target_papers": ["bert.pdf"],</w:t>
-      </w:r>
-    </w:p>
-    <w:p>
-      <w:pPr>
-        <w:pStyle w:val="PreformattedText"/>
-        <w:bidi w:val="0"/>
-        <w:spacing w:before="0" w:after="283"/>
-        <w:rPr/>
-      </w:pPr>
-      <w:r>
-        <w:rPr>
-          <w:rStyle w:val="SourceText"/>
-        </w:rPr>
-        <w:t xml:space="preserve">       </w:t>
-      </w:r>
-      <w:r>
-        <w:rPr>
-          <w:rStyle w:val="SourceText"/>
-        </w:rPr>
-        <w:t>"steps": [{"tool": "rag_retrieval", ...}, {"tool": "answer_question", ...}]}</w:t>
-      </w:r>
-    </w:p>
-    <w:p>
-      <w:pPr>
-        <w:pStyle w:val="Heading2"/>
-        <w:bidi w:val="0"/>
-        <w:ind w:hanging="0" w:left="0" w:right="0"/>
-        <w:rPr>
           <w:rFonts w:ascii="Arial;Helvetica;sans-serif" w:hAnsi="Arial;Helvetica;sans-serif"/>
         </w:rPr>
-      </w:pPr>
+        <w:t>rag.py</w:t>
+      </w:r>
       <w:r>
         <w:rPr>
           <w:rFonts w:ascii="Arial;Helvetica;sans-serif" w:hAnsi="Arial;Helvetica;sans-serif"/>
         </w:rPr>
-        <w:t>6. RAG Implementation</w:t>
+        <w:t>)</w:t>
       </w:r>
     </w:p>
     <w:p>
@@ -2611,31 +2668,21 @@
         <w:rPr>
           <w:rStyle w:val="Strong"/>
         </w:rPr>
-        <w:t>Extraction</w:t>
-      </w:r>
-      <w:r>
-        <w:rPr/>
-        <w:t xml:space="preserve"> (</w:t>
-      </w:r>
-      <w:r>
-        <w:rPr>
-          <w:rStyle w:val="SourceText"/>
-        </w:rPr>
-        <w:t>rag/pdf_extractor.py</w:t>
-      </w:r>
-      <w:r>
-        <w:rPr/>
-        <w:t xml:space="preserve">): uses pdfplumber with a tighter word tolerance and </w:t>
+        <w:t>Reading</w:t>
+      </w:r>
+      <w:r>
+        <w:rPr/>
+        <w:t xml:space="preserve">: pdfplumber with </w:t>
       </w:r>
       <w:r>
         <w:rPr>
           <w:rStyle w:val="Strong"/>
         </w:rPr>
-        <w:t>two-column layout detection</w:t>
-      </w:r>
-      <w:r>
-        <w:rPr/>
-        <w:t>. If almost no words cross the vertical midline, the page is cropped into halves. Ligatures and hyphenation are repaired, and documents are capped at 80 pages. On real two-column papers this fixed text where words were merged and lines interleaved across columns. It also raised the number of detected sections, for example from 3 to 6 on the CRAG paper.</w:t>
+        <w:t>two-column detection</w:t>
+      </w:r>
+      <w:r>
+        <w:rPr/>
+        <w:t>. When almost no words cross the middle of the page, the title block is read first and then each column separately. Ligatures and words broken across lines are repaired; papers are capped at 80 pages.</w:t>
       </w:r>
       <w:r>
         <w:rPr/>
@@ -2666,27 +2713,17 @@
       </w:r>
       <w:r>
         <w:rPr/>
-        <w:t xml:space="preserve"> (</w:t>
-      </w:r>
-      <w:r>
-        <w:rPr>
-          <w:rStyle w:val="SourceText"/>
-        </w:rPr>
-        <w:t>rag/chunker.py</w:t>
-      </w:r>
-      <w:r>
-        <w:rPr/>
-        <w:t xml:space="preserve">): chunks are packed from whole sentences up to 900 characters with about 150 characters of sentence-level overlap. Section headings (Abstract, Method, Results, Limitations, …) are detected and stored on each chunk. The </w:t>
+        <w:t xml:space="preserve">: whole sentences are packed into chunks of up to 900 characters, and the last sentence(s) repeat in the next chunk so ideas are not cut. Section headings (Abstract, Method, Results, Limitations, …) are detected and stored on each chunk, and the </w:t>
       </w:r>
       <w:r>
         <w:rPr>
           <w:rStyle w:val="Strong"/>
         </w:rPr>
-        <w:t>References section is excluded</w:t>
-      </w:r>
-      <w:r>
-        <w:rPr/>
-        <w:t xml:space="preserve"> from the index, and every chunk is scanned for prompt injection.</w:t>
+        <w:t>References section is skipped</w:t>
+      </w:r>
+      <w:r>
+        <w:rPr/>
+        <w:t>.</w:t>
       </w:r>
       <w:r>
         <w:rPr/>
@@ -2717,37 +2754,17 @@
       </w:r>
       <w:r>
         <w:rPr/>
-        <w:t xml:space="preserve"> (</w:t>
+        <w:t xml:space="preserve">: local </w:t>
       </w:r>
       <w:r>
         <w:rPr>
           <w:rStyle w:val="SourceText"/>
         </w:rPr>
-        <w:t>rag/vector_store.py</w:t>
-      </w:r>
-      <w:r>
-        <w:rPr/>
-        <w:t xml:space="preserve">): local </w:t>
-      </w:r>
-      <w:r>
-        <w:rPr>
-          <w:rStyle w:val="SourceText"/>
-        </w:rPr>
         <w:t>all-MiniLM-L6-v2</w:t>
       </w:r>
       <w:r>
         <w:rPr/>
-        <w:t xml:space="preserve"> embeddings (384-d, normalised) go into FAISS </w:t>
-      </w:r>
-      <w:r>
-        <w:rPr>
-          <w:rStyle w:val="SourceText"/>
-        </w:rPr>
-        <w:t>IndexFlatIP</w:t>
-      </w:r>
-      <w:r>
-        <w:rPr/>
-        <w:t xml:space="preserve">, which gives cosine similarity, alongside a dependency-free </w:t>
+        <w:t xml:space="preserve"> embeddings (384 numbers per chunk) in a FAISS index, plus a small built-in </w:t>
       </w:r>
       <w:r>
         <w:rPr>
@@ -2757,17 +2774,7 @@
       </w:r>
       <w:r>
         <w:rPr/>
-        <w:t xml:space="preserve"> keyword index (</w:t>
-      </w:r>
-      <w:r>
-        <w:rPr>
-          <w:rStyle w:val="SourceText"/>
-        </w:rPr>
-        <w:t>rag/bm25.py</w:t>
-      </w:r>
-      <w:r>
-        <w:rPr/>
-        <w:t>).</w:t>
+        <w:t xml:space="preserve"> keyword index.</w:t>
       </w:r>
       <w:r>
         <w:rPr/>
@@ -2794,11 +2801,11 @@
         <w:rPr>
           <w:rStyle w:val="Strong"/>
         </w:rPr>
-        <w:t>Hybrid retrieval</w:t>
-      </w:r>
-      <w:r>
-        <w:rPr/>
-        <w:t xml:space="preserve">: dense and BM25 rankings are merged with </w:t>
+        <w:t>Hybrid search</w:t>
+      </w:r>
+      <w:r>
+        <w:rPr/>
+        <w:t xml:space="preserve">: the two rankings are merged with </w:t>
       </w:r>
       <w:r>
         <w:rPr>
@@ -2808,7 +2815,7 @@
       </w:r>
       <w:r>
         <w:rPr/>
-        <w:t>, score = Σ 1/(60 + rank). Dense search handles paraphrases; BM25 catches exact names such as "PopQA" and "MIMIC-III".</w:t>
+        <w:t xml:space="preserve"> (score = 1/(60 + rank)). Embeddings handle paraphrases; BM25 catches exact names such as "PopQA" or "MIMIC-III".</w:t>
       </w:r>
       <w:r>
         <w:rPr/>
@@ -2839,7 +2846,7 @@
       </w:r>
       <w:r>
         <w:rPr/>
-        <w:t>: passages below cosine 0.28 are never used as evidence. We calibrated this on the sample papers: off-topic questions score 0.08–0.21 and on-topic ones 0.43–0.71. An integration test with the real model checks this calibration.</w:t>
+        <w:t>: passages below cosine 0.28 are never used as evidence (off-topic questions scored 0.08-0.21 on the sample papers, on-topic ones 0.43-0.71).</w:t>
       </w:r>
       <w:r>
         <w:rPr/>
@@ -2866,11 +2873,11 @@
         <w:rPr>
           <w:rStyle w:val="Strong"/>
         </w:rPr>
-        <w:t>Per-paper coverage</w:t>
-      </w:r>
-      <w:r>
-        <w:rPr/>
-        <w:t>: multi-paper questions also retrieve the top passages from each paper separately, so no paper is left out of the evidence.</w:t>
+        <w:t>Every paper gets a say</w:t>
+      </w:r>
+      <w:r>
+        <w:rPr/>
+        <w:t>: questions about several papers also take the top passages from each paper.</w:t>
       </w:r>
       <w:r>
         <w:rPr/>
@@ -2896,7 +2903,7 @@
         <w:rPr>
           <w:rStyle w:val="Strong"/>
         </w:rPr>
-        <w:t>Targeted multi-query extraction</w:t>
+        <w:t>Field-by-field extraction</w:t>
       </w:r>
       <w:r>
         <w:rPr/>
@@ -2906,11 +2913,11 @@
         <w:rPr>
           <w:rStyle w:val="SourceText"/>
         </w:rPr>
-        <w:t>analyze_papers</w:t>
-      </w:r>
-      <w:r>
-        <w:rPr/>
-        <w:t xml:space="preserve"> runs 8 field-specific queries per paper, de-duplicates the evidence, and asks the LLM which evidence IDs support each field. These are mapped back to page and section ("p.6 (Experiments)").</w:t>
+        <w:t>analyze</w:t>
+      </w:r>
+      <w:r>
+        <w:rPr/>
+        <w:t xml:space="preserve"> runs one search per field (dataset, method, …) inside one paper and asks the LLM which passages support each field, so each field shows its page numbers.</w:t>
       </w:r>
       <w:r>
         <w:rPr/>
@@ -2947,9 +2954,9 @@
         </w:tblCellMar>
       </w:tblPr>
       <w:tblGrid>
-        <w:gridCol w:w="2494"/>
-        <w:gridCol w:w="1149"/>
-        <w:gridCol w:w="7696"/>
+        <w:gridCol w:w="2512"/>
+        <w:gridCol w:w="1173"/>
+        <w:gridCol w:w="7654"/>
       </w:tblGrid>
       <w:tr>
         <w:trPr>
@@ -2957,7 +2964,7 @@
         </w:trPr>
         <w:tc>
           <w:tcPr>
-            <w:tcW w:w="2494" w:type="dxa"/>
+            <w:tcW w:w="2512" w:type="dxa"/>
             <w:tcBorders>
               <w:top w:val="single" w:sz="6" w:space="0" w:color="808080"/>
               <w:left w:val="single" w:sz="6" w:space="0" w:color="808080"/>
@@ -2985,7 +2992,7 @@
         </w:tc>
         <w:tc>
           <w:tcPr>
-            <w:tcW w:w="1149" w:type="dxa"/>
+            <w:tcW w:w="1173" w:type="dxa"/>
             <w:tcBorders>
               <w:top w:val="single" w:sz="6" w:space="0" w:color="808080"/>
               <w:left w:val="single" w:sz="2" w:space="0" w:color="808080"/>
@@ -3013,7 +3020,7 @@
         </w:tc>
         <w:tc>
           <w:tcPr>
-            <w:tcW w:w="7696" w:type="dxa"/>
+            <w:tcW w:w="7654" w:type="dxa"/>
             <w:tcBorders>
               <w:top w:val="single" w:sz="6" w:space="0" w:color="808080"/>
               <w:left w:val="single" w:sz="2" w:space="0" w:color="808080"/>
@@ -3035,7 +3042,7 @@
             </w:pPr>
             <w:r>
               <w:rPr/>
-              <w:t>Integration details</w:t>
+              <w:t>Details</w:t>
             </w:r>
           </w:p>
         </w:tc>
@@ -3044,7 +3051,7 @@
         <w:trPr/>
         <w:tc>
           <w:tcPr>
-            <w:tcW w:w="2494" w:type="dxa"/>
+            <w:tcW w:w="2512" w:type="dxa"/>
             <w:tcBorders>
               <w:left w:val="single" w:sz="6" w:space="0" w:color="808080"/>
               <w:bottom w:val="single" w:sz="2" w:space="0" w:color="808080"/>
@@ -3065,13 +3072,13 @@
               <w:rPr>
                 <w:rStyle w:val="Strong"/>
               </w:rPr>
-              <w:t>Groq Chat Completions API</w:t>
-            </w:r>
-          </w:p>
-        </w:tc>
-        <w:tc>
-          <w:tcPr>
-            <w:tcW w:w="1149" w:type="dxa"/>
+              <w:t>Groq chat API</w:t>
+            </w:r>
+          </w:p>
+        </w:tc>
+        <w:tc>
+          <w:tcPr>
+            <w:tcW w:w="1173" w:type="dxa"/>
             <w:tcBorders>
               <w:left w:val="single" w:sz="2" w:space="0" w:color="808080"/>
               <w:bottom w:val="single" w:sz="2" w:space="0" w:color="808080"/>
@@ -3098,7 +3105,7 @@
         </w:tc>
         <w:tc>
           <w:tcPr>
-            <w:tcW w:w="7696" w:type="dxa"/>
+            <w:tcW w:w="7654" w:type="dxa"/>
             <w:tcBorders>
               <w:left w:val="single" w:sz="2" w:space="0" w:color="808080"/>
               <w:bottom w:val="single" w:sz="2" w:space="0" w:color="808080"/>
@@ -3119,31 +3126,31 @@
               <w:rPr>
                 <w:rStyle w:val="SourceText"/>
               </w:rPr>
-              <w:t>agent/llm_client.py</w:t>
-            </w:r>
-            <w:r>
-              <w:rPr/>
-              <w:t xml:space="preserve">: JSON mode, </w:t>
-            </w:r>
-            <w:r>
-              <w:rPr>
-                <w:rStyle w:val="Strong"/>
-              </w:rPr>
-              <w:t>exponential-backoff retries</w:t>
-            </w:r>
-            <w:r>
-              <w:rPr/>
-              <w:t xml:space="preserve"> on 429/5xx/timeouts, </w:t>
-            </w:r>
-            <w:r>
-              <w:rPr>
-                <w:rStyle w:val="Strong"/>
-              </w:rPr>
-              <w:t>automatic fallback model</w:t>
-            </w:r>
-            <w:r>
-              <w:rPr/>
-              <w:t>, fail-fast with a clear message on 401/403, thread-safe usage and latency accounting</w:t>
+              <w:t>agent.py: LLM</w:t>
+            </w:r>
+            <w:r>
+              <w:rPr/>
+              <w:t>. JSON mode, 45 s timeout, low reasoning effort. The free tier allows ~8k tokens/minute per model, so a rate-limited call moves to a second model (</w:t>
+            </w:r>
+            <w:r>
+              <w:rPr>
+                <w:rStyle w:val="SourceText"/>
+              </w:rPr>
+              <w:t>gpt-oss-20b</w:t>
+            </w:r>
+            <w:r>
+              <w:rPr/>
+              <w:t xml:space="preserve"> ↔ </w:t>
+            </w:r>
+            <w:r>
+              <w:rPr>
+                <w:rStyle w:val="SourceText"/>
+              </w:rPr>
+              <w:t>gpt-oss-120b</w:t>
+            </w:r>
+            <w:r>
+              <w:rPr/>
+              <w:t>) and only waits when both are busy</w:t>
             </w:r>
           </w:p>
         </w:tc>
@@ -3152,7 +3159,7 @@
         <w:trPr/>
         <w:tc>
           <w:tcPr>
-            <w:tcW w:w="2494" w:type="dxa"/>
+            <w:tcW w:w="2512" w:type="dxa"/>
             <w:tcBorders>
               <w:left w:val="single" w:sz="6" w:space="0" w:color="808080"/>
               <w:bottom w:val="single" w:sz="2" w:space="0" w:color="808080"/>
@@ -3173,69 +3180,65 @@
               <w:rPr>
                 <w:rStyle w:val="Strong"/>
               </w:rPr>
-              <w:t>arXiv API</w:t>
-            </w:r>
-            <w:r>
-              <w:rPr/>
-              <w:t xml:space="preserve"> (Atom XML)</w:t>
-            </w:r>
-          </w:p>
-        </w:tc>
-        <w:tc>
-          <w:tcPr>
-            <w:tcW w:w="1149" w:type="dxa"/>
-            <w:tcBorders>
-              <w:left w:val="single" w:sz="2" w:space="0" w:color="808080"/>
-              <w:bottom w:val="single" w:sz="2" w:space="0" w:color="808080"/>
-              <w:right w:val="single" w:sz="6" w:space="0" w:color="808080"/>
-            </w:tcBorders>
-            <w:vAlign w:val="center"/>
-          </w:tcPr>
-          <w:p>
-            <w:pPr>
-              <w:pStyle w:val="TableContents"/>
-              <w:bidi w:val="0"/>
-              <w:spacing w:before="0" w:after="283"/>
-              <w:ind w:hanging="0" w:left="0" w:right="0"/>
-              <w:jc w:val="left"/>
-              <w:rPr>
-                <w:rFonts w:ascii="Arial;Helvetica;sans-serif" w:hAnsi="Arial;Helvetica;sans-serif"/>
-              </w:rPr>
-            </w:pPr>
-            <w:r>
-              <w:rPr/>
-              <w:t>external, no key</w:t>
-            </w:r>
-          </w:p>
-        </w:tc>
-        <w:tc>
-          <w:tcPr>
-            <w:tcW w:w="7696" w:type="dxa"/>
-            <w:tcBorders>
-              <w:left w:val="single" w:sz="2" w:space="0" w:color="808080"/>
-              <w:bottom w:val="single" w:sz="2" w:space="0" w:color="808080"/>
-              <w:right w:val="single" w:sz="6" w:space="0" w:color="808080"/>
-            </w:tcBorders>
-            <w:vAlign w:val="center"/>
-          </w:tcPr>
-          <w:p>
-            <w:pPr>
-              <w:pStyle w:val="TableContents"/>
-              <w:bidi w:val="0"/>
-              <w:spacing w:before="0" w:after="283"/>
-              <w:ind w:hanging="0" w:left="0" w:right="0"/>
-              <w:jc w:val="left"/>
-              <w:rPr/>
-            </w:pPr>
-            <w:r>
-              <w:rPr>
-                <w:rStyle w:val="SourceText"/>
-              </w:rPr>
-              <w:t>tools/literature_search_tool.py</w:t>
-            </w:r>
-            <w:r>
-              <w:rPr/>
-              <w:t>: keyword query, XML parsing, timeouts, caching</w:t>
+              <w:t>Llama Prompt Guard 2</w:t>
+            </w:r>
+            <w:r>
+              <w:rPr/>
+              <w:t xml:space="preserve"> (Groq)</w:t>
+            </w:r>
+          </w:p>
+        </w:tc>
+        <w:tc>
+          <w:tcPr>
+            <w:tcW w:w="1173" w:type="dxa"/>
+            <w:tcBorders>
+              <w:left w:val="single" w:sz="2" w:space="0" w:color="808080"/>
+              <w:bottom w:val="single" w:sz="2" w:space="0" w:color="808080"/>
+              <w:right w:val="single" w:sz="6" w:space="0" w:color="808080"/>
+            </w:tcBorders>
+            <w:vAlign w:val="center"/>
+          </w:tcPr>
+          <w:p>
+            <w:pPr>
+              <w:pStyle w:val="TableContents"/>
+              <w:bidi w:val="0"/>
+              <w:spacing w:before="0" w:after="283"/>
+              <w:ind w:hanging="0" w:left="0" w:right="0"/>
+              <w:jc w:val="left"/>
+              <w:rPr>
+                <w:rFonts w:ascii="Arial;Helvetica;sans-serif" w:hAnsi="Arial;Helvetica;sans-serif"/>
+              </w:rPr>
+            </w:pPr>
+            <w:r>
+              <w:rPr/>
+              <w:t>external classifier</w:t>
+            </w:r>
+          </w:p>
+        </w:tc>
+        <w:tc>
+          <w:tcPr>
+            <w:tcW w:w="7654" w:type="dxa"/>
+            <w:tcBorders>
+              <w:left w:val="single" w:sz="2" w:space="0" w:color="808080"/>
+              <w:bottom w:val="single" w:sz="2" w:space="0" w:color="808080"/>
+              <w:right w:val="single" w:sz="6" w:space="0" w:color="808080"/>
+            </w:tcBorders>
+            <w:vAlign w:val="center"/>
+          </w:tcPr>
+          <w:p>
+            <w:pPr>
+              <w:pStyle w:val="TableContents"/>
+              <w:bidi w:val="0"/>
+              <w:spacing w:before="0" w:after="283"/>
+              <w:ind w:hanging="0" w:left="0" w:right="0"/>
+              <w:jc w:val="left"/>
+              <w:rPr>
+                <w:rFonts w:ascii="Arial;Helvetica;sans-serif" w:hAnsi="Arial;Helvetica;sans-serif"/>
+              </w:rPr>
+            </w:pPr>
+            <w:r>
+              <w:rPr/>
+              <w:t>scores each question for jailbreak / prompt-injection risk</w:t>
             </w:r>
           </w:p>
         </w:tc>
@@ -3244,7 +3247,7 @@
         <w:trPr/>
         <w:tc>
           <w:tcPr>
-            <w:tcW w:w="2494" w:type="dxa"/>
+            <w:tcW w:w="2512" w:type="dxa"/>
             <w:tcBorders>
               <w:left w:val="single" w:sz="6" w:space="0" w:color="808080"/>
               <w:bottom w:val="single" w:sz="2" w:space="0" w:color="808080"/>
@@ -3265,17 +3268,13 @@
               <w:rPr>
                 <w:rStyle w:val="Strong"/>
               </w:rPr>
-              <w:t>OpenAlex API</w:t>
-            </w:r>
-            <w:r>
-              <w:rPr/>
-              <w:t xml:space="preserve"> (JSON)</w:t>
-            </w:r>
-          </w:p>
-        </w:tc>
-        <w:tc>
-          <w:tcPr>
-            <w:tcW w:w="1149" w:type="dxa"/>
+              <w:t>arXiv API</w:t>
+            </w:r>
+          </w:p>
+        </w:tc>
+        <w:tc>
+          <w:tcPr>
+            <w:tcW w:w="1173" w:type="dxa"/>
             <w:tcBorders>
               <w:left w:val="single" w:sz="2" w:space="0" w:color="808080"/>
               <w:bottom w:val="single" w:sz="2" w:space="0" w:color="808080"/>
@@ -3302,28 +3301,32 @@
         </w:tc>
         <w:tc>
           <w:tcPr>
-            <w:tcW w:w="7696" w:type="dxa"/>
-            <w:tcBorders>
-              <w:left w:val="single" w:sz="2" w:space="0" w:color="808080"/>
-              <w:bottom w:val="single" w:sz="2" w:space="0" w:color="808080"/>
-              <w:right w:val="single" w:sz="6" w:space="0" w:color="808080"/>
-            </w:tcBorders>
-            <w:vAlign w:val="center"/>
-          </w:tcPr>
-          <w:p>
-            <w:pPr>
-              <w:pStyle w:val="TableContents"/>
-              <w:bidi w:val="0"/>
-              <w:spacing w:before="0" w:after="283"/>
-              <w:ind w:hanging="0" w:left="0" w:right="0"/>
-              <w:jc w:val="left"/>
-              <w:rPr>
-                <w:rFonts w:ascii="Arial;Helvetica;sans-serif" w:hAnsi="Arial;Helvetica;sans-serif"/>
-              </w:rPr>
-            </w:pPr>
-            <w:r>
-              <w:rPr/>
-              <w:t>automatic fallback when arXiv fails or returns nothing; includes citation counts</w:t>
+            <w:tcW w:w="7654" w:type="dxa"/>
+            <w:tcBorders>
+              <w:left w:val="single" w:sz="2" w:space="0" w:color="808080"/>
+              <w:bottom w:val="single" w:sz="2" w:space="0" w:color="808080"/>
+              <w:right w:val="single" w:sz="6" w:space="0" w:color="808080"/>
+            </w:tcBorders>
+            <w:vAlign w:val="center"/>
+          </w:tcPr>
+          <w:p>
+            <w:pPr>
+              <w:pStyle w:val="TableContents"/>
+              <w:bidi w:val="0"/>
+              <w:spacing w:before="0" w:after="283"/>
+              <w:ind w:hanging="0" w:left="0" w:right="0"/>
+              <w:jc w:val="left"/>
+              <w:rPr/>
+            </w:pPr>
+            <w:r>
+              <w:rPr>
+                <w:rStyle w:val="SourceText"/>
+              </w:rPr>
+              <w:t>tools.search_literature</w:t>
+            </w:r>
+            <w:r>
+              <w:rPr/>
+              <w:t>: related work and a prior-work check for every research gap</w:t>
             </w:r>
           </w:p>
         </w:tc>
@@ -3332,7 +3335,7 @@
         <w:trPr/>
         <w:tc>
           <w:tcPr>
-            <w:tcW w:w="2494" w:type="dxa"/>
+            <w:tcW w:w="2512" w:type="dxa"/>
             <w:tcBorders>
               <w:left w:val="single" w:sz="6" w:space="0" w:color="808080"/>
               <w:bottom w:val="single" w:sz="2" w:space="0" w:color="808080"/>
@@ -3347,67 +3350,67 @@
               <w:spacing w:before="0" w:after="283"/>
               <w:ind w:hanging="0" w:left="0" w:right="0"/>
               <w:jc w:val="left"/>
-              <w:rPr>
-                <w:rFonts w:ascii="Arial;Helvetica;sans-serif" w:hAnsi="Arial;Helvetica;sans-serif"/>
-              </w:rPr>
-            </w:pPr>
-            <w:r>
-              <w:rPr/>
-              <w:t>sentence-transformers / FAISS</w:t>
-            </w:r>
-          </w:p>
-        </w:tc>
-        <w:tc>
-          <w:tcPr>
-            <w:tcW w:w="1149" w:type="dxa"/>
-            <w:tcBorders>
-              <w:left w:val="single" w:sz="2" w:space="0" w:color="808080"/>
-              <w:bottom w:val="single" w:sz="2" w:space="0" w:color="808080"/>
-              <w:right w:val="single" w:sz="6" w:space="0" w:color="808080"/>
-            </w:tcBorders>
-            <w:vAlign w:val="center"/>
-          </w:tcPr>
-          <w:p>
-            <w:pPr>
-              <w:pStyle w:val="TableContents"/>
-              <w:bidi w:val="0"/>
-              <w:spacing w:before="0" w:after="283"/>
-              <w:ind w:hanging="0" w:left="0" w:right="0"/>
-              <w:jc w:val="left"/>
-              <w:rPr>
-                <w:rFonts w:ascii="Arial;Helvetica;sans-serif" w:hAnsi="Arial;Helvetica;sans-serif"/>
-              </w:rPr>
-            </w:pPr>
-            <w:r>
-              <w:rPr/>
-              <w:t>local library</w:t>
-            </w:r>
-          </w:p>
-        </w:tc>
-        <w:tc>
-          <w:tcPr>
-            <w:tcW w:w="7696" w:type="dxa"/>
-            <w:tcBorders>
-              <w:left w:val="single" w:sz="2" w:space="0" w:color="808080"/>
-              <w:bottom w:val="single" w:sz="2" w:space="0" w:color="808080"/>
-              <w:right w:val="single" w:sz="6" w:space="0" w:color="808080"/>
-            </w:tcBorders>
-            <w:vAlign w:val="center"/>
-          </w:tcPr>
-          <w:p>
-            <w:pPr>
-              <w:pStyle w:val="TableContents"/>
-              <w:bidi w:val="0"/>
-              <w:spacing w:before="0" w:after="283"/>
-              <w:ind w:hanging="0" w:left="0" w:right="0"/>
-              <w:jc w:val="left"/>
-              <w:rPr>
-                <w:rFonts w:ascii="Arial;Helvetica;sans-serif" w:hAnsi="Arial;Helvetica;sans-serif"/>
-              </w:rPr>
-            </w:pPr>
-            <w:r>
-              <w:rPr/>
-              <w:t>embeddings and vector search</w:t>
+              <w:rPr/>
+            </w:pPr>
+            <w:r>
+              <w:rPr>
+                <w:rStyle w:val="Strong"/>
+              </w:rPr>
+              <w:t>OpenAlex API</w:t>
+            </w:r>
+          </w:p>
+        </w:tc>
+        <w:tc>
+          <w:tcPr>
+            <w:tcW w:w="1173" w:type="dxa"/>
+            <w:tcBorders>
+              <w:left w:val="single" w:sz="2" w:space="0" w:color="808080"/>
+              <w:bottom w:val="single" w:sz="2" w:space="0" w:color="808080"/>
+              <w:right w:val="single" w:sz="6" w:space="0" w:color="808080"/>
+            </w:tcBorders>
+            <w:vAlign w:val="center"/>
+          </w:tcPr>
+          <w:p>
+            <w:pPr>
+              <w:pStyle w:val="TableContents"/>
+              <w:bidi w:val="0"/>
+              <w:spacing w:before="0" w:after="283"/>
+              <w:ind w:hanging="0" w:left="0" w:right="0"/>
+              <w:jc w:val="left"/>
+              <w:rPr>
+                <w:rFonts w:ascii="Arial;Helvetica;sans-serif" w:hAnsi="Arial;Helvetica;sans-serif"/>
+              </w:rPr>
+            </w:pPr>
+            <w:r>
+              <w:rPr/>
+              <w:t>external, no key</w:t>
+            </w:r>
+          </w:p>
+        </w:tc>
+        <w:tc>
+          <w:tcPr>
+            <w:tcW w:w="7654" w:type="dxa"/>
+            <w:tcBorders>
+              <w:left w:val="single" w:sz="2" w:space="0" w:color="808080"/>
+              <w:bottom w:val="single" w:sz="2" w:space="0" w:color="808080"/>
+              <w:right w:val="single" w:sz="6" w:space="0" w:color="808080"/>
+            </w:tcBorders>
+            <w:vAlign w:val="center"/>
+          </w:tcPr>
+          <w:p>
+            <w:pPr>
+              <w:pStyle w:val="TableContents"/>
+              <w:bidi w:val="0"/>
+              <w:spacing w:before="0" w:after="283"/>
+              <w:ind w:hanging="0" w:left="0" w:right="0"/>
+              <w:jc w:val="left"/>
+              <w:rPr>
+                <w:rFonts w:ascii="Arial;Helvetica;sans-serif" w:hAnsi="Arial;Helvetica;sans-serif"/>
+              </w:rPr>
+            </w:pPr>
+            <w:r>
+              <w:rPr/>
+              <w:t>automatic fallback when arXiv fails or returns nothing</w:t>
             </w:r>
           </w:p>
         </w:tc>
@@ -3416,7 +3419,91 @@
         <w:trPr/>
         <w:tc>
           <w:tcPr>
-            <w:tcW w:w="2494" w:type="dxa"/>
+            <w:tcW w:w="2512" w:type="dxa"/>
+            <w:tcBorders>
+              <w:left w:val="single" w:sz="6" w:space="0" w:color="808080"/>
+              <w:bottom w:val="single" w:sz="2" w:space="0" w:color="808080"/>
+              <w:right w:val="single" w:sz="6" w:space="0" w:color="808080"/>
+            </w:tcBorders>
+            <w:vAlign w:val="center"/>
+          </w:tcPr>
+          <w:p>
+            <w:pPr>
+              <w:pStyle w:val="TableContents"/>
+              <w:bidi w:val="0"/>
+              <w:spacing w:before="0" w:after="283"/>
+              <w:ind w:hanging="0" w:left="0" w:right="0"/>
+              <w:jc w:val="left"/>
+              <w:rPr>
+                <w:rFonts w:ascii="Arial;Helvetica;sans-serif" w:hAnsi="Arial;Helvetica;sans-serif"/>
+              </w:rPr>
+            </w:pPr>
+            <w:r>
+              <w:rPr/>
+              <w:t>sentence-transformers, FAISS</w:t>
+            </w:r>
+          </w:p>
+        </w:tc>
+        <w:tc>
+          <w:tcPr>
+            <w:tcW w:w="1173" w:type="dxa"/>
+            <w:tcBorders>
+              <w:left w:val="single" w:sz="2" w:space="0" w:color="808080"/>
+              <w:bottom w:val="single" w:sz="2" w:space="0" w:color="808080"/>
+              <w:right w:val="single" w:sz="6" w:space="0" w:color="808080"/>
+            </w:tcBorders>
+            <w:vAlign w:val="center"/>
+          </w:tcPr>
+          <w:p>
+            <w:pPr>
+              <w:pStyle w:val="TableContents"/>
+              <w:bidi w:val="0"/>
+              <w:spacing w:before="0" w:after="283"/>
+              <w:ind w:hanging="0" w:left="0" w:right="0"/>
+              <w:jc w:val="left"/>
+              <w:rPr>
+                <w:rFonts w:ascii="Arial;Helvetica;sans-serif" w:hAnsi="Arial;Helvetica;sans-serif"/>
+              </w:rPr>
+            </w:pPr>
+            <w:r>
+              <w:rPr/>
+              <w:t>local libraries</w:t>
+            </w:r>
+          </w:p>
+        </w:tc>
+        <w:tc>
+          <w:tcPr>
+            <w:tcW w:w="7654" w:type="dxa"/>
+            <w:tcBorders>
+              <w:left w:val="single" w:sz="2" w:space="0" w:color="808080"/>
+              <w:bottom w:val="single" w:sz="2" w:space="0" w:color="808080"/>
+              <w:right w:val="single" w:sz="6" w:space="0" w:color="808080"/>
+            </w:tcBorders>
+            <w:vAlign w:val="center"/>
+          </w:tcPr>
+          <w:p>
+            <w:pPr>
+              <w:pStyle w:val="TableContents"/>
+              <w:bidi w:val="0"/>
+              <w:spacing w:before="0" w:after="283"/>
+              <w:ind w:hanging="0" w:left="0" w:right="0"/>
+              <w:jc w:val="left"/>
+              <w:rPr>
+                <w:rFonts w:ascii="Arial;Helvetica;sans-serif" w:hAnsi="Arial;Helvetica;sans-serif"/>
+              </w:rPr>
+            </w:pPr>
+            <w:r>
+              <w:rPr/>
+              <w:t>embeddings and vector search</w:t>
+            </w:r>
+          </w:p>
+        </w:tc>
+      </w:tr>
+      <w:tr>
+        <w:trPr/>
+        <w:tc>
+          <w:tcPr>
+            <w:tcW w:w="2512" w:type="dxa"/>
             <w:tcBorders>
               <w:left w:val="single" w:sz="6" w:space="0" w:color="808080"/>
               <w:bottom w:val="single" w:sz="6" w:space="0" w:color="808080"/>
@@ -3443,7 +3530,7 @@
         </w:tc>
         <w:tc>
           <w:tcPr>
-            <w:tcW w:w="1149" w:type="dxa"/>
+            <w:tcW w:w="1173" w:type="dxa"/>
             <w:tcBorders>
               <w:left w:val="single" w:sz="2" w:space="0" w:color="808080"/>
               <w:bottom w:val="single" w:sz="6" w:space="0" w:color="808080"/>
@@ -3470,7 +3557,7 @@
         </w:tc>
         <w:tc>
           <w:tcPr>
-            <w:tcW w:w="7696" w:type="dxa"/>
+            <w:tcW w:w="7654" w:type="dxa"/>
             <w:tcBorders>
               <w:left w:val="single" w:sz="2" w:space="0" w:color="808080"/>
               <w:bottom w:val="single" w:sz="6" w:space="0" w:color="808080"/>
@@ -3488,17 +3575,17 @@
             </w:pPr>
             <w:r>
               <w:rPr/>
-              <w:t xml:space="preserve">registered in </w:t>
+              <w:t xml:space="preserve">listed in </w:t>
             </w:r>
             <w:r>
               <w:rPr>
                 <w:rStyle w:val="SourceText"/>
               </w:rPr>
-              <w:t>agent/tool_registry.py</w:t>
-            </w:r>
-            <w:r>
-              <w:rPr/>
-              <w:t xml:space="preserve"> with description, when-to-use, prerequisites and kind</w:t>
+              <w:t>agent.py: TOOLS</w:t>
+            </w:r>
+            <w:r>
+              <w:rPr/>
+              <w:t xml:space="preserve"> with a description (what the planner reads) and their prerequisites</w:t>
             </w:r>
           </w:p>
         </w:tc>
@@ -3509,37 +3596,233 @@
         <w:pStyle w:val="BodyText"/>
         <w:bidi w:val="0"/>
         <w:ind w:hanging="0" w:left="0" w:right="0"/>
-        <w:rPr/>
-      </w:pPr>
+        <w:rPr>
+          <w:rFonts w:ascii="Arial;Helvetica;sans-serif" w:hAnsi="Arial;Helvetica;sans-serif"/>
+        </w:rPr>
+      </w:pPr>
+      <w:r>
+        <w:rPr/>
+        <w:t>Every tool failure is caught and shown in the trace, so one failing API degrades one step, not the whole answer.</w:t>
+      </w:r>
+    </w:p>
+    <w:p>
+      <w:pPr>
+        <w:pStyle w:val="Heading2"/>
+        <w:bidi w:val="0"/>
+        <w:ind w:hanging="0" w:left="0" w:right="0"/>
+        <w:rPr/>
+      </w:pPr>
+      <w:r>
+        <w:rPr>
+          <w:rFonts w:ascii="Arial;Helvetica;sans-serif" w:hAnsi="Arial;Helvetica;sans-serif"/>
+        </w:rPr>
+        <w:t>8. Agent Workflow (</w:t>
+      </w:r>
       <w:r>
         <w:rPr>
           <w:rStyle w:val="SourceText"/>
-        </w:rPr>
-        <w:t>search_related_work</w:t>
-      </w:r>
-      <w:r>
-        <w:rPr/>
-        <w:t xml:space="preserve"> serves two purposes. (a) </w:t>
-      </w:r>
-      <w:r>
-        <w:rPr>
-          <w:rStyle w:val="Strong"/>
-        </w:rPr>
-        <w:t>Related-work search</w:t>
-      </w:r>
-      <w:r>
-        <w:rPr/>
-        <w:t xml:space="preserve">: it uses paper titles from the metadata to find related publications. (b) </w:t>
-      </w:r>
-      <w:r>
-        <w:rPr>
-          <w:rStyle w:val="Strong"/>
-        </w:rPr>
-        <w:t>Prior-work check</w:t>
-      </w:r>
-      <w:r>
-        <w:rPr/>
-        <w:t>: for every suggested research gap, it searches with an LLM-generated keyword query and shows the closest existing publications next to the gap. The user can then judge novelty themselves instead of trusting the model. Only short keyword queries leave the machine, never paper text.</w:t>
+          <w:rFonts w:ascii="Arial;Helvetica;sans-serif" w:hAnsi="Arial;Helvetica;sans-serif"/>
+        </w:rPr>
+        <w:t>agent.py: Agent.run</w:t>
+      </w:r>
+      <w:r>
+        <w:rPr>
+          <w:rFonts w:ascii="Arial;Helvetica;sans-serif" w:hAnsi="Arial;Helvetica;sans-serif"/>
+        </w:rPr>
+        <w:t>)</w:t>
+      </w:r>
+    </w:p>
+    <w:p>
+      <w:pPr>
+        <w:pStyle w:val="PreformattedText"/>
+        <w:bidi w:val="0"/>
+        <w:rPr/>
+      </w:pPr>
+      <w:r>
+        <w:rPr>
+          <w:rStyle w:val="SourceText"/>
+        </w:rPr>
+        <w:t>1. Guardrails       blocked question? stop before any LLM call; Prompt Guard score &gt;= 0.8? stop</w:t>
+      </w:r>
+    </w:p>
+    <w:p>
+      <w:pPr>
+        <w:pStyle w:val="PreformattedText"/>
+        <w:bidi w:val="0"/>
+        <w:rPr/>
+      </w:pPr>
+      <w:r>
+        <w:rPr>
+          <w:rStyle w:val="SourceText"/>
+        </w:rPr>
+        <w:t>2. Plan             the LLM picks tools + target papers (unknown tools/papers are dropped;</w:t>
+      </w:r>
+    </w:p>
+    <w:p>
+      <w:pPr>
+        <w:pStyle w:val="PreformattedText"/>
+        <w:bidi w:val="0"/>
+        <w:rPr/>
+      </w:pPr>
+      <w:r>
+        <w:rPr>
+          <w:rStyle w:val="SourceText"/>
+        </w:rPr>
+        <w:t xml:space="preserve">                    </w:t>
+      </w:r>
+      <w:r>
+        <w:rPr>
+          <w:rStyle w:val="SourceText"/>
+        </w:rPr>
+        <w:t>keyword rules take over if the planner fails)</w:t>
+      </w:r>
+    </w:p>
+    <w:p>
+      <w:pPr>
+        <w:pStyle w:val="PreformattedText"/>
+        <w:bidi w:val="0"/>
+        <w:rPr/>
+      </w:pPr>
+      <w:r>
+        <w:rPr>
+          <w:rStyle w:val="SourceText"/>
+        </w:rPr>
+        <w:t>3. Scope check      "off-topic" plan? search the papers anyway; refuse only if nothing matches (&lt; 0.45)</w:t>
+      </w:r>
+    </w:p>
+    <w:p>
+      <w:pPr>
+        <w:pStyle w:val="PreformattedText"/>
+        <w:bidi w:val="0"/>
+        <w:rPr/>
+      </w:pPr>
+      <w:r>
+        <w:rPr>
+          <w:rStyle w:val="SourceText"/>
+        </w:rPr>
+        <w:t>4. Prerequisites    add missing tools (e.g. compare needs analysis) + two fixed policies:</w:t>
+      </w:r>
+    </w:p>
+    <w:p>
+      <w:pPr>
+        <w:pStyle w:val="PreformattedText"/>
+        <w:bidi w:val="0"/>
+        <w:rPr/>
+      </w:pPr>
+      <w:r>
+        <w:rPr>
+          <w:rStyle w:val="SourceText"/>
+        </w:rPr>
+        <w:t xml:space="preserve">                    </w:t>
+      </w:r>
+      <w:r>
+        <w:rPr>
+          <w:rStyle w:val="SourceText"/>
+        </w:rPr>
+        <w:t>answers are always fact-checked, gaps are always checked against literature</w:t>
+      </w:r>
+    </w:p>
+    <w:p>
+      <w:pPr>
+        <w:pStyle w:val="PreformattedText"/>
+        <w:bidi w:val="0"/>
+        <w:rPr/>
+      </w:pPr>
+      <w:r>
+        <w:rPr>
+          <w:rStyle w:val="SourceText"/>
+        </w:rPr>
+        <w:t>5. Run each tool    and log {step, status, detail, seconds}</w:t>
+      </w:r>
+    </w:p>
+    <w:p>
+      <w:pPr>
+        <w:pStyle w:val="PreformattedText"/>
+        <w:bidi w:val="0"/>
+        <w:rPr/>
+      </w:pPr>
+      <w:r>
+        <w:rPr>
+          <w:rStyle w:val="SourceText"/>
+        </w:rPr>
+        <w:t xml:space="preserve">     </w:t>
+      </w:r>
+      <w:r>
+        <w:rPr>
+          <w:rStyle w:val="SourceText"/>
+        </w:rPr>
+        <w:t>rag_retrieval      weak match (&lt; 0.35)? rephrase the question 3 ways and search again</w:t>
+      </w:r>
+    </w:p>
+    <w:p>
+      <w:pPr>
+        <w:pStyle w:val="PreformattedText"/>
+        <w:bidi w:val="0"/>
+        <w:rPr/>
+      </w:pPr>
+      <w:r>
+        <w:rPr>
+          <w:rStyle w:val="SourceText"/>
+        </w:rPr>
+        <w:t xml:space="preserve">     </w:t>
+      </w:r>
+      <w:r>
+        <w:rPr>
+          <w:rStyle w:val="SourceText"/>
+        </w:rPr>
+        <w:t>answer_question    draft says something is missing? search deeper and keep the better answer</w:t>
+      </w:r>
+    </w:p>
+    <w:p>
+      <w:pPr>
+        <w:pStyle w:val="PreformattedText"/>
+        <w:bidi w:val="0"/>
+        <w:rPr/>
+      </w:pPr>
+      <w:r>
+        <w:rPr>
+          <w:rStyle w:val="SourceText"/>
+        </w:rPr>
+        <w:t xml:space="preserve">     </w:t>
+      </w:r>
+      <w:r>
+        <w:rPr>
+          <w:rStyle w:val="SourceText"/>
+        </w:rPr>
+        <w:t>verify_answer      fact-checker + citation check; problems? rewrite the answer once</w:t>
+      </w:r>
+    </w:p>
+    <w:p>
+      <w:pPr>
+        <w:pStyle w:val="PreformattedText"/>
+        <w:bidi w:val="0"/>
+        <w:rPr/>
+      </w:pPr>
+      <w:r>
+        <w:rPr>
+          <w:rStyle w:val="SourceText"/>
+        </w:rPr>
+        <w:t xml:space="preserve">     </w:t>
+      </w:r>
+      <w:r>
+        <w:rPr>
+          <w:rStyle w:val="SourceText"/>
+        </w:rPr>
+        <w:t>metadata/analysis  3 papers at a time, remembered for later questions (and saved per user)</w:t>
+      </w:r>
+    </w:p>
+    <w:p>
+      <w:pPr>
+        <w:pStyle w:val="PreformattedText"/>
+        <w:bidi w:val="0"/>
+        <w:spacing w:before="0" w:after="283"/>
+        <w:rPr/>
+      </w:pPr>
+      <w:r>
+        <w:rPr>
+          <w:rStyle w:val="SourceText"/>
+        </w:rPr>
+        <w:t>6. Answer           shown with citations, a fact-check badge, the trace and the report</w:t>
       </w:r>
     </w:p>
     <w:p>
@@ -3551,17 +3834,47 @@
       </w:pPr>
       <w:r>
         <w:rPr/>
-        <w:t xml:space="preserve">Every tool returns a </w:t>
+        <w:t xml:space="preserve">Examples: </w:t>
+      </w:r>
+      <w:r>
+        <w:rPr>
+          <w:rStyle w:val="Emphasis"/>
+        </w:rPr>
+        <w:t>"Compare these papers and identify potential research gaps"</w:t>
+      </w:r>
+      <w:r>
+        <w:rPr/>
+        <w:t xml:space="preserve"> → </w:t>
       </w:r>
       <w:r>
         <w:rPr>
           <w:rStyle w:val="SourceText"/>
         </w:rPr>
-        <w:t>{"status": …, "message": …}</w:t>
-      </w:r>
-      <w:r>
-        <w:rPr/>
-        <w:t xml:space="preserve"> dictionary instead of raising errors, so a failing API degrades one step rather than the whole run.</w:t>
+        <w:t>extract_metadata → analyze_papers → compare_papers → identify_research_gaps → search_related_work → generate_report</w:t>
+      </w:r>
+      <w:r>
+        <w:rPr/>
+        <w:t xml:space="preserve">. </w:t>
+      </w:r>
+      <w:r>
+        <w:rPr>
+          <w:rStyle w:val="Emphasis"/>
+        </w:rPr>
+        <w:t>"What dataset did paper 1 use?"</w:t>
+      </w:r>
+      <w:r>
+        <w:rPr/>
+        <w:t xml:space="preserve"> → </w:t>
+      </w:r>
+      <w:r>
+        <w:rPr>
+          <w:rStyle w:val="SourceText"/>
+        </w:rPr>
+        <w:t>rag_retrieval → answer_question → verify_answer</w:t>
+      </w:r>
+      <w:r>
+        <w:rPr/>
+        <w:t>, searching paper 1 only.</w:t>
       </w:r>
     </w:p>
     <w:p>
@@ -3569,350 +3882,26 @@
         <w:pStyle w:val="Heading2"/>
         <w:bidi w:val="0"/>
         <w:ind w:hanging="0" w:left="0" w:right="0"/>
+        <w:rPr/>
+      </w:pPr>
+      <w:r>
         <w:rPr>
           <w:rFonts w:ascii="Arial;Helvetica;sans-serif" w:hAnsi="Arial;Helvetica;sans-serif"/>
         </w:rPr>
-      </w:pPr>
-      <w:r>
-        <w:rPr>
+        <w:t>9. Safety Mechanism (</w:t>
+      </w:r>
+      <w:r>
+        <w:rPr>
+          <w:rStyle w:val="SourceText"/>
           <w:rFonts w:ascii="Arial;Helvetica;sans-serif" w:hAnsi="Arial;Helvetica;sans-serif"/>
         </w:rPr>
-        <w:t>8. Agent Workflow</w:t>
-      </w:r>
-    </w:p>
-    <w:p>
-      <w:pPr>
-        <w:pStyle w:val="PreformattedText"/>
-        <w:bidi w:val="0"/>
-        <w:rPr/>
-      </w:pPr>
-      <w:r>
-        <w:rPr>
-          <w:rStyle w:val="SourceText"/>
-        </w:rPr>
-        <w:t>1. Input guardrails      → block injection / misuse / invalid input (zero LLM calls if blocked)</w:t>
-      </w:r>
-    </w:p>
-    <w:p>
-      <w:pPr>
-        <w:pStyle w:val="PreformattedText"/>
-        <w:bidi w:val="0"/>
-        <w:rPr/>
-      </w:pPr>
-      <w:r>
-        <w:rPr>
-          <w:rStyle w:val="SourceText"/>
-        </w:rPr>
-        <w:t>2. Plan                  → LLM planner returns intent, target papers, tools + reasons</w:t>
-      </w:r>
-    </w:p>
-    <w:p>
-      <w:pPr>
-        <w:pStyle w:val="PreformattedText"/>
-        <w:bidi w:val="0"/>
-        <w:rPr/>
-      </w:pPr>
-      <w:r>
-        <w:rPr>
-          <w:rStyle w:val="SourceText"/>
-        </w:rPr>
-        <w:t xml:space="preserve">                           </w:t>
-      </w:r>
-      <w:r>
-        <w:rPr>
-          <w:rStyle w:val="SourceText"/>
-        </w:rPr>
-        <w:t>(validated: unknown tools/papers dropped; rule-based fallback if the LLM fails)</w:t>
-      </w:r>
-    </w:p>
-    <w:p>
-      <w:pPr>
-        <w:pStyle w:val="PreformattedText"/>
-        <w:bidi w:val="0"/>
-        <w:rPr/>
-      </w:pPr>
-      <w:r>
-        <w:rPr>
-          <w:rStyle w:val="SourceText"/>
-        </w:rPr>
-        <w:t>3. Scope self-check      → out-of-scope plan? probe the papers; override only if strongly related (≥0.45)</w:t>
-      </w:r>
-    </w:p>
-    <w:p>
-      <w:pPr>
-        <w:pStyle w:val="PreformattedText"/>
-        <w:bidi w:val="0"/>
-        <w:rPr/>
-      </w:pPr>
-      <w:r>
-        <w:rPr>
-          <w:rStyle w:val="SourceText"/>
-        </w:rPr>
-        <w:t>4. Resolve dependencies  → add prerequisites (e.g. compare needs metadata + analysis) + verification policy</w:t>
-      </w:r>
-    </w:p>
-    <w:p>
-      <w:pPr>
-        <w:pStyle w:val="PreformattedText"/>
-        <w:bidi w:val="0"/>
-        <w:rPr/>
-      </w:pPr>
-      <w:r>
-        <w:rPr>
-          <w:rStyle w:val="SourceText"/>
-        </w:rPr>
-        <w:t>5. Execute each step     → emit a trace event {step, status, detail, duration, why, auto_added}</w:t>
-      </w:r>
-    </w:p>
-    <w:p>
-      <w:pPr>
-        <w:pStyle w:val="PreformattedText"/>
-        <w:bidi w:val="0"/>
-        <w:rPr/>
-      </w:pPr>
-      <w:r>
-        <w:rPr>
-          <w:rStyle w:val="SourceText"/>
-        </w:rPr>
-        <w:t xml:space="preserve">     </w:t>
-      </w:r>
-      <w:r>
-        <w:rPr>
-          <w:rStyle w:val="SourceText"/>
-        </w:rPr>
-        <w:t>rag_retrieval       → weak evidence (&lt;0.35)? LLM rewrites query → retrieve again → merge</w:t>
-      </w:r>
-    </w:p>
-    <w:p>
-      <w:pPr>
-        <w:pStyle w:val="PreformattedText"/>
-        <w:bidi w:val="0"/>
-        <w:rPr/>
-      </w:pPr>
-      <w:r>
-        <w:rPr>
-          <w:rStyle w:val="SourceText"/>
-        </w:rPr>
-        <w:t xml:space="preserve">     </w:t>
-      </w:r>
-      <w:r>
-        <w:rPr>
-          <w:rStyle w:val="SourceText"/>
-        </w:rPr>
-        <w:t>answer_question     → cited answer from evidence; if the draft says evidence is missing,</w:t>
-      </w:r>
-    </w:p>
-    <w:p>
-      <w:pPr>
-        <w:pStyle w:val="PreformattedText"/>
-        <w:bidi w:val="0"/>
-        <w:rPr/>
-      </w:pPr>
-      <w:r>
-        <w:rPr>
-          <w:rStyle w:val="SourceText"/>
-        </w:rPr>
-        <w:t xml:space="preserve">                           </w:t>
-      </w:r>
-      <w:r>
-        <w:rPr>
-          <w:rStyle w:val="SourceText"/>
-        </w:rPr>
-        <w:t>rewrite the search around the gap, retrieve again, keep the better answer</w:t>
-      </w:r>
-    </w:p>
-    <w:p>
-      <w:pPr>
-        <w:pStyle w:val="PreformattedText"/>
-        <w:bidi w:val="0"/>
-        <w:rPr/>
-      </w:pPr>
-      <w:r>
-        <w:rPr>
-          <w:rStyle w:val="SourceText"/>
-        </w:rPr>
-        <w:t xml:space="preserve">     </w:t>
-      </w:r>
-      <w:r>
-        <w:rPr>
-          <w:rStyle w:val="SourceText"/>
-        </w:rPr>
-        <w:t>verify_answer       → judge + citation check → unsupported? revise once → re-verify</w:t>
-      </w:r>
-    </w:p>
-    <w:p>
-      <w:pPr>
-        <w:pStyle w:val="PreformattedText"/>
-        <w:bidi w:val="0"/>
-        <w:rPr/>
-      </w:pPr>
-      <w:r>
-        <w:rPr>
-          <w:rStyle w:val="SourceText"/>
-        </w:rPr>
-        <w:t xml:space="preserve">     </w:t>
-      </w:r>
-      <w:r>
-        <w:rPr>
-          <w:rStyle w:val="SourceText"/>
-        </w:rPr>
-        <w:t>analysis/metadata   → parallel per paper, cached for later questions</w:t>
-      </w:r>
-    </w:p>
-    <w:p>
-      <w:pPr>
-        <w:pStyle w:val="PreformattedText"/>
-        <w:bidi w:val="0"/>
-        <w:spacing w:before="0" w:after="283"/>
-        <w:rPr/>
-      </w:pPr>
-      <w:r>
-        <w:rPr>
-          <w:rStyle w:val="SourceText"/>
-        </w:rPr>
-        <w:t>6. Compose final answer  → labelled output + report + full trace in the UI</w:t>
-      </w:r>
-    </w:p>
-    <w:p>
-      <w:pPr>
-        <w:pStyle w:val="BodyText"/>
-        <w:bidi w:val="0"/>
-        <w:ind w:hanging="0" w:left="0" w:right="0"/>
-        <w:rPr/>
-      </w:pPr>
-      <w:r>
-        <w:rPr>
-          <w:rStyle w:val="Strong"/>
-        </w:rPr>
-        <w:t>Example: "Compare these papers and identify potential research gaps"</w:t>
-      </w:r>
-      <w:r>
-        <w:rPr/>
-        <w:t xml:space="preserve"> plan → </w:t>
-      </w:r>
-      <w:r>
-        <w:rPr>
-          <w:rStyle w:val="SourceText"/>
-        </w:rPr>
-        <w:t>extract_metadata → analyze_papers → compare_papers → identify_research_gaps → search_related_work → generate_report</w:t>
-      </w:r>
-    </w:p>
-    <w:p>
-      <w:pPr>
-        <w:pStyle w:val="BodyText"/>
-        <w:bidi w:val="0"/>
-        <w:ind w:hanging="0" w:left="0" w:right="0"/>
-        <w:rPr/>
-      </w:pPr>
-      <w:r>
-        <w:rPr>
-          <w:rStyle w:val="Strong"/>
-        </w:rPr>
-        <w:t>Example: "What dataset did paper 1 use?"</w:t>
-      </w:r>
-      <w:r>
-        <w:rPr/>
-        <w:t xml:space="preserve"> plan → </w:t>
-      </w:r>
-      <w:r>
-        <w:rPr>
-          <w:rStyle w:val="SourceText"/>
-        </w:rPr>
-        <w:t>rag_retrieval → answer_question</w:t>
-      </w:r>
-      <w:r>
-        <w:rPr/>
-        <w:t xml:space="preserve">, plus an auto-added </w:t>
-      </w:r>
-      <w:r>
-        <w:rPr>
-          <w:rStyle w:val="SourceText"/>
-        </w:rPr>
-        <w:t>verify_answer</w:t>
-      </w:r>
-      <w:r>
-        <w:rPr/>
-        <w:t>, scoped to paper 1 only.</w:t>
-      </w:r>
-    </w:p>
-    <w:p>
-      <w:pPr>
-        <w:pStyle w:val="Heading2"/>
-        <w:bidi w:val="0"/>
-        <w:ind w:hanging="0" w:left="0" w:right="0"/>
+        <w:t>safety.py</w:t>
+      </w:r>
+      <w:r>
         <w:rPr>
           <w:rFonts w:ascii="Arial;Helvetica;sans-serif" w:hAnsi="Arial;Helvetica;sans-serif"/>
         </w:rPr>
-      </w:pPr>
-      <w:r>
-        <w:rPr>
-          <w:rFonts w:ascii="Arial;Helvetica;sans-serif" w:hAnsi="Arial;Helvetica;sans-serif"/>
-        </w:rPr>
-        <w:t>9. Safety Mechanism</w:t>
-      </w:r>
-    </w:p>
-    <w:p>
-      <w:pPr>
-        <w:pStyle w:val="BodyText"/>
-        <w:bidi w:val="0"/>
-        <w:ind w:hanging="0" w:left="0" w:right="0"/>
-        <w:rPr/>
-      </w:pPr>
-      <w:r>
-        <w:rPr/>
-        <w:t xml:space="preserve">Safety works in depth: </w:t>
-      </w:r>
-      <w:r>
-        <w:rPr>
-          <w:rStyle w:val="Strong"/>
-        </w:rPr>
-        <w:t>deterministic code checks</w:t>
-      </w:r>
-      <w:r>
-        <w:rPr/>
-        <w:t xml:space="preserve"> that can't be talked out of their job, an </w:t>
-      </w:r>
-      <w:r>
-        <w:rPr>
-          <w:rStyle w:val="Strong"/>
-        </w:rPr>
-        <w:t>ML classifier</w:t>
-      </w:r>
-      <w:r>
-        <w:rPr/>
-        <w:t xml:space="preserve">, </w:t>
-      </w:r>
-      <w:r>
-        <w:rPr>
-          <w:rStyle w:val="Strong"/>
-        </w:rPr>
-        <w:t>prompt-level rules</w:t>
-      </w:r>
-      <w:r>
-        <w:rPr/>
-        <w:t xml:space="preserve">, and an </w:t>
-      </w:r>
-      <w:r>
-        <w:rPr>
-          <w:rStyle w:val="Strong"/>
-        </w:rPr>
-        <w:t>LLM judge</w:t>
-      </w:r>
-      <w:r>
-        <w:rPr/>
-        <w:t xml:space="preserve">, applied across input, documents, output and infrastructure. The full threat model is in </w:t>
-      </w:r>
-      <w:hyperlink r:id="rId5">
-        <w:r>
-          <w:rPr>
-            <w:rStyle w:val="Hyperlink"/>
-          </w:rPr>
-          <w:t>SECURITY.md</w:t>
-        </w:r>
-      </w:hyperlink>
-      <w:r>
-        <w:rPr/>
-        <w:t>.</w:t>
+        <w:t>)</w:t>
       </w:r>
     </w:p>
     <w:tbl>
@@ -3929,9 +3918,8 @@
         </w:tblCellMar>
       </w:tblPr>
       <w:tblGrid>
-        <w:gridCol w:w="3173"/>
-        <w:gridCol w:w="6545"/>
-        <w:gridCol w:w="1621"/>
+        <w:gridCol w:w="3659"/>
+        <w:gridCol w:w="7680"/>
       </w:tblGrid>
       <w:tr>
         <w:trPr>
@@ -3939,7 +3927,7 @@
         </w:trPr>
         <w:tc>
           <w:tcPr>
-            <w:tcW w:w="3173" w:type="dxa"/>
+            <w:tcW w:w="3659" w:type="dxa"/>
             <w:tcBorders>
               <w:top w:val="single" w:sz="6" w:space="0" w:color="808080"/>
               <w:left w:val="single" w:sz="6" w:space="0" w:color="808080"/>
@@ -3967,7 +3955,7 @@
         </w:tc>
         <w:tc>
           <w:tcPr>
-            <w:tcW w:w="6545" w:type="dxa"/>
+            <w:tcW w:w="7680" w:type="dxa"/>
             <w:tcBorders>
               <w:top w:val="single" w:sz="6" w:space="0" w:color="808080"/>
               <w:left w:val="single" w:sz="2" w:space="0" w:color="808080"/>
@@ -3990,34 +3978,6 @@
             <w:r>
               <w:rPr/>
               <w:t>Mechanism</w:t>
-            </w:r>
-          </w:p>
-        </w:tc>
-        <w:tc>
-          <w:tcPr>
-            <w:tcW w:w="1621" w:type="dxa"/>
-            <w:tcBorders>
-              <w:top w:val="single" w:sz="6" w:space="0" w:color="808080"/>
-              <w:left w:val="single" w:sz="2" w:space="0" w:color="808080"/>
-              <w:bottom w:val="single" w:sz="2" w:space="0" w:color="808080"/>
-              <w:right w:val="single" w:sz="6" w:space="0" w:color="808080"/>
-            </w:tcBorders>
-            <w:vAlign w:val="center"/>
-          </w:tcPr>
-          <w:p>
-            <w:pPr>
-              <w:pStyle w:val="TableHeading"/>
-              <w:bidi w:val="0"/>
-              <w:spacing w:before="0" w:after="283"/>
-              <w:ind w:hanging="0" w:left="0" w:right="0"/>
-              <w:jc w:val="left"/>
-              <w:rPr>
-                <w:rFonts w:ascii="Arial;Helvetica;sans-serif" w:hAnsi="Arial;Helvetica;sans-serif"/>
-              </w:rPr>
-            </w:pPr>
-            <w:r>
-              <w:rPr/>
-              <w:t>Type</w:t>
             </w:r>
           </w:p>
         </w:tc>
@@ -4026,7 +3986,7 @@
         <w:trPr/>
         <w:tc>
           <w:tcPr>
-            <w:tcW w:w="3173" w:type="dxa"/>
+            <w:tcW w:w="3659" w:type="dxa"/>
             <w:tcBorders>
               <w:left w:val="single" w:sz="6" w:space="0" w:color="808080"/>
               <w:bottom w:val="single" w:sz="2" w:space="0" w:color="808080"/>
@@ -4047,75 +4007,34 @@
             </w:pPr>
             <w:r>
               <w:rPr/>
-              <w:t>User prompt injection ("ignore previous instructions…")</w:t>
-            </w:r>
-          </w:p>
-        </w:tc>
-        <w:tc>
-          <w:tcPr>
-            <w:tcW w:w="6545" w:type="dxa"/>
-            <w:tcBorders>
-              <w:left w:val="single" w:sz="2" w:space="0" w:color="808080"/>
-              <w:bottom w:val="single" w:sz="2" w:space="0" w:color="808080"/>
-              <w:right w:val="single" w:sz="6" w:space="0" w:color="808080"/>
-            </w:tcBorders>
-            <w:vAlign w:val="center"/>
-          </w:tcPr>
-          <w:p>
-            <w:pPr>
-              <w:pStyle w:val="TableContents"/>
-              <w:bidi w:val="0"/>
-              <w:spacing w:before="0" w:after="283"/>
-              <w:ind w:hanging="0" w:left="0" w:right="0"/>
-              <w:jc w:val="left"/>
-              <w:rPr/>
-            </w:pPr>
-            <w:r>
-              <w:rPr>
-                <w:rStyle w:val="SourceText"/>
-              </w:rPr>
-              <w:t>validate_query</w:t>
-            </w:r>
-            <w:r>
-              <w:rPr/>
-              <w:t xml:space="preserve"> patterns run on </w:t>
-            </w:r>
-            <w:r>
-              <w:rPr>
-                <w:rStyle w:val="Strong"/>
-              </w:rPr>
-              <w:t>Unicode-normalised</w:t>
-            </w:r>
-            <w:r>
-              <w:rPr/>
-              <w:t xml:space="preserve"> text (NFKC, zero-width and bidi characters removed); blocked before any LLM call</w:t>
-            </w:r>
-          </w:p>
-        </w:tc>
-        <w:tc>
-          <w:tcPr>
-            <w:tcW w:w="1621" w:type="dxa"/>
-            <w:tcBorders>
-              <w:left w:val="single" w:sz="2" w:space="0" w:color="808080"/>
-              <w:bottom w:val="single" w:sz="2" w:space="0" w:color="808080"/>
-              <w:right w:val="single" w:sz="6" w:space="0" w:color="808080"/>
-            </w:tcBorders>
-            <w:vAlign w:val="center"/>
-          </w:tcPr>
-          <w:p>
-            <w:pPr>
-              <w:pStyle w:val="TableContents"/>
-              <w:bidi w:val="0"/>
-              <w:spacing w:before="0" w:after="283"/>
-              <w:ind w:hanging="0" w:left="0" w:right="0"/>
-              <w:jc w:val="left"/>
-              <w:rPr>
-                <w:rFonts w:ascii="Arial;Helvetica;sans-serif" w:hAnsi="Arial;Helvetica;sans-serif"/>
-              </w:rPr>
-            </w:pPr>
-            <w:r>
-              <w:rPr/>
-              <w:t>deterministic</w:t>
+              <w:t>Prompt injection typed by the user ("ignore previous instructions…")</w:t>
+            </w:r>
+          </w:p>
+        </w:tc>
+        <w:tc>
+          <w:tcPr>
+            <w:tcW w:w="7680" w:type="dxa"/>
+            <w:tcBorders>
+              <w:left w:val="single" w:sz="2" w:space="0" w:color="808080"/>
+              <w:bottom w:val="single" w:sz="2" w:space="0" w:color="808080"/>
+              <w:right w:val="single" w:sz="6" w:space="0" w:color="808080"/>
+            </w:tcBorders>
+            <w:vAlign w:val="center"/>
+          </w:tcPr>
+          <w:p>
+            <w:pPr>
+              <w:pStyle w:val="TableContents"/>
+              <w:bidi w:val="0"/>
+              <w:spacing w:before="0" w:after="283"/>
+              <w:ind w:hanging="0" w:left="0" w:right="0"/>
+              <w:jc w:val="left"/>
+              <w:rPr>
+                <w:rFonts w:ascii="Arial;Helvetica;sans-serif" w:hAnsi="Arial;Helvetica;sans-serif"/>
+              </w:rPr>
+            </w:pPr>
+            <w:r>
+              <w:rPr/>
+              <w:t>pattern check on normalised text (zero-width and full-width tricks removed); blocked before any LLM call</w:t>
             </w:r>
           </w:p>
         </w:tc>
@@ -4124,7 +4043,7 @@
         <w:trPr/>
         <w:tc>
           <w:tcPr>
-            <w:tcW w:w="3173" w:type="dxa"/>
+            <w:tcW w:w="3659" w:type="dxa"/>
             <w:tcBorders>
               <w:left w:val="single" w:sz="6" w:space="0" w:color="808080"/>
               <w:bottom w:val="single" w:sz="2" w:space="0" w:color="808080"/>
@@ -4139,75 +4058,44 @@
               <w:spacing w:before="0" w:after="283"/>
               <w:ind w:hanging="0" w:left="0" w:right="0"/>
               <w:jc w:val="left"/>
+              <w:rPr>
+                <w:rFonts w:ascii="Arial;Helvetica;sans-serif" w:hAnsi="Arial;Helvetica;sans-serif"/>
+              </w:rPr>
+            </w:pPr>
+            <w:r>
+              <w:rPr/>
+              <w:t>Reworded jailbreaks the patterns miss</w:t>
+            </w:r>
+          </w:p>
+        </w:tc>
+        <w:tc>
+          <w:tcPr>
+            <w:tcW w:w="7680" w:type="dxa"/>
+            <w:tcBorders>
+              <w:left w:val="single" w:sz="2" w:space="0" w:color="808080"/>
+              <w:bottom w:val="single" w:sz="2" w:space="0" w:color="808080"/>
+              <w:right w:val="single" w:sz="6" w:space="0" w:color="808080"/>
+            </w:tcBorders>
+            <w:vAlign w:val="center"/>
+          </w:tcPr>
+          <w:p>
+            <w:pPr>
+              <w:pStyle w:val="TableContents"/>
+              <w:bidi w:val="0"/>
+              <w:spacing w:before="0" w:after="283"/>
+              <w:ind w:hanging="0" w:left="0" w:right="0"/>
+              <w:jc w:val="left"/>
               <w:rPr/>
             </w:pPr>
             <w:r>
               <w:rPr>
                 <w:rStyle w:val="Strong"/>
               </w:rPr>
-              <w:t>Paraphrased jailbreaks</w:t>
-            </w:r>
-            <w:r>
-              <w:rPr/>
-              <w:t xml:space="preserve"> that rules miss</w:t>
-            </w:r>
-          </w:p>
-        </w:tc>
-        <w:tc>
-          <w:tcPr>
-            <w:tcW w:w="6545" w:type="dxa"/>
-            <w:tcBorders>
-              <w:left w:val="single" w:sz="2" w:space="0" w:color="808080"/>
-              <w:bottom w:val="single" w:sz="2" w:space="0" w:color="808080"/>
-              <w:right w:val="single" w:sz="6" w:space="0" w:color="808080"/>
-            </w:tcBorders>
-            <w:vAlign w:val="center"/>
-          </w:tcPr>
-          <w:p>
-            <w:pPr>
-              <w:pStyle w:val="TableContents"/>
-              <w:bidi w:val="0"/>
-              <w:spacing w:before="0" w:after="283"/>
-              <w:ind w:hanging="0" w:left="0" w:right="0"/>
-              <w:jc w:val="left"/>
-              <w:rPr/>
-            </w:pPr>
-            <w:r>
-              <w:rPr>
-                <w:rStyle w:val="Strong"/>
-              </w:rPr>
               <w:t>Llama Prompt Guard 2</w:t>
             </w:r>
             <w:r>
               <w:rPr/>
-              <w:t xml:space="preserve"> classifier (score ≥ 0.80 is blocked; attacks scored 0.998–0.9996 and research questions about 0.0004 in testing); fails open with an audit event</w:t>
-            </w:r>
-          </w:p>
-        </w:tc>
-        <w:tc>
-          <w:tcPr>
-            <w:tcW w:w="1621" w:type="dxa"/>
-            <w:tcBorders>
-              <w:left w:val="single" w:sz="2" w:space="0" w:color="808080"/>
-              <w:bottom w:val="single" w:sz="2" w:space="0" w:color="808080"/>
-              <w:right w:val="single" w:sz="6" w:space="0" w:color="808080"/>
-            </w:tcBorders>
-            <w:vAlign w:val="center"/>
-          </w:tcPr>
-          <w:p>
-            <w:pPr>
-              <w:pStyle w:val="TableContents"/>
-              <w:bidi w:val="0"/>
-              <w:spacing w:before="0" w:after="283"/>
-              <w:ind w:hanging="0" w:left="0" w:right="0"/>
-              <w:jc w:val="left"/>
-              <w:rPr>
-                <w:rFonts w:ascii="Arial;Helvetica;sans-serif" w:hAnsi="Arial;Helvetica;sans-serif"/>
-              </w:rPr>
-            </w:pPr>
-            <w:r>
-              <w:rPr/>
-              <w:t>ML classifier</w:t>
+              <w:t>; score ≥ 0.8 is blocked (attacks scored ~0.999, normal questions ~0.0004)</w:t>
             </w:r>
           </w:p>
         </w:tc>
@@ -4216,7 +4104,7 @@
         <w:trPr/>
         <w:tc>
           <w:tcPr>
-            <w:tcW w:w="3173" w:type="dxa"/>
+            <w:tcW w:w="3659" w:type="dxa"/>
             <w:tcBorders>
               <w:left w:val="single" w:sz="6" w:space="0" w:color="808080"/>
               <w:bottom w:val="single" w:sz="2" w:space="0" w:color="808080"/>
@@ -4237,32 +4125,32 @@
               <w:rPr>
                 <w:rStyle w:val="Strong"/>
               </w:rPr>
-              <w:t>Indirect injection hidden in a PDF</w:t>
-            </w:r>
-          </w:p>
-        </w:tc>
-        <w:tc>
-          <w:tcPr>
-            <w:tcW w:w="6545" w:type="dxa"/>
-            <w:tcBorders>
-              <w:left w:val="single" w:sz="2" w:space="0" w:color="808080"/>
-              <w:bottom w:val="single" w:sz="2" w:space="0" w:color="808080"/>
-              <w:right w:val="single" w:sz="6" w:space="0" w:color="808080"/>
-            </w:tcBorders>
-            <w:vAlign w:val="center"/>
-          </w:tcPr>
-          <w:p>
-            <w:pPr>
-              <w:pStyle w:val="TableContents"/>
-              <w:bidi w:val="0"/>
-              <w:spacing w:before="0" w:after="283"/>
-              <w:ind w:hanging="0" w:left="0" w:right="0"/>
-              <w:jc w:val="left"/>
-              <w:rPr/>
-            </w:pPr>
-            <w:r>
-              <w:rPr/>
-              <w:t xml:space="preserve">each chunk is scanned at indexing; phrases are replaced before reaching a prompt; evidence is delimited as data; fake </w:t>
+              <w:t>Instructions hidden inside a PDF</w:t>
+            </w:r>
+          </w:p>
+        </w:tc>
+        <w:tc>
+          <w:tcPr>
+            <w:tcW w:w="7680" w:type="dxa"/>
+            <w:tcBorders>
+              <w:left w:val="single" w:sz="2" w:space="0" w:color="808080"/>
+              <w:bottom w:val="single" w:sz="2" w:space="0" w:color="808080"/>
+              <w:right w:val="single" w:sz="6" w:space="0" w:color="808080"/>
+            </w:tcBorders>
+            <w:vAlign w:val="center"/>
+          </w:tcPr>
+          <w:p>
+            <w:pPr>
+              <w:pStyle w:val="TableContents"/>
+              <w:bidi w:val="0"/>
+              <w:spacing w:before="0" w:after="283"/>
+              <w:ind w:hanging="0" w:left="0" w:right="0"/>
+              <w:jc w:val="left"/>
+              <w:rPr/>
+            </w:pPr>
+            <w:r>
+              <w:rPr/>
+              <w:t xml:space="preserve">removed from passages before they reach a prompt; fake </w:t>
             </w:r>
             <w:r>
               <w:rPr>
@@ -4272,34 +4160,7 @@
             </w:r>
             <w:r>
               <w:rPr/>
-              <w:t xml:space="preserve"> delimiters are defused; the UI warns</w:t>
-            </w:r>
-          </w:p>
-        </w:tc>
-        <w:tc>
-          <w:tcPr>
-            <w:tcW w:w="1621" w:type="dxa"/>
-            <w:tcBorders>
-              <w:left w:val="single" w:sz="2" w:space="0" w:color="808080"/>
-              <w:bottom w:val="single" w:sz="2" w:space="0" w:color="808080"/>
-              <w:right w:val="single" w:sz="6" w:space="0" w:color="808080"/>
-            </w:tcBorders>
-            <w:vAlign w:val="center"/>
-          </w:tcPr>
-          <w:p>
-            <w:pPr>
-              <w:pStyle w:val="TableContents"/>
-              <w:bidi w:val="0"/>
-              <w:spacing w:before="0" w:after="283"/>
-              <w:ind w:hanging="0" w:left="0" w:right="0"/>
-              <w:jc w:val="left"/>
-              <w:rPr>
-                <w:rFonts w:ascii="Arial;Helvetica;sans-serif" w:hAnsi="Arial;Helvetica;sans-serif"/>
-              </w:rPr>
-            </w:pPr>
-            <w:r>
-              <w:rPr/>
-              <w:t>deterministic</w:t>
+              <w:t xml:space="preserve"> tags are removed; evidence is marked as data; the user is warned</w:t>
             </w:r>
           </w:p>
         </w:tc>
@@ -4308,7 +4169,7 @@
         <w:trPr/>
         <w:tc>
           <w:tcPr>
-            <w:tcW w:w="3173" w:type="dxa"/>
+            <w:tcW w:w="3659" w:type="dxa"/>
             <w:tcBorders>
               <w:left w:val="single" w:sz="6" w:space="0" w:color="808080"/>
               <w:bottom w:val="single" w:sz="2" w:space="0" w:color="808080"/>
@@ -4329,13 +4190,13 @@
             </w:pPr>
             <w:r>
               <w:rPr/>
-              <w:t>Academic misconduct (fabricating data, fake citations, beating plagiarism or AI detectors, ghost-writing)</w:t>
-            </w:r>
-          </w:p>
-        </w:tc>
-        <w:tc>
-          <w:tcPr>
-            <w:tcW w:w="6545" w:type="dxa"/>
+              <w:t>Academic misconduct (fabricating data or citations, beating plagiarism checks, ghost-writing a thesis)</w:t>
+            </w:r>
+          </w:p>
+        </w:tc>
+        <w:tc>
+          <w:tcPr>
+            <w:tcW w:w="7680" w:type="dxa"/>
             <w:tcBorders>
               <w:left w:val="single" w:sz="2" w:space="0" w:color="808080"/>
               <w:bottom w:val="single" w:sz="2" w:space="0" w:color="808080"/>
@@ -4357,33 +4218,6 @@
             <w:r>
               <w:rPr/>
               <w:t>refused with an explanation</w:t>
-            </w:r>
-          </w:p>
-        </w:tc>
-        <w:tc>
-          <w:tcPr>
-            <w:tcW w:w="1621" w:type="dxa"/>
-            <w:tcBorders>
-              <w:left w:val="single" w:sz="2" w:space="0" w:color="808080"/>
-              <w:bottom w:val="single" w:sz="2" w:space="0" w:color="808080"/>
-              <w:right w:val="single" w:sz="6" w:space="0" w:color="808080"/>
-            </w:tcBorders>
-            <w:vAlign w:val="center"/>
-          </w:tcPr>
-          <w:p>
-            <w:pPr>
-              <w:pStyle w:val="TableContents"/>
-              <w:bidi w:val="0"/>
-              <w:spacing w:before="0" w:after="283"/>
-              <w:ind w:hanging="0" w:left="0" w:right="0"/>
-              <w:jc w:val="left"/>
-              <w:rPr>
-                <w:rFonts w:ascii="Arial;Helvetica;sans-serif" w:hAnsi="Arial;Helvetica;sans-serif"/>
-              </w:rPr>
-            </w:pPr>
-            <w:r>
-              <w:rPr/>
-              <w:t>deterministic</w:t>
             </w:r>
           </w:p>
         </w:tc>
@@ -4392,7 +4226,7 @@
         <w:trPr/>
         <w:tc>
           <w:tcPr>
-            <w:tcW w:w="3173" w:type="dxa"/>
+            <w:tcW w:w="3659" w:type="dxa"/>
             <w:tcBorders>
               <w:left w:val="single" w:sz="6" w:space="0" w:color="808080"/>
               <w:bottom w:val="single" w:sz="2" w:space="0" w:color="808080"/>
@@ -4413,79 +4247,42 @@
             </w:pPr>
             <w:r>
               <w:rPr/>
-              <w:t>Malicious files</w:t>
-            </w:r>
-          </w:p>
-        </w:tc>
-        <w:tc>
-          <w:tcPr>
-            <w:tcW w:w="6545" w:type="dxa"/>
-            <w:tcBorders>
-              <w:left w:val="single" w:sz="2" w:space="0" w:color="808080"/>
-              <w:bottom w:val="single" w:sz="2" w:space="0" w:color="808080"/>
-              <w:right w:val="single" w:sz="6" w:space="0" w:color="808080"/>
-            </w:tcBorders>
-            <w:vAlign w:val="center"/>
-          </w:tcPr>
-          <w:p>
-            <w:pPr>
-              <w:pStyle w:val="TableContents"/>
-              <w:bidi w:val="0"/>
-              <w:spacing w:before="0" w:after="283"/>
-              <w:ind w:hanging="0" w:left="0" w:right="0"/>
-              <w:jc w:val="left"/>
-              <w:rPr/>
-            </w:pPr>
-            <w:r>
-              <w:rPr/>
-              <w:t xml:space="preserve">magic-byte check, encrypted and </w:t>
+              <w:t>Risky files</w:t>
+            </w:r>
+          </w:p>
+        </w:tc>
+        <w:tc>
+          <w:tcPr>
+            <w:tcW w:w="7680" w:type="dxa"/>
+            <w:tcBorders>
+              <w:left w:val="single" w:sz="2" w:space="0" w:color="808080"/>
+              <w:bottom w:val="single" w:sz="2" w:space="0" w:color="808080"/>
+              <w:right w:val="single" w:sz="6" w:space="0" w:color="808080"/>
+            </w:tcBorders>
+            <w:vAlign w:val="center"/>
+          </w:tcPr>
+          <w:p>
+            <w:pPr>
+              <w:pStyle w:val="TableContents"/>
+              <w:bidi w:val="0"/>
+              <w:spacing w:before="0" w:after="283"/>
+              <w:ind w:hanging="0" w:left="0" w:right="0"/>
+              <w:jc w:val="left"/>
+              <w:rPr/>
+            </w:pPr>
+            <w:r>
+              <w:rPr/>
+              <w:t xml:space="preserve">must start with </w:t>
             </w:r>
             <w:r>
               <w:rPr>
                 <w:rStyle w:val="SourceText"/>
               </w:rPr>
-              <w:t>/JavaScript</w:t>
-            </w:r>
-            <w:r>
-              <w:rPr/>
-              <w:t xml:space="preserve"> or </w:t>
-            </w:r>
-            <w:r>
-              <w:rPr>
-                <w:rStyle w:val="SourceText"/>
-              </w:rPr>
-              <w:t>/Launch</w:t>
-            </w:r>
-            <w:r>
-              <w:rPr/>
-              <w:t xml:space="preserve"> PDFs rejected, embedded files flagged, SHA-256 dedupe, sanitised filenames, size, page and count limits enforced in the app and by the server</w:t>
-            </w:r>
-          </w:p>
-        </w:tc>
-        <w:tc>
-          <w:tcPr>
-            <w:tcW w:w="1621" w:type="dxa"/>
-            <w:tcBorders>
-              <w:left w:val="single" w:sz="2" w:space="0" w:color="808080"/>
-              <w:bottom w:val="single" w:sz="2" w:space="0" w:color="808080"/>
-              <w:right w:val="single" w:sz="6" w:space="0" w:color="808080"/>
-            </w:tcBorders>
-            <w:vAlign w:val="center"/>
-          </w:tcPr>
-          <w:p>
-            <w:pPr>
-              <w:pStyle w:val="TableContents"/>
-              <w:bidi w:val="0"/>
-              <w:spacing w:before="0" w:after="283"/>
-              <w:ind w:hanging="0" w:left="0" w:right="0"/>
-              <w:jc w:val="left"/>
-              <w:rPr>
-                <w:rFonts w:ascii="Arial;Helvetica;sans-serif" w:hAnsi="Arial;Helvetica;sans-serif"/>
-              </w:rPr>
-            </w:pPr>
-            <w:r>
-              <w:rPr/>
-              <w:t>deterministic</w:t>
+              <w:t>%PDF</w:t>
+            </w:r>
+            <w:r>
+              <w:rPr/>
+              <w:t>; ≤ 25 MB; encrypted PDFs and PDFs with JavaScript or launch actions are rejected; duplicates detected by SHA-256</w:t>
             </w:r>
           </w:p>
         </w:tc>
@@ -4494,7 +4291,7 @@
         <w:trPr/>
         <w:tc>
           <w:tcPr>
-            <w:tcW w:w="3173" w:type="dxa"/>
+            <w:tcW w:w="3659" w:type="dxa"/>
             <w:tcBorders>
               <w:left w:val="single" w:sz="6" w:space="0" w:color="808080"/>
               <w:bottom w:val="single" w:sz="2" w:space="0" w:color="808080"/>
@@ -4515,69 +4312,34 @@
             </w:pPr>
             <w:r>
               <w:rPr/>
-              <w:t>Hallucinated facts and citations</w:t>
-            </w:r>
-          </w:p>
-        </w:tc>
-        <w:tc>
-          <w:tcPr>
-            <w:tcW w:w="6545" w:type="dxa"/>
-            <w:tcBorders>
-              <w:left w:val="single" w:sz="2" w:space="0" w:color="808080"/>
-              <w:bottom w:val="single" w:sz="2" w:space="0" w:color="808080"/>
-              <w:right w:val="single" w:sz="6" w:space="0" w:color="808080"/>
-            </w:tcBorders>
-            <w:vAlign w:val="center"/>
-          </w:tcPr>
-          <w:p>
-            <w:pPr>
-              <w:pStyle w:val="TableContents"/>
-              <w:bidi w:val="0"/>
-              <w:spacing w:before="0" w:after="283"/>
-              <w:ind w:hanging="0" w:left="0" w:right="0"/>
-              <w:jc w:val="left"/>
-              <w:rPr/>
-            </w:pPr>
-            <w:r>
-              <w:rPr/>
-              <w:t xml:space="preserve">RAG only; relevance threshold; "not reported" fallback; </w:t>
-            </w:r>
-            <w:r>
-              <w:rPr>
-                <w:rStyle w:val="SourceText"/>
-              </w:rPr>
-              <w:t>[S#]</w:t>
-            </w:r>
-            <w:r>
-              <w:rPr/>
-              <w:t xml:space="preserve"> citations checked in code; verifier + revision</w:t>
-            </w:r>
-          </w:p>
-        </w:tc>
-        <w:tc>
-          <w:tcPr>
-            <w:tcW w:w="1621" w:type="dxa"/>
-            <w:tcBorders>
-              <w:left w:val="single" w:sz="2" w:space="0" w:color="808080"/>
-              <w:bottom w:val="single" w:sz="2" w:space="0" w:color="808080"/>
-              <w:right w:val="single" w:sz="6" w:space="0" w:color="808080"/>
-            </w:tcBorders>
-            <w:vAlign w:val="center"/>
-          </w:tcPr>
-          <w:p>
-            <w:pPr>
-              <w:pStyle w:val="TableContents"/>
-              <w:bidi w:val="0"/>
-              <w:spacing w:before="0" w:after="283"/>
-              <w:ind w:hanging="0" w:left="0" w:right="0"/>
-              <w:jc w:val="left"/>
-              <w:rPr>
-                <w:rFonts w:ascii="Arial;Helvetica;sans-serif" w:hAnsi="Arial;Helvetica;sans-serif"/>
-              </w:rPr>
-            </w:pPr>
-            <w:r>
-              <w:rPr/>
-              <w:t>prompt + code + LLM judge</w:t>
+              <w:t>Made-up facts and citations</w:t>
+            </w:r>
+          </w:p>
+        </w:tc>
+        <w:tc>
+          <w:tcPr>
+            <w:tcW w:w="7680" w:type="dxa"/>
+            <w:tcBorders>
+              <w:left w:val="single" w:sz="2" w:space="0" w:color="808080"/>
+              <w:bottom w:val="single" w:sz="2" w:space="0" w:color="808080"/>
+              <w:right w:val="single" w:sz="6" w:space="0" w:color="808080"/>
+            </w:tcBorders>
+            <w:vAlign w:val="center"/>
+          </w:tcPr>
+          <w:p>
+            <w:pPr>
+              <w:pStyle w:val="TableContents"/>
+              <w:bidi w:val="0"/>
+              <w:spacing w:before="0" w:after="283"/>
+              <w:ind w:hanging="0" w:left="0" w:right="0"/>
+              <w:jc w:val="left"/>
+              <w:rPr>
+                <w:rFonts w:ascii="Arial;Helvetica;sans-serif" w:hAnsi="Arial;Helvetica;sans-serif"/>
+              </w:rPr>
+            </w:pPr>
+            <w:r>
+              <w:rPr/>
+              <w:t>answers only from retrieved passages; relevance threshold; fixed "not reported" text; citations checked in code; fact-checker + one repair</w:t>
             </w:r>
           </w:p>
         </w:tc>
@@ -4586,7 +4348,7 @@
         <w:trPr/>
         <w:tc>
           <w:tcPr>
-            <w:tcW w:w="3173" w:type="dxa"/>
+            <w:tcW w:w="3659" w:type="dxa"/>
             <w:tcBorders>
               <w:left w:val="single" w:sz="6" w:space="0" w:color="808080"/>
               <w:bottom w:val="single" w:sz="2" w:space="0" w:color="808080"/>
@@ -4607,69 +4369,42 @@
             </w:pPr>
             <w:r>
               <w:rPr/>
-              <w:t>Overclaiming novelty</w:t>
-            </w:r>
-          </w:p>
-        </w:tc>
-        <w:tc>
-          <w:tcPr>
-            <w:tcW w:w="6545" w:type="dxa"/>
-            <w:tcBorders>
-              <w:left w:val="single" w:sz="2" w:space="0" w:color="808080"/>
-              <w:bottom w:val="single" w:sz="2" w:space="0" w:color="808080"/>
-              <w:right w:val="single" w:sz="6" w:space="0" w:color="808080"/>
-            </w:tcBorders>
-            <w:vAlign w:val="center"/>
-          </w:tcPr>
-          <w:p>
-            <w:pPr>
-              <w:pStyle w:val="TableContents"/>
-              <w:bidi w:val="0"/>
-              <w:spacing w:before="0" w:after="283"/>
-              <w:ind w:hanging="0" w:left="0" w:right="0"/>
-              <w:jc w:val="left"/>
-              <w:rPr/>
-            </w:pPr>
-            <w:r>
-              <w:rPr/>
-              <w:t xml:space="preserve">prompt framing; </w:t>
+              <w:t>Overclaiming</w:t>
+            </w:r>
+          </w:p>
+        </w:tc>
+        <w:tc>
+          <w:tcPr>
+            <w:tcW w:w="7680" w:type="dxa"/>
+            <w:tcBorders>
+              <w:left w:val="single" w:sz="2" w:space="0" w:color="808080"/>
+              <w:bottom w:val="single" w:sz="2" w:space="0" w:color="808080"/>
+              <w:right w:val="single" w:sz="6" w:space="0" w:color="808080"/>
+            </w:tcBorders>
+            <w:vAlign w:val="center"/>
+          </w:tcPr>
+          <w:p>
+            <w:pPr>
+              <w:pStyle w:val="TableContents"/>
+              <w:bidi w:val="0"/>
+              <w:spacing w:before="0" w:after="283"/>
+              <w:ind w:hanging="0" w:left="0" w:right="0"/>
+              <w:jc w:val="left"/>
+              <w:rPr/>
+            </w:pPr>
+            <w:r>
+              <w:rPr/>
+              <w:t xml:space="preserve">prompts forbid novelty claims; </w:t>
             </w:r>
             <w:r>
               <w:rPr>
                 <w:rStyle w:val="SourceText"/>
               </w:rPr>
-              <w:t>soften_overclaims</w:t>
-            </w:r>
-            <w:r>
-              <w:rPr/>
-              <w:t>; prior-work check against arXiv/OpenAlex</w:t>
-            </w:r>
-          </w:p>
-        </w:tc>
-        <w:tc>
-          <w:tcPr>
-            <w:tcW w:w="1621" w:type="dxa"/>
-            <w:tcBorders>
-              <w:left w:val="single" w:sz="2" w:space="0" w:color="808080"/>
-              <w:bottom w:val="single" w:sz="2" w:space="0" w:color="808080"/>
-              <w:right w:val="single" w:sz="6" w:space="0" w:color="808080"/>
-            </w:tcBorders>
-            <w:vAlign w:val="center"/>
-          </w:tcPr>
-          <w:p>
-            <w:pPr>
-              <w:pStyle w:val="TableContents"/>
-              <w:bidi w:val="0"/>
-              <w:spacing w:before="0" w:after="283"/>
-              <w:ind w:hanging="0" w:left="0" w:right="0"/>
-              <w:jc w:val="left"/>
-              <w:rPr>
-                <w:rFonts w:ascii="Arial;Helvetica;sans-serif" w:hAnsi="Arial;Helvetica;sans-serif"/>
-              </w:rPr>
-            </w:pPr>
-            <w:r>
-              <w:rPr/>
-              <w:t>3 layers</w:t>
+              <w:t>soften()</w:t>
+            </w:r>
+            <w:r>
+              <w:rPr/>
+              <w:t xml:space="preserve"> rewrites words like "novel" or "first-ever"; every gap is checked against arXiv/OpenAlex</w:t>
             </w:r>
           </w:p>
         </w:tc>
@@ -4678,7 +4413,7 @@
         <w:trPr/>
         <w:tc>
           <w:tcPr>
-            <w:tcW w:w="3173" w:type="dxa"/>
+            <w:tcW w:w="3659" w:type="dxa"/>
             <w:tcBorders>
               <w:left w:val="single" w:sz="6" w:space="0" w:color="808080"/>
               <w:bottom w:val="single" w:sz="2" w:space="0" w:color="808080"/>
@@ -4699,32 +4434,32 @@
             </w:pPr>
             <w:r>
               <w:rPr/>
-              <w:t>XSS through rendered content</w:t>
-            </w:r>
-          </w:p>
-        </w:tc>
-        <w:tc>
-          <w:tcPr>
-            <w:tcW w:w="6545" w:type="dxa"/>
-            <w:tcBorders>
-              <w:left w:val="single" w:sz="2" w:space="0" w:color="808080"/>
-              <w:bottom w:val="single" w:sz="2" w:space="0" w:color="808080"/>
-              <w:right w:val="single" w:sz="6" w:space="0" w:color="808080"/>
-            </w:tcBorders>
-            <w:vAlign w:val="center"/>
-          </w:tcPr>
-          <w:p>
-            <w:pPr>
-              <w:pStyle w:val="TableContents"/>
-              <w:bidi w:val="0"/>
-              <w:spacing w:before="0" w:after="283"/>
-              <w:ind w:hanging="0" w:left="0" w:right="0"/>
-              <w:jc w:val="left"/>
-              <w:rPr/>
-            </w:pPr>
-            <w:r>
-              <w:rPr/>
-              <w:t xml:space="preserve">untrusted text is escaped in HTML or rendered as Markdown with HTML disabled; only </w:t>
+              <w:t>Unsafe display (XSS)</w:t>
+            </w:r>
+          </w:p>
+        </w:tc>
+        <w:tc>
+          <w:tcPr>
+            <w:tcW w:w="7680" w:type="dxa"/>
+            <w:tcBorders>
+              <w:left w:val="single" w:sz="2" w:space="0" w:color="808080"/>
+              <w:bottom w:val="single" w:sz="2" w:space="0" w:color="808080"/>
+              <w:right w:val="single" w:sz="6" w:space="0" w:color="808080"/>
+            </w:tcBorders>
+            <w:vAlign w:val="center"/>
+          </w:tcPr>
+          <w:p>
+            <w:pPr>
+              <w:pStyle w:val="TableContents"/>
+              <w:bidi w:val="0"/>
+              <w:spacing w:before="0" w:after="283"/>
+              <w:ind w:hanging="0" w:left="0" w:right="0"/>
+              <w:jc w:val="left"/>
+              <w:rPr/>
+            </w:pPr>
+            <w:r>
+              <w:rPr/>
+              <w:t xml:space="preserve">all paper/LLM/API text is HTML-escaped or shown as plain Markdown; only </w:t>
             </w:r>
             <w:r>
               <w:rPr>
@@ -4734,34 +4469,7 @@
             </w:r>
             <w:r>
               <w:rPr/>
-              <w:t xml:space="preserve"> links</w:t>
-            </w:r>
-          </w:p>
-        </w:tc>
-        <w:tc>
-          <w:tcPr>
-            <w:tcW w:w="1621" w:type="dxa"/>
-            <w:tcBorders>
-              <w:left w:val="single" w:sz="2" w:space="0" w:color="808080"/>
-              <w:bottom w:val="single" w:sz="2" w:space="0" w:color="808080"/>
-              <w:right w:val="single" w:sz="6" w:space="0" w:color="808080"/>
-            </w:tcBorders>
-            <w:vAlign w:val="center"/>
-          </w:tcPr>
-          <w:p>
-            <w:pPr>
-              <w:pStyle w:val="TableContents"/>
-              <w:bidi w:val="0"/>
-              <w:spacing w:before="0" w:after="283"/>
-              <w:ind w:hanging="0" w:left="0" w:right="0"/>
-              <w:jc w:val="left"/>
-              <w:rPr>
-                <w:rFonts w:ascii="Arial;Helvetica;sans-serif" w:hAnsi="Arial;Helvetica;sans-serif"/>
-              </w:rPr>
-            </w:pPr>
-            <w:r>
-              <w:rPr/>
-              <w:t>deterministic</w:t>
+              <w:t xml:space="preserve"> links are made clickable</w:t>
             </w:r>
           </w:p>
         </w:tc>
@@ -4770,7 +4478,7 @@
         <w:trPr/>
         <w:tc>
           <w:tcPr>
-            <w:tcW w:w="3173" w:type="dxa"/>
+            <w:tcW w:w="3659" w:type="dxa"/>
             <w:tcBorders>
               <w:left w:val="single" w:sz="6" w:space="0" w:color="808080"/>
               <w:bottom w:val="single" w:sz="2" w:space="0" w:color="808080"/>
@@ -4791,61 +4499,34 @@
             </w:pPr>
             <w:r>
               <w:rPr/>
-              <w:t>Account security</w:t>
-            </w:r>
-          </w:p>
-        </w:tc>
-        <w:tc>
-          <w:tcPr>
-            <w:tcW w:w="6545" w:type="dxa"/>
-            <w:tcBorders>
-              <w:left w:val="single" w:sz="2" w:space="0" w:color="808080"/>
-              <w:bottom w:val="single" w:sz="2" w:space="0" w:color="808080"/>
-              <w:right w:val="single" w:sz="6" w:space="0" w:color="808080"/>
-            </w:tcBorders>
-            <w:vAlign w:val="center"/>
-          </w:tcPr>
-          <w:p>
-            <w:pPr>
-              <w:pStyle w:val="TableContents"/>
-              <w:bidi w:val="0"/>
-              <w:spacing w:before="0" w:after="283"/>
-              <w:ind w:hanging="0" w:left="0" w:right="0"/>
-              <w:jc w:val="left"/>
-              <w:rPr>
-                <w:rFonts w:ascii="Arial;Helvetica;sans-serif" w:hAnsi="Arial;Helvetica;sans-serif"/>
-              </w:rPr>
-            </w:pPr>
-            <w:r>
-              <w:rPr/>
-              <w:t>salted PBKDF2-SHA256 (600k iterations); constant-time checks; generic errors (no username enumeration); 5-attempt lockout; per-user data isolation; owner-only file permissions; password-confirmed account deletion; guest mode saves nothing</w:t>
-            </w:r>
-          </w:p>
-        </w:tc>
-        <w:tc>
-          <w:tcPr>
-            <w:tcW w:w="1621" w:type="dxa"/>
-            <w:tcBorders>
-              <w:left w:val="single" w:sz="2" w:space="0" w:color="808080"/>
-              <w:bottom w:val="single" w:sz="2" w:space="0" w:color="808080"/>
-              <w:right w:val="single" w:sz="6" w:space="0" w:color="808080"/>
-            </w:tcBorders>
-            <w:vAlign w:val="center"/>
-          </w:tcPr>
-          <w:p>
-            <w:pPr>
-              <w:pStyle w:val="TableContents"/>
-              <w:bidi w:val="0"/>
-              <w:spacing w:before="0" w:after="283"/>
-              <w:ind w:hanging="0" w:left="0" w:right="0"/>
-              <w:jc w:val="left"/>
-              <w:rPr>
-                <w:rFonts w:ascii="Arial;Helvetica;sans-serif" w:hAnsi="Arial;Helvetica;sans-serif"/>
-              </w:rPr>
-            </w:pPr>
-            <w:r>
-              <w:rPr/>
-              <w:t>deterministic</w:t>
+              <w:t>Accounts</w:t>
+            </w:r>
+          </w:p>
+        </w:tc>
+        <w:tc>
+          <w:tcPr>
+            <w:tcW w:w="7680" w:type="dxa"/>
+            <w:tcBorders>
+              <w:left w:val="single" w:sz="2" w:space="0" w:color="808080"/>
+              <w:bottom w:val="single" w:sz="2" w:space="0" w:color="808080"/>
+              <w:right w:val="single" w:sz="6" w:space="0" w:color="808080"/>
+            </w:tcBorders>
+            <w:vAlign w:val="center"/>
+          </w:tcPr>
+          <w:p>
+            <w:pPr>
+              <w:pStyle w:val="TableContents"/>
+              <w:bidi w:val="0"/>
+              <w:spacing w:before="0" w:after="283"/>
+              <w:ind w:hanging="0" w:left="0" w:right="0"/>
+              <w:jc w:val="left"/>
+              <w:rPr>
+                <w:rFonts w:ascii="Arial;Helvetica;sans-serif" w:hAnsi="Arial;Helvetica;sans-serif"/>
+              </w:rPr>
+            </w:pPr>
+            <w:r>
+              <w:rPr/>
+              <w:t>salted PBKDF2-SHA256 (600,000 rounds), constant-time comparison, the same error for wrong user or password, 5 failures lock the account for 5 minutes, every query filtered by user id, password-confirmed account deletion, guest mode saves nothing</w:t>
             </w:r>
           </w:p>
         </w:tc>
@@ -4854,7 +4535,7 @@
         <w:trPr/>
         <w:tc>
           <w:tcPr>
-            <w:tcW w:w="3173" w:type="dxa"/>
+            <w:tcW w:w="3659" w:type="dxa"/>
             <w:tcBorders>
               <w:left w:val="single" w:sz="6" w:space="0" w:color="808080"/>
               <w:bottom w:val="single" w:sz="2" w:space="0" w:color="808080"/>
@@ -4875,79 +4556,42 @@
             </w:pPr>
             <w:r>
               <w:rPr/>
-              <w:t>Secret leakage and key sharing</w:t>
-            </w:r>
-          </w:p>
-        </w:tc>
-        <w:tc>
-          <w:tcPr>
-            <w:tcW w:w="6545" w:type="dxa"/>
-            <w:tcBorders>
-              <w:left w:val="single" w:sz="2" w:space="0" w:color="808080"/>
-              <w:bottom w:val="single" w:sz="2" w:space="0" w:color="808080"/>
-              <w:right w:val="single" w:sz="6" w:space="0" w:color="808080"/>
-            </w:tcBorders>
-            <w:vAlign w:val="center"/>
-          </w:tcPr>
-          <w:p>
-            <w:pPr>
-              <w:pStyle w:val="TableContents"/>
-              <w:bidi w:val="0"/>
-              <w:spacing w:before="0" w:after="283"/>
-              <w:ind w:hanging="0" w:left="0" w:right="0"/>
-              <w:jc w:val="left"/>
-              <w:rPr/>
-            </w:pPr>
-            <w:r>
-              <w:rPr/>
-              <w:t xml:space="preserve">session-only key scoped per run (a </w:t>
+              <w:t>Server</w:t>
+            </w:r>
+          </w:p>
+        </w:tc>
+        <w:tc>
+          <w:tcPr>
+            <w:tcW w:w="7680" w:type="dxa"/>
+            <w:tcBorders>
+              <w:left w:val="single" w:sz="2" w:space="0" w:color="808080"/>
+              <w:bottom w:val="single" w:sz="2" w:space="0" w:color="808080"/>
+              <w:right w:val="single" w:sz="6" w:space="0" w:color="808080"/>
+            </w:tcBorders>
+            <w:vAlign w:val="center"/>
+          </w:tcPr>
+          <w:p>
+            <w:pPr>
+              <w:pStyle w:val="TableContents"/>
+              <w:bidi w:val="0"/>
+              <w:spacing w:before="0" w:after="283"/>
+              <w:ind w:hanging="0" w:left="0" w:right="0"/>
+              <w:jc w:val="left"/>
+              <w:rPr/>
+            </w:pPr>
+            <w:r>
+              <w:rPr/>
+              <w:t xml:space="preserve">runs on localhost only, upload size limit, XSRF protection, no stack traces shown to users; </w:t>
             </w:r>
             <w:r>
               <w:rPr>
                 <w:rStyle w:val="SourceText"/>
               </w:rPr>
-              <w:t>ContextVar</w:t>
-            </w:r>
-            <w:r>
-              <w:rPr/>
-              <w:t xml:space="preserve"> that is propagated to worker threads); errors are redacted; </w:t>
-            </w:r>
-            <w:r>
-              <w:rPr>
-                <w:rStyle w:val="SourceText"/>
-              </w:rPr>
-              <w:t>.env</w:t>
-            </w:r>
-            <w:r>
-              <w:rPr/>
-              <w:t xml:space="preserve"> is git-ignored</w:t>
-            </w:r>
-          </w:p>
-        </w:tc>
-        <w:tc>
-          <w:tcPr>
-            <w:tcW w:w="1621" w:type="dxa"/>
-            <w:tcBorders>
-              <w:left w:val="single" w:sz="2" w:space="0" w:color="808080"/>
-              <w:bottom w:val="single" w:sz="2" w:space="0" w:color="808080"/>
-              <w:right w:val="single" w:sz="6" w:space="0" w:color="808080"/>
-            </w:tcBorders>
-            <w:vAlign w:val="center"/>
-          </w:tcPr>
-          <w:p>
-            <w:pPr>
-              <w:pStyle w:val="TableContents"/>
-              <w:bidi w:val="0"/>
-              <w:spacing w:before="0" w:after="283"/>
-              <w:ind w:hanging="0" w:left="0" w:right="0"/>
-              <w:jc w:val="left"/>
-              <w:rPr>
-                <w:rFonts w:ascii="Arial;Helvetica;sans-serif" w:hAnsi="Arial;Helvetica;sans-serif"/>
-              </w:rPr>
-            </w:pPr>
-            <w:r>
-              <w:rPr/>
-              <w:t>deterministic</w:t>
+              <w:t>pip-audit</w:t>
+            </w:r>
+            <w:r>
+              <w:rPr/>
+              <w:t xml:space="preserve"> finds no known vulnerabilities in the pinned packages</w:t>
             </w:r>
           </w:p>
         </w:tc>
@@ -4956,189 +4600,7 @@
         <w:trPr/>
         <w:tc>
           <w:tcPr>
-            <w:tcW w:w="3173" w:type="dxa"/>
-            <w:tcBorders>
-              <w:left w:val="single" w:sz="6" w:space="0" w:color="808080"/>
-              <w:bottom w:val="single" w:sz="2" w:space="0" w:color="808080"/>
-              <w:right w:val="single" w:sz="6" w:space="0" w:color="808080"/>
-            </w:tcBorders>
-            <w:vAlign w:val="center"/>
-          </w:tcPr>
-          <w:p>
-            <w:pPr>
-              <w:pStyle w:val="TableContents"/>
-              <w:bidi w:val="0"/>
-              <w:spacing w:before="0" w:after="283"/>
-              <w:ind w:hanging="0" w:left="0" w:right="0"/>
-              <w:jc w:val="left"/>
-              <w:rPr>
-                <w:rFonts w:ascii="Arial;Helvetica;sans-serif" w:hAnsi="Arial;Helvetica;sans-serif"/>
-              </w:rPr>
-            </w:pPr>
-            <w:r>
-              <w:rPr/>
-              <w:t>Abuse and cost</w:t>
-            </w:r>
-          </w:p>
-        </w:tc>
-        <w:tc>
-          <w:tcPr>
-            <w:tcW w:w="6545" w:type="dxa"/>
-            <w:tcBorders>
-              <w:left w:val="single" w:sz="2" w:space="0" w:color="808080"/>
-              <w:bottom w:val="single" w:sz="2" w:space="0" w:color="808080"/>
-              <w:right w:val="single" w:sz="6" w:space="0" w:color="808080"/>
-            </w:tcBorders>
-            <w:vAlign w:val="center"/>
-          </w:tcPr>
-          <w:p>
-            <w:pPr>
-              <w:pStyle w:val="TableContents"/>
-              <w:bidi w:val="0"/>
-              <w:spacing w:before="0" w:after="283"/>
-              <w:ind w:hanging="0" w:left="0" w:right="0"/>
-              <w:jc w:val="left"/>
-              <w:rPr>
-                <w:rFonts w:ascii="Arial;Helvetica;sans-serif" w:hAnsi="Arial;Helvetica;sans-serif"/>
-              </w:rPr>
-            </w:pPr>
-            <w:r>
-              <w:rPr/>
-              <w:t>per-session rate limit (6 per minute, 120 per session); bounded retries</w:t>
-            </w:r>
-          </w:p>
-        </w:tc>
-        <w:tc>
-          <w:tcPr>
-            <w:tcW w:w="1621" w:type="dxa"/>
-            <w:tcBorders>
-              <w:left w:val="single" w:sz="2" w:space="0" w:color="808080"/>
-              <w:bottom w:val="single" w:sz="2" w:space="0" w:color="808080"/>
-              <w:right w:val="single" w:sz="6" w:space="0" w:color="808080"/>
-            </w:tcBorders>
-            <w:vAlign w:val="center"/>
-          </w:tcPr>
-          <w:p>
-            <w:pPr>
-              <w:pStyle w:val="TableContents"/>
-              <w:bidi w:val="0"/>
-              <w:spacing w:before="0" w:after="283"/>
-              <w:ind w:hanging="0" w:left="0" w:right="0"/>
-              <w:jc w:val="left"/>
-              <w:rPr>
-                <w:rFonts w:ascii="Arial;Helvetica;sans-serif" w:hAnsi="Arial;Helvetica;sans-serif"/>
-              </w:rPr>
-            </w:pPr>
-            <w:r>
-              <w:rPr/>
-              <w:t>deterministic</w:t>
-            </w:r>
-          </w:p>
-        </w:tc>
-      </w:tr>
-      <w:tr>
-        <w:trPr/>
-        <w:tc>
-          <w:tcPr>
-            <w:tcW w:w="3173" w:type="dxa"/>
-            <w:tcBorders>
-              <w:left w:val="single" w:sz="6" w:space="0" w:color="808080"/>
-              <w:bottom w:val="single" w:sz="2" w:space="0" w:color="808080"/>
-              <w:right w:val="single" w:sz="6" w:space="0" w:color="808080"/>
-            </w:tcBorders>
-            <w:vAlign w:val="center"/>
-          </w:tcPr>
-          <w:p>
-            <w:pPr>
-              <w:pStyle w:val="TableContents"/>
-              <w:bidi w:val="0"/>
-              <w:spacing w:before="0" w:after="283"/>
-              <w:ind w:hanging="0" w:left="0" w:right="0"/>
-              <w:jc w:val="left"/>
-              <w:rPr>
-                <w:rFonts w:ascii="Arial;Helvetica;sans-serif" w:hAnsi="Arial;Helvetica;sans-serif"/>
-              </w:rPr>
-            </w:pPr>
-            <w:r>
-              <w:rPr/>
-              <w:t>Infrastructure</w:t>
-            </w:r>
-          </w:p>
-        </w:tc>
-        <w:tc>
-          <w:tcPr>
-            <w:tcW w:w="6545" w:type="dxa"/>
-            <w:tcBorders>
-              <w:left w:val="single" w:sz="2" w:space="0" w:color="808080"/>
-              <w:bottom w:val="single" w:sz="2" w:space="0" w:color="808080"/>
-              <w:right w:val="single" w:sz="6" w:space="0" w:color="808080"/>
-            </w:tcBorders>
-            <w:vAlign w:val="center"/>
-          </w:tcPr>
-          <w:p>
-            <w:pPr>
-              <w:pStyle w:val="TableContents"/>
-              <w:bidi w:val="0"/>
-              <w:spacing w:before="0" w:after="283"/>
-              <w:ind w:hanging="0" w:left="0" w:right="0"/>
-              <w:jc w:val="left"/>
-              <w:rPr/>
-            </w:pPr>
-            <w:r>
-              <w:rPr/>
-              <w:t xml:space="preserve">localhost binding, XSRF protection, hidden error details, static serving and telemetry off; </w:t>
-            </w:r>
-            <w:r>
-              <w:rPr>
-                <w:rStyle w:val="SourceText"/>
-              </w:rPr>
-              <w:t>pip-audit</w:t>
-            </w:r>
-            <w:r>
-              <w:rPr>
-                <w:rStyle w:val="Strong"/>
-              </w:rPr>
-              <w:t>: 0 known vulnerabilities</w:t>
-            </w:r>
-            <w:r>
-              <w:rPr/>
-              <w:t xml:space="preserve"> after upgrading 50+ vulnerable pins</w:t>
-            </w:r>
-          </w:p>
-        </w:tc>
-        <w:tc>
-          <w:tcPr>
-            <w:tcW w:w="1621" w:type="dxa"/>
-            <w:tcBorders>
-              <w:left w:val="single" w:sz="2" w:space="0" w:color="808080"/>
-              <w:bottom w:val="single" w:sz="2" w:space="0" w:color="808080"/>
-              <w:right w:val="single" w:sz="6" w:space="0" w:color="808080"/>
-            </w:tcBorders>
-            <w:vAlign w:val="center"/>
-          </w:tcPr>
-          <w:p>
-            <w:pPr>
-              <w:pStyle w:val="TableContents"/>
-              <w:bidi w:val="0"/>
-              <w:spacing w:before="0" w:after="283"/>
-              <w:ind w:hanging="0" w:left="0" w:right="0"/>
-              <w:jc w:val="left"/>
-              <w:rPr>
-                <w:rFonts w:ascii="Arial;Helvetica;sans-serif" w:hAnsi="Arial;Helvetica;sans-serif"/>
-              </w:rPr>
-            </w:pPr>
-            <w:r>
-              <w:rPr/>
-              <w:t>configuration</w:t>
-            </w:r>
-          </w:p>
-        </w:tc>
-      </w:tr>
-      <w:tr>
-        <w:trPr/>
-        <w:tc>
-          <w:tcPr>
-            <w:tcW w:w="3173" w:type="dxa"/>
+            <w:tcW w:w="3659" w:type="dxa"/>
             <w:tcBorders>
               <w:left w:val="single" w:sz="6" w:space="0" w:color="808080"/>
               <w:bottom w:val="single" w:sz="6" w:space="0" w:color="808080"/>
@@ -5165,7 +4627,7 @@
         </w:tc>
         <w:tc>
           <w:tcPr>
-            <w:tcW w:w="6545" w:type="dxa"/>
+            <w:tcW w:w="7680" w:type="dxa"/>
             <w:tcBorders>
               <w:left w:val="single" w:sz="2" w:space="0" w:color="808080"/>
               <w:bottom w:val="single" w:sz="6" w:space="0" w:color="808080"/>
@@ -5178,59 +4640,42 @@
               <w:pStyle w:val="TableContents"/>
               <w:bidi w:val="0"/>
               <w:spacing w:before="0" w:after="283"/>
-              <w:ind w:hanging="0" w:left="0" w:right="0"/>
-              <w:jc w:val="left"/>
-              <w:rPr/>
-            </w:pPr>
-            <w:r>
-              <w:rPr/>
-              <w:t xml:space="preserve">every output labelled </w:t>
+              <w:jc w:val="left"/>
+              <w:rPr/>
+            </w:pPr>
+            <w:r>
+              <w:rPr/>
+              <w:t xml:space="preserve">outputs are labelled </w:t>
             </w:r>
             <w:r>
               <w:rPr>
                 <w:rStyle w:val="Emphasis"/>
               </w:rPr>
-              <w:t>Reported by authors / AI-generated / Potential direction / External source</w:t>
-            </w:r>
-            <w:r>
-              <w:rPr/>
-              <w:t xml:space="preserve">; full trace; verification badge; a </w:t>
-            </w:r>
-            <w:r>
-              <w:rPr>
-                <w:rStyle w:val="Strong"/>
-              </w:rPr>
-              <w:t>Security tab</w:t>
-            </w:r>
-            <w:r>
-              <w:rPr/>
-              <w:t xml:space="preserve"> with a privacy-preserving audit log (fingerprints only, never content)</w:t>
-            </w:r>
-          </w:p>
-        </w:tc>
-        <w:tc>
-          <w:tcPr>
-            <w:tcW w:w="1621" w:type="dxa"/>
-            <w:tcBorders>
-              <w:left w:val="single" w:sz="2" w:space="0" w:color="808080"/>
-              <w:bottom w:val="single" w:sz="6" w:space="0" w:color="808080"/>
-              <w:right w:val="single" w:sz="6" w:space="0" w:color="808080"/>
-            </w:tcBorders>
-            <w:vAlign w:val="center"/>
-          </w:tcPr>
-          <w:p>
-            <w:pPr>
-              <w:pStyle w:val="TableContents"/>
-              <w:bidi w:val="0"/>
-              <w:spacing w:before="0" w:after="283"/>
-              <w:jc w:val="left"/>
-              <w:rPr>
-                <w:rFonts w:ascii="Arial;Helvetica;sans-serif" w:hAnsi="Arial;Helvetica;sans-serif"/>
-              </w:rPr>
-            </w:pPr>
-            <w:r>
-              <w:rPr/>
-              <w:t>UI</w:t>
+              <w:t>from the papers</w:t>
+            </w:r>
+            <w:r>
+              <w:rPr/>
+              <w:t xml:space="preserve"> / </w:t>
+            </w:r>
+            <w:r>
+              <w:rPr>
+                <w:rStyle w:val="Emphasis"/>
+              </w:rPr>
+              <w:t>AI-generated</w:t>
+            </w:r>
+            <w:r>
+              <w:rPr/>
+              <w:t xml:space="preserve"> / </w:t>
+            </w:r>
+            <w:r>
+              <w:rPr>
+                <w:rStyle w:val="Emphasis"/>
+              </w:rPr>
+              <w:t>suggestion</w:t>
+            </w:r>
+            <w:r>
+              <w:rPr/>
+              <w:t>; the full plan and every step are visible in the Trace tab</w:t>
             </w:r>
           </w:p>
         </w:tc>
@@ -5247,7 +4692,7 @@
       </w:pPr>
       <w:r>
         <w:rPr/>
-        <w:t>Testing exposed two problems with the guardrails themselves. First, the phrase "system prompt" appears legitimately in the Self-RAG paper, so we narrowed that pattern and added a regression test. Second, the regex layer alone missed the paraphrased jailbreak above, which is why the ML classifier was added. Both cases are now automated tests.</w:t>
+        <w:t>Two lessons from testing: the phrase "system prompt" appears legitimately in the Self-RAG paper, so the injection patterns were narrowed (and a test added); and a reworded jailbreak slipped past the patterns, which is why the ML classifier was added.</w:t>
       </w:r>
     </w:p>
     <w:p>
@@ -5277,33 +4722,33 @@
         <w:rPr>
           <w:rStyle w:val="Strong"/>
         </w:rPr>
-        <w:t>Automated testing:</w:t>
-      </w:r>
-      <w:r>
-        <w:rPr/>
-        <w:t xml:space="preserve"> 106 of 106 pytest tests pass (</w:t>
+        <w:t>Automated tests:</w:t>
+      </w:r>
+      <w:r>
+        <w:rPr/>
+        <w:t xml:space="preserve"> 30 tests pass in about 1 second (</w:t>
       </w:r>
       <w:r>
         <w:rPr>
           <w:rStyle w:val="SourceText"/>
         </w:rPr>
-        <w:t>pytest -q</w:t>
-      </w:r>
-      <w:r>
-        <w:rPr/>
-        <w:t xml:space="preserve">). They cover 38 documented test cases: ingestion, RAG, planning, every tool, reflection, caching, failure isolation, all guardrails 10 application-security cases and 7 account and storage cases. </w:t>
+        <w:t>python -m pytest -q</w:t>
+      </w:r>
+      <w:r>
+        <w:rPr/>
+        <w:t xml:space="preserve">), covering PDF reading, chunking, search, the Galaxy projection, every guardrail, planning, all tools, self-correction, caching, failure handling and accounts. A fresh install from </w:t>
       </w:r>
       <w:r>
         <w:rPr>
           <w:rStyle w:val="SourceText"/>
         </w:rPr>
-        <w:t>pip-audit</w:t>
-      </w:r>
-      <w:r>
-        <w:rPr/>
-        <w:t xml:space="preserve"> reports no known vulnerabilities. See </w:t>
-      </w:r>
-      <w:hyperlink r:id="rId6">
+        <w:t>requirements.txt</w:t>
+      </w:r>
+      <w:r>
+        <w:rPr/>
+        <w:t xml:space="preserve"> also passes all 30. Details: </w:t>
+      </w:r>
+      <w:hyperlink r:id="rId5">
         <w:r>
           <w:rPr>
             <w:rStyle w:val="Hyperlink"/>
@@ -5327,11 +4772,33 @@
         <w:rPr>
           <w:rStyle w:val="Strong"/>
         </w:rPr>
-        <w:t>Retrieval quality on real papers</w:t>
-      </w:r>
-      <w:r>
-        <w:rPr/>
-        <w:t xml:space="preserve"> (3 arXiv papers on RAG: Lewis et al. 2020, Self-RAG 2023, CRAG 2024; 181 chunks):</w:t>
+        <w:t>Evaluation benchmark</w:t>
+      </w:r>
+      <w:r>
+        <w:rPr/>
+        <w:t xml:space="preserve"> (</w:t>
+      </w:r>
+      <w:r>
+        <w:rPr>
+          <w:rStyle w:val="SourceText"/>
+        </w:rPr>
+        <w:t>python tests/evaluate.py</w:t>
+      </w:r>
+      <w:r>
+        <w:rPr/>
+        <w:t xml:space="preserve">, full results in </w:t>
+      </w:r>
+      <w:hyperlink r:id="rId6">
+        <w:r>
+          <w:rPr>
+            <w:rStyle w:val="Hyperlink"/>
+          </w:rPr>
+          <w:t>evaluation_results.md</w:t>
+        </w:r>
+      </w:hyperlink>
+      <w:r>
+        <w:rPr/>
+        <w:t>): 12 questions on the 3 sample papers with answers checked against the papers' text, plus 3 the agent should decline.</w:t>
       </w:r>
     </w:p>
     <w:tbl>
@@ -5348,9 +4815,9 @@
         </w:tblCellMar>
       </w:tblPr>
       <w:tblGrid>
-        <w:gridCol w:w="5093"/>
-        <w:gridCol w:w="1672"/>
-        <w:gridCol w:w="4573"/>
+        <w:gridCol w:w="8650"/>
+        <w:gridCol w:w="1330"/>
+        <w:gridCol w:w="1358"/>
       </w:tblGrid>
       <w:tr>
         <w:trPr>
@@ -5358,7 +4825,7 @@
         </w:trPr>
         <w:tc>
           <w:tcPr>
-            <w:tcW w:w="5093" w:type="dxa"/>
+            <w:tcW w:w="8650" w:type="dxa"/>
             <w:tcBorders>
               <w:top w:val="single" w:sz="6" w:space="0" w:color="808080"/>
               <w:left w:val="single" w:sz="6" w:space="0" w:color="808080"/>
@@ -5380,13 +4847,13 @@
             </w:pPr>
             <w:r>
               <w:rPr/>
-              <w:t>Query</w:t>
-            </w:r>
-          </w:p>
-        </w:tc>
-        <w:tc>
-          <w:tcPr>
-            <w:tcW w:w="1672" w:type="dxa"/>
+              <w:t>Measure</w:t>
+            </w:r>
+          </w:p>
+        </w:tc>
+        <w:tc>
+          <w:tcPr>
+            <w:tcW w:w="1330" w:type="dxa"/>
             <w:tcBorders>
               <w:top w:val="single" w:sz="6" w:space="0" w:color="808080"/>
               <w:left w:val="single" w:sz="2" w:space="0" w:color="808080"/>
@@ -5408,13 +4875,13 @@
             </w:pPr>
             <w:r>
               <w:rPr/>
-              <w:t>Best cosine</w:t>
-            </w:r>
-          </w:p>
-        </w:tc>
-        <w:tc>
-          <w:tcPr>
-            <w:tcW w:w="4573" w:type="dxa"/>
+              <w:t>Run 1</w:t>
+            </w:r>
+          </w:p>
+        </w:tc>
+        <w:tc>
+          <w:tcPr>
+            <w:tcW w:w="1358" w:type="dxa"/>
             <w:tcBorders>
               <w:top w:val="single" w:sz="6" w:space="0" w:color="808080"/>
               <w:left w:val="single" w:sz="2" w:space="0" w:color="808080"/>
@@ -5436,7 +4903,7 @@
             </w:pPr>
             <w:r>
               <w:rPr/>
-              <w:t>Outcome</w:t>
+              <w:t>Run 2</w:t>
             </w:r>
           </w:p>
         </w:tc>
@@ -5445,7 +4912,7 @@
         <w:trPr/>
         <w:tc>
           <w:tcPr>
-            <w:tcW w:w="5093" w:type="dxa"/>
+            <w:tcW w:w="8650" w:type="dxa"/>
             <w:tcBorders>
               <w:left w:val="single" w:sz="6" w:space="0" w:color="808080"/>
               <w:bottom w:val="single" w:sz="2" w:space="0" w:color="808080"/>
@@ -5466,61 +4933,61 @@
             </w:pPr>
             <w:r>
               <w:rPr/>
-              <w:t>What is the retrieval evaluator in CRAG?</w:t>
-            </w:r>
-          </w:p>
-        </w:tc>
-        <w:tc>
-          <w:tcPr>
-            <w:tcW w:w="1672" w:type="dxa"/>
-            <w:tcBorders>
-              <w:left w:val="single" w:sz="2" w:space="0" w:color="808080"/>
-              <w:bottom w:val="single" w:sz="2" w:space="0" w:color="808080"/>
-              <w:right w:val="single" w:sz="6" w:space="0" w:color="808080"/>
-            </w:tcBorders>
-            <w:vAlign w:val="center"/>
-          </w:tcPr>
-          <w:p>
-            <w:pPr>
-              <w:pStyle w:val="TableContents"/>
-              <w:bidi w:val="0"/>
-              <w:spacing w:before="0" w:after="283"/>
-              <w:ind w:hanging="0" w:left="0" w:right="0"/>
-              <w:jc w:val="left"/>
-              <w:rPr>
-                <w:rFonts w:ascii="Arial;Helvetica;sans-serif" w:hAnsi="Arial;Helvetica;sans-serif"/>
-              </w:rPr>
-            </w:pPr>
-            <w:r>
-              <w:rPr/>
-              <w:t>0.71</w:t>
-            </w:r>
-          </w:p>
-        </w:tc>
-        <w:tc>
-          <w:tcPr>
-            <w:tcW w:w="4573" w:type="dxa"/>
-            <w:tcBorders>
-              <w:left w:val="single" w:sz="2" w:space="0" w:color="808080"/>
-              <w:bottom w:val="single" w:sz="2" w:space="0" w:color="808080"/>
-              <w:right w:val="single" w:sz="6" w:space="0" w:color="808080"/>
-            </w:tcBorders>
-            <w:vAlign w:val="center"/>
-          </w:tcPr>
-          <w:p>
-            <w:pPr>
-              <w:pStyle w:val="TableContents"/>
-              <w:bidi w:val="0"/>
-              <w:spacing w:before="0" w:after="283"/>
-              <w:ind w:hanging="0" w:left="0" w:right="0"/>
-              <w:jc w:val="left"/>
-              <w:rPr>
-                <w:rFonts w:ascii="Arial;Helvetica;sans-serif" w:hAnsi="Arial;Helvetica;sans-serif"/>
-              </w:rPr>
-            </w:pPr>
-            <w:r>
-              <w:rPr/>
-              <w:t>correct passage (CRAG p.5)</w:t>
+              <w:t>Fully correct answers</w:t>
+            </w:r>
+          </w:p>
+        </w:tc>
+        <w:tc>
+          <w:tcPr>
+            <w:tcW w:w="1330" w:type="dxa"/>
+            <w:tcBorders>
+              <w:left w:val="single" w:sz="2" w:space="0" w:color="808080"/>
+              <w:bottom w:val="single" w:sz="2" w:space="0" w:color="808080"/>
+              <w:right w:val="single" w:sz="6" w:space="0" w:color="808080"/>
+            </w:tcBorders>
+            <w:vAlign w:val="center"/>
+          </w:tcPr>
+          <w:p>
+            <w:pPr>
+              <w:pStyle w:val="TableContents"/>
+              <w:bidi w:val="0"/>
+              <w:spacing w:before="0" w:after="283"/>
+              <w:ind w:hanging="0" w:left="0" w:right="0"/>
+              <w:jc w:val="left"/>
+              <w:rPr>
+                <w:rFonts w:ascii="Arial;Helvetica;sans-serif" w:hAnsi="Arial;Helvetica;sans-serif"/>
+              </w:rPr>
+            </w:pPr>
+            <w:r>
+              <w:rPr/>
+              <w:t>10/12</w:t>
+            </w:r>
+          </w:p>
+        </w:tc>
+        <w:tc>
+          <w:tcPr>
+            <w:tcW w:w="1358" w:type="dxa"/>
+            <w:tcBorders>
+              <w:left w:val="single" w:sz="2" w:space="0" w:color="808080"/>
+              <w:bottom w:val="single" w:sz="2" w:space="0" w:color="808080"/>
+              <w:right w:val="single" w:sz="6" w:space="0" w:color="808080"/>
+            </w:tcBorders>
+            <w:vAlign w:val="center"/>
+          </w:tcPr>
+          <w:p>
+            <w:pPr>
+              <w:pStyle w:val="TableContents"/>
+              <w:bidi w:val="0"/>
+              <w:spacing w:before="0" w:after="283"/>
+              <w:ind w:hanging="0" w:left="0" w:right="0"/>
+              <w:jc w:val="left"/>
+              <w:rPr>
+                <w:rFonts w:ascii="Arial;Helvetica;sans-serif" w:hAnsi="Arial;Helvetica;sans-serif"/>
+              </w:rPr>
+            </w:pPr>
+            <w:r>
+              <w:rPr/>
+              <w:t>8/12</w:t>
             </w:r>
           </w:p>
         </w:tc>
@@ -5529,7 +4996,7 @@
         <w:trPr/>
         <w:tc>
           <w:tcPr>
-            <w:tcW w:w="5093" w:type="dxa"/>
+            <w:tcW w:w="8650" w:type="dxa"/>
             <w:tcBorders>
               <w:left w:val="single" w:sz="6" w:space="0" w:color="808080"/>
               <w:bottom w:val="single" w:sz="2" w:space="0" w:color="808080"/>
@@ -5550,61 +5017,61 @@
             </w:pPr>
             <w:r>
               <w:rPr/>
-              <w:t>What are the limitations of Self-RAG?</w:t>
-            </w:r>
-          </w:p>
-        </w:tc>
-        <w:tc>
-          <w:tcPr>
-            <w:tcW w:w="1672" w:type="dxa"/>
-            <w:tcBorders>
-              <w:left w:val="single" w:sz="2" w:space="0" w:color="808080"/>
-              <w:bottom w:val="single" w:sz="2" w:space="0" w:color="808080"/>
-              <w:right w:val="single" w:sz="6" w:space="0" w:color="808080"/>
-            </w:tcBorders>
-            <w:vAlign w:val="center"/>
-          </w:tcPr>
-          <w:p>
-            <w:pPr>
-              <w:pStyle w:val="TableContents"/>
-              <w:bidi w:val="0"/>
-              <w:spacing w:before="0" w:after="283"/>
-              <w:ind w:hanging="0" w:left="0" w:right="0"/>
-              <w:jc w:val="left"/>
-              <w:rPr>
-                <w:rFonts w:ascii="Arial;Helvetica;sans-serif" w:hAnsi="Arial;Helvetica;sans-serif"/>
-              </w:rPr>
-            </w:pPr>
-            <w:r>
-              <w:rPr/>
-              <w:t>0.55</w:t>
-            </w:r>
-          </w:p>
-        </w:tc>
-        <w:tc>
-          <w:tcPr>
-            <w:tcW w:w="4573" w:type="dxa"/>
-            <w:tcBorders>
-              <w:left w:val="single" w:sz="2" w:space="0" w:color="808080"/>
-              <w:bottom w:val="single" w:sz="2" w:space="0" w:color="808080"/>
-              <w:right w:val="single" w:sz="6" w:space="0" w:color="808080"/>
-            </w:tcBorders>
-            <w:vAlign w:val="center"/>
-          </w:tcPr>
-          <w:p>
-            <w:pPr>
-              <w:pStyle w:val="TableContents"/>
-              <w:bidi w:val="0"/>
-              <w:spacing w:before="0" w:after="283"/>
-              <w:ind w:hanging="0" w:left="0" w:right="0"/>
-              <w:jc w:val="left"/>
-              <w:rPr>
-                <w:rFonts w:ascii="Arial;Helvetica;sans-serif" w:hAnsi="Arial;Helvetica;sans-serif"/>
-              </w:rPr>
-            </w:pPr>
-            <w:r>
-              <w:rPr/>
-              <w:t>Self-RAG experiments section</w:t>
+              <w:t>Average share of expected facts found</w:t>
+            </w:r>
+          </w:p>
+        </w:tc>
+        <w:tc>
+          <w:tcPr>
+            <w:tcW w:w="1330" w:type="dxa"/>
+            <w:tcBorders>
+              <w:left w:val="single" w:sz="2" w:space="0" w:color="808080"/>
+              <w:bottom w:val="single" w:sz="2" w:space="0" w:color="808080"/>
+              <w:right w:val="single" w:sz="6" w:space="0" w:color="808080"/>
+            </w:tcBorders>
+            <w:vAlign w:val="center"/>
+          </w:tcPr>
+          <w:p>
+            <w:pPr>
+              <w:pStyle w:val="TableContents"/>
+              <w:bidi w:val="0"/>
+              <w:spacing w:before="0" w:after="283"/>
+              <w:ind w:hanging="0" w:left="0" w:right="0"/>
+              <w:jc w:val="left"/>
+              <w:rPr>
+                <w:rFonts w:ascii="Arial;Helvetica;sans-serif" w:hAnsi="Arial;Helvetica;sans-serif"/>
+              </w:rPr>
+            </w:pPr>
+            <w:r>
+              <w:rPr/>
+              <w:t>90%</w:t>
+            </w:r>
+          </w:p>
+        </w:tc>
+        <w:tc>
+          <w:tcPr>
+            <w:tcW w:w="1358" w:type="dxa"/>
+            <w:tcBorders>
+              <w:left w:val="single" w:sz="2" w:space="0" w:color="808080"/>
+              <w:bottom w:val="single" w:sz="2" w:space="0" w:color="808080"/>
+              <w:right w:val="single" w:sz="6" w:space="0" w:color="808080"/>
+            </w:tcBorders>
+            <w:vAlign w:val="center"/>
+          </w:tcPr>
+          <w:p>
+            <w:pPr>
+              <w:pStyle w:val="TableContents"/>
+              <w:bidi w:val="0"/>
+              <w:spacing w:before="0" w:after="283"/>
+              <w:ind w:hanging="0" w:left="0" w:right="0"/>
+              <w:jc w:val="left"/>
+              <w:rPr>
+                <w:rFonts w:ascii="Arial;Helvetica;sans-serif" w:hAnsi="Arial;Helvetica;sans-serif"/>
+              </w:rPr>
+            </w:pPr>
+            <w:r>
+              <w:rPr/>
+              <w:t>77%</w:t>
             </w:r>
           </w:p>
         </w:tc>
@@ -5613,7 +5080,7 @@
         <w:trPr/>
         <w:tc>
           <w:tcPr>
-            <w:tcW w:w="5093" w:type="dxa"/>
+            <w:tcW w:w="8650" w:type="dxa"/>
             <w:tcBorders>
               <w:left w:val="single" w:sz="6" w:space="0" w:color="808080"/>
               <w:bottom w:val="single" w:sz="2" w:space="0" w:color="808080"/>
@@ -5634,61 +5101,61 @@
             </w:pPr>
             <w:r>
               <w:rPr/>
-              <w:t>What datasets were used for evaluation?</w:t>
-            </w:r>
-          </w:p>
-        </w:tc>
-        <w:tc>
-          <w:tcPr>
-            <w:tcW w:w="1672" w:type="dxa"/>
-            <w:tcBorders>
-              <w:left w:val="single" w:sz="2" w:space="0" w:color="808080"/>
-              <w:bottom w:val="single" w:sz="2" w:space="0" w:color="808080"/>
-              <w:right w:val="single" w:sz="6" w:space="0" w:color="808080"/>
-            </w:tcBorders>
-            <w:vAlign w:val="center"/>
-          </w:tcPr>
-          <w:p>
-            <w:pPr>
-              <w:pStyle w:val="TableContents"/>
-              <w:bidi w:val="0"/>
-              <w:spacing w:before="0" w:after="283"/>
-              <w:ind w:hanging="0" w:left="0" w:right="0"/>
-              <w:jc w:val="left"/>
-              <w:rPr>
-                <w:rFonts w:ascii="Arial;Helvetica;sans-serif" w:hAnsi="Arial;Helvetica;sans-serif"/>
-              </w:rPr>
-            </w:pPr>
-            <w:r>
-              <w:rPr/>
-              <w:t>0.50</w:t>
-            </w:r>
-          </w:p>
-        </w:tc>
-        <w:tc>
-          <w:tcPr>
-            <w:tcW w:w="4573" w:type="dxa"/>
-            <w:tcBorders>
-              <w:left w:val="single" w:sz="2" w:space="0" w:color="808080"/>
-              <w:bottom w:val="single" w:sz="2" w:space="0" w:color="808080"/>
-              <w:right w:val="single" w:sz="6" w:space="0" w:color="808080"/>
-            </w:tcBorders>
-            <w:vAlign w:val="center"/>
-          </w:tcPr>
-          <w:p>
-            <w:pPr>
-              <w:pStyle w:val="TableContents"/>
-              <w:bidi w:val="0"/>
-              <w:spacing w:before="0" w:after="283"/>
-              <w:ind w:hanging="0" w:left="0" w:right="0"/>
-              <w:jc w:val="left"/>
-              <w:rPr>
-                <w:rFonts w:ascii="Arial;Helvetica;sans-serif" w:hAnsi="Arial;Helvetica;sans-serif"/>
-              </w:rPr>
-            </w:pPr>
-            <w:r>
-              <w:rPr/>
-              <w:t>"Tasks and datasets" (Self-RAG p.6)</w:t>
+              <w:t>Answers whose citations all exist</w:t>
+            </w:r>
+          </w:p>
+        </w:tc>
+        <w:tc>
+          <w:tcPr>
+            <w:tcW w:w="1330" w:type="dxa"/>
+            <w:tcBorders>
+              <w:left w:val="single" w:sz="2" w:space="0" w:color="808080"/>
+              <w:bottom w:val="single" w:sz="2" w:space="0" w:color="808080"/>
+              <w:right w:val="single" w:sz="6" w:space="0" w:color="808080"/>
+            </w:tcBorders>
+            <w:vAlign w:val="center"/>
+          </w:tcPr>
+          <w:p>
+            <w:pPr>
+              <w:pStyle w:val="TableContents"/>
+              <w:bidi w:val="0"/>
+              <w:spacing w:before="0" w:after="283"/>
+              <w:ind w:hanging="0" w:left="0" w:right="0"/>
+              <w:jc w:val="left"/>
+              <w:rPr>
+                <w:rFonts w:ascii="Arial;Helvetica;sans-serif" w:hAnsi="Arial;Helvetica;sans-serif"/>
+              </w:rPr>
+            </w:pPr>
+            <w:r>
+              <w:rPr/>
+              <w:t>12/12</w:t>
+            </w:r>
+          </w:p>
+        </w:tc>
+        <w:tc>
+          <w:tcPr>
+            <w:tcW w:w="1358" w:type="dxa"/>
+            <w:tcBorders>
+              <w:left w:val="single" w:sz="2" w:space="0" w:color="808080"/>
+              <w:bottom w:val="single" w:sz="2" w:space="0" w:color="808080"/>
+              <w:right w:val="single" w:sz="6" w:space="0" w:color="808080"/>
+            </w:tcBorders>
+            <w:vAlign w:val="center"/>
+          </w:tcPr>
+          <w:p>
+            <w:pPr>
+              <w:pStyle w:val="TableContents"/>
+              <w:bidi w:val="0"/>
+              <w:spacing w:before="0" w:after="283"/>
+              <w:ind w:hanging="0" w:left="0" w:right="0"/>
+              <w:jc w:val="left"/>
+              <w:rPr>
+                <w:rFonts w:ascii="Arial;Helvetica;sans-serif" w:hAnsi="Arial;Helvetica;sans-serif"/>
+              </w:rPr>
+            </w:pPr>
+            <w:r>
+              <w:rPr/>
+              <w:t>12/12</w:t>
             </w:r>
           </w:p>
         </w:tc>
@@ -5697,7 +5164,7 @@
         <w:trPr/>
         <w:tc>
           <w:tcPr>
-            <w:tcW w:w="5093" w:type="dxa"/>
+            <w:tcW w:w="8650" w:type="dxa"/>
             <w:tcBorders>
               <w:left w:val="single" w:sz="6" w:space="0" w:color="808080"/>
               <w:bottom w:val="single" w:sz="2" w:space="0" w:color="808080"/>
@@ -5718,61 +5185,61 @@
             </w:pPr>
             <w:r>
               <w:rPr/>
-              <w:t>Who won the cricket world cup?</w:t>
-            </w:r>
-          </w:p>
-        </w:tc>
-        <w:tc>
-          <w:tcPr>
-            <w:tcW w:w="1672" w:type="dxa"/>
-            <w:tcBorders>
-              <w:left w:val="single" w:sz="2" w:space="0" w:color="808080"/>
-              <w:bottom w:val="single" w:sz="2" w:space="0" w:color="808080"/>
-              <w:right w:val="single" w:sz="6" w:space="0" w:color="808080"/>
-            </w:tcBorders>
-            <w:vAlign w:val="center"/>
-          </w:tcPr>
-          <w:p>
-            <w:pPr>
-              <w:pStyle w:val="TableContents"/>
-              <w:bidi w:val="0"/>
-              <w:spacing w:before="0" w:after="283"/>
-              <w:ind w:hanging="0" w:left="0" w:right="0"/>
-              <w:jc w:val="left"/>
-              <w:rPr>
-                <w:rFonts w:ascii="Arial;Helvetica;sans-serif" w:hAnsi="Arial;Helvetica;sans-serif"/>
-              </w:rPr>
-            </w:pPr>
-            <w:r>
-              <w:rPr/>
-              <w:t>0.21</w:t>
-            </w:r>
-          </w:p>
-        </w:tc>
-        <w:tc>
-          <w:tcPr>
-            <w:tcW w:w="4573" w:type="dxa"/>
-            <w:tcBorders>
-              <w:left w:val="single" w:sz="2" w:space="0" w:color="808080"/>
-              <w:bottom w:val="single" w:sz="2" w:space="0" w:color="808080"/>
-              <w:right w:val="single" w:sz="6" w:space="0" w:color="808080"/>
-            </w:tcBorders>
-            <w:vAlign w:val="center"/>
-          </w:tcPr>
-          <w:p>
-            <w:pPr>
-              <w:pStyle w:val="TableContents"/>
-              <w:bidi w:val="0"/>
-              <w:spacing w:before="0" w:after="283"/>
-              <w:ind w:hanging="0" w:left="0" w:right="0"/>
-              <w:jc w:val="left"/>
-              <w:rPr>
-                <w:rFonts w:ascii="Arial;Helvetica;sans-serif" w:hAnsi="Arial;Helvetica;sans-serif"/>
-              </w:rPr>
-            </w:pPr>
-            <w:r>
-              <w:rPr/>
-              <w:t>rejected (below 0.28)</w:t>
+              <w:t>Answers the fact-checker marked as supported</w:t>
+            </w:r>
+          </w:p>
+        </w:tc>
+        <w:tc>
+          <w:tcPr>
+            <w:tcW w:w="1330" w:type="dxa"/>
+            <w:tcBorders>
+              <w:left w:val="single" w:sz="2" w:space="0" w:color="808080"/>
+              <w:bottom w:val="single" w:sz="2" w:space="0" w:color="808080"/>
+              <w:right w:val="single" w:sz="6" w:space="0" w:color="808080"/>
+            </w:tcBorders>
+            <w:vAlign w:val="center"/>
+          </w:tcPr>
+          <w:p>
+            <w:pPr>
+              <w:pStyle w:val="TableContents"/>
+              <w:bidi w:val="0"/>
+              <w:spacing w:before="0" w:after="283"/>
+              <w:ind w:hanging="0" w:left="0" w:right="0"/>
+              <w:jc w:val="left"/>
+              <w:rPr>
+                <w:rFonts w:ascii="Arial;Helvetica;sans-serif" w:hAnsi="Arial;Helvetica;sans-serif"/>
+              </w:rPr>
+            </w:pPr>
+            <w:r>
+              <w:rPr/>
+              <w:t>12/12</w:t>
+            </w:r>
+          </w:p>
+        </w:tc>
+        <w:tc>
+          <w:tcPr>
+            <w:tcW w:w="1358" w:type="dxa"/>
+            <w:tcBorders>
+              <w:left w:val="single" w:sz="2" w:space="0" w:color="808080"/>
+              <w:bottom w:val="single" w:sz="2" w:space="0" w:color="808080"/>
+              <w:right w:val="single" w:sz="6" w:space="0" w:color="808080"/>
+            </w:tcBorders>
+            <w:vAlign w:val="center"/>
+          </w:tcPr>
+          <w:p>
+            <w:pPr>
+              <w:pStyle w:val="TableContents"/>
+              <w:bidi w:val="0"/>
+              <w:spacing w:before="0" w:after="283"/>
+              <w:ind w:hanging="0" w:left="0" w:right="0"/>
+              <w:jc w:val="left"/>
+              <w:rPr>
+                <w:rFonts w:ascii="Arial;Helvetica;sans-serif" w:hAnsi="Arial;Helvetica;sans-serif"/>
+              </w:rPr>
+            </w:pPr>
+            <w:r>
+              <w:rPr/>
+              <w:t>12/12</w:t>
             </w:r>
           </w:p>
         </w:tc>
@@ -5781,7 +5248,7 @@
         <w:trPr/>
         <w:tc>
           <w:tcPr>
-            <w:tcW w:w="5093" w:type="dxa"/>
+            <w:tcW w:w="8650" w:type="dxa"/>
             <w:tcBorders>
               <w:left w:val="single" w:sz="6" w:space="0" w:color="808080"/>
               <w:bottom w:val="single" w:sz="2" w:space="0" w:color="808080"/>
@@ -5802,61 +5269,61 @@
             </w:pPr>
             <w:r>
               <w:rPr/>
-              <w:t>Recipe for chocolate cake</w:t>
-            </w:r>
-          </w:p>
-        </w:tc>
-        <w:tc>
-          <w:tcPr>
-            <w:tcW w:w="1672" w:type="dxa"/>
-            <w:tcBorders>
-              <w:left w:val="single" w:sz="2" w:space="0" w:color="808080"/>
-              <w:bottom w:val="single" w:sz="2" w:space="0" w:color="808080"/>
-              <w:right w:val="single" w:sz="6" w:space="0" w:color="808080"/>
-            </w:tcBorders>
-            <w:vAlign w:val="center"/>
-          </w:tcPr>
-          <w:p>
-            <w:pPr>
-              <w:pStyle w:val="TableContents"/>
-              <w:bidi w:val="0"/>
-              <w:spacing w:before="0" w:after="283"/>
-              <w:ind w:hanging="0" w:left="0" w:right="0"/>
-              <w:jc w:val="left"/>
-              <w:rPr>
-                <w:rFonts w:ascii="Arial;Helvetica;sans-serif" w:hAnsi="Arial;Helvetica;sans-serif"/>
-              </w:rPr>
-            </w:pPr>
-            <w:r>
-              <w:rPr/>
-              <w:t>0.13</w:t>
-            </w:r>
-          </w:p>
-        </w:tc>
-        <w:tc>
-          <w:tcPr>
-            <w:tcW w:w="4573" w:type="dxa"/>
-            <w:tcBorders>
-              <w:left w:val="single" w:sz="2" w:space="0" w:color="808080"/>
-              <w:bottom w:val="single" w:sz="2" w:space="0" w:color="808080"/>
-              <w:right w:val="single" w:sz="6" w:space="0" w:color="808080"/>
-            </w:tcBorders>
-            <w:vAlign w:val="center"/>
-          </w:tcPr>
-          <w:p>
-            <w:pPr>
-              <w:pStyle w:val="TableContents"/>
-              <w:bidi w:val="0"/>
-              <w:spacing w:before="0" w:after="283"/>
-              <w:ind w:hanging="0" w:left="0" w:right="0"/>
-              <w:jc w:val="left"/>
-              <w:rPr>
-                <w:rFonts w:ascii="Arial;Helvetica;sans-serif" w:hAnsi="Arial;Helvetica;sans-serif"/>
-              </w:rPr>
-            </w:pPr>
-            <w:r>
-              <w:rPr/>
-              <w:t>rejected</w:t>
+              <w:t>Correctly declined (not in the papers / off topic)</w:t>
+            </w:r>
+          </w:p>
+        </w:tc>
+        <w:tc>
+          <w:tcPr>
+            <w:tcW w:w="1330" w:type="dxa"/>
+            <w:tcBorders>
+              <w:left w:val="single" w:sz="2" w:space="0" w:color="808080"/>
+              <w:bottom w:val="single" w:sz="2" w:space="0" w:color="808080"/>
+              <w:right w:val="single" w:sz="6" w:space="0" w:color="808080"/>
+            </w:tcBorders>
+            <w:vAlign w:val="center"/>
+          </w:tcPr>
+          <w:p>
+            <w:pPr>
+              <w:pStyle w:val="TableContents"/>
+              <w:bidi w:val="0"/>
+              <w:spacing w:before="0" w:after="283"/>
+              <w:ind w:hanging="0" w:left="0" w:right="0"/>
+              <w:jc w:val="left"/>
+              <w:rPr>
+                <w:rFonts w:ascii="Arial;Helvetica;sans-serif" w:hAnsi="Arial;Helvetica;sans-serif"/>
+              </w:rPr>
+            </w:pPr>
+            <w:r>
+              <w:rPr/>
+              <w:t>3/3</w:t>
+            </w:r>
+          </w:p>
+        </w:tc>
+        <w:tc>
+          <w:tcPr>
+            <w:tcW w:w="1358" w:type="dxa"/>
+            <w:tcBorders>
+              <w:left w:val="single" w:sz="2" w:space="0" w:color="808080"/>
+              <w:bottom w:val="single" w:sz="2" w:space="0" w:color="808080"/>
+              <w:right w:val="single" w:sz="6" w:space="0" w:color="808080"/>
+            </w:tcBorders>
+            <w:vAlign w:val="center"/>
+          </w:tcPr>
+          <w:p>
+            <w:pPr>
+              <w:pStyle w:val="TableContents"/>
+              <w:bidi w:val="0"/>
+              <w:spacing w:before="0" w:after="283"/>
+              <w:ind w:hanging="0" w:left="0" w:right="0"/>
+              <w:jc w:val="left"/>
+              <w:rPr>
+                <w:rFonts w:ascii="Arial;Helvetica;sans-serif" w:hAnsi="Arial;Helvetica;sans-serif"/>
+              </w:rPr>
+            </w:pPr>
+            <w:r>
+              <w:rPr/>
+              <w:t>3/3</w:t>
             </w:r>
           </w:p>
         </w:tc>
@@ -5865,7 +5332,7 @@
         <w:trPr/>
         <w:tc>
           <w:tcPr>
-            <w:tcW w:w="5093" w:type="dxa"/>
+            <w:tcW w:w="8650" w:type="dxa"/>
             <w:tcBorders>
               <w:left w:val="single" w:sz="6" w:space="0" w:color="808080"/>
               <w:bottom w:val="single" w:sz="6" w:space="0" w:color="808080"/>
@@ -5886,13 +5353,13 @@
             </w:pPr>
             <w:r>
               <w:rPr/>
-              <w:t>What's the weather in Mumbai today?</w:t>
-            </w:r>
-          </w:p>
-        </w:tc>
-        <w:tc>
-          <w:tcPr>
-            <w:tcW w:w="1672" w:type="dxa"/>
+              <w:t>Average time per question</w:t>
+            </w:r>
+          </w:p>
+        </w:tc>
+        <w:tc>
+          <w:tcPr>
+            <w:tcW w:w="1330" w:type="dxa"/>
             <w:tcBorders>
               <w:left w:val="single" w:sz="2" w:space="0" w:color="808080"/>
               <w:bottom w:val="single" w:sz="6" w:space="0" w:color="808080"/>
@@ -5913,13 +5380,13 @@
             </w:pPr>
             <w:r>
               <w:rPr/>
-              <w:t>0.10</w:t>
-            </w:r>
-          </w:p>
-        </w:tc>
-        <w:tc>
-          <w:tcPr>
-            <w:tcW w:w="4573" w:type="dxa"/>
+              <w:t>20.7s</w:t>
+            </w:r>
+          </w:p>
+        </w:tc>
+        <w:tc>
+          <w:tcPr>
+            <w:tcW w:w="1358" w:type="dxa"/>
             <w:tcBorders>
               <w:left w:val="single" w:sz="2" w:space="0" w:color="808080"/>
               <w:bottom w:val="single" w:sz="6" w:space="0" w:color="808080"/>
@@ -5939,946 +5406,7 @@
             </w:pPr>
             <w:r>
               <w:rPr/>
-              <w:t>rejected</w:t>
-            </w:r>
-          </w:p>
-        </w:tc>
-      </w:tr>
-    </w:tbl>
-    <w:p>
-      <w:pPr>
-        <w:pStyle w:val="BodyText"/>
-        <w:bidi w:val="0"/>
-        <w:ind w:hanging="0" w:left="0" w:right="0"/>
-        <w:rPr/>
-      </w:pPr>
-      <w:r>
-        <w:rPr>
-          <w:rStyle w:val="Strong"/>
-        </w:rPr>
-        <w:t>Engineering fixes found while testing</w:t>
-      </w:r>
-      <w:r>
-        <w:rPr/>
-        <w:t xml:space="preserve"> (the original code base failed on a clean install):</w:t>
-      </w:r>
-    </w:p>
-    <w:p>
-      <w:pPr>
-        <w:pStyle w:val="BodyText"/>
-        <w:numPr>
-          <w:ilvl w:val="0"/>
-          <w:numId w:val="4"/>
-        </w:numPr>
-        <w:tabs>
-          <w:tab w:val="clear" w:pos="1134"/>
-          <w:tab w:val="left" w:pos="709" w:leader="none"/>
-        </w:tabs>
-        <w:bidi w:val="0"/>
-        <w:spacing w:before="0" w:after="0"/>
-        <w:ind w:hanging="283" w:left="709" w:right="0"/>
-        <w:rPr/>
-      </w:pPr>
-      <w:r>
-        <w:rPr>
-          <w:rStyle w:val="SourceText"/>
-        </w:rPr>
-        <w:t>groq==0.11.0</w:t>
-      </w:r>
-      <w:r>
-        <w:rPr/>
-        <w:t xml:space="preserve"> is incompatible with </w:t>
-      </w:r>
-      <w:r>
-        <w:rPr>
-          <w:rStyle w:val="SourceText"/>
-        </w:rPr>
-        <w:t>httpx&gt;=0.28</w:t>
-      </w:r>
-      <w:r>
-        <w:rPr/>
-        <w:t xml:space="preserve"> (</w:t>
-      </w:r>
-      <w:r>
-        <w:rPr>
-          <w:rStyle w:val="SourceText"/>
-        </w:rPr>
-        <w:t>unexpected keyword argument 'proxies'</w:t>
-      </w:r>
-      <w:r>
-        <w:rPr/>
-        <w:t xml:space="preserve">), so </w:t>
-      </w:r>
-      <w:r>
-        <w:rPr>
-          <w:rStyle w:val="Strong"/>
-        </w:rPr>
-        <w:t>every LLM call failed</w:t>
-      </w:r>
-      <w:r>
-        <w:rPr/>
-        <w:t>. We upgraded and pinned the SDK.</w:t>
-      </w:r>
-      <w:r>
-        <w:rPr/>
-        <w:t xml:space="preserve"> </w:t>
-      </w:r>
-    </w:p>
-    <w:p>
-      <w:pPr>
-        <w:pStyle w:val="BodyText"/>
-        <w:numPr>
-          <w:ilvl w:val="0"/>
-          <w:numId w:val="4"/>
-        </w:numPr>
-        <w:tabs>
-          <w:tab w:val="clear" w:pos="1134"/>
-          <w:tab w:val="left" w:pos="709" w:leader="none"/>
-        </w:tabs>
-        <w:bidi w:val="0"/>
-        <w:spacing w:before="0" w:after="0"/>
-        <w:ind w:hanging="283" w:left="709" w:right="0"/>
-        <w:rPr/>
-      </w:pPr>
-      <w:r>
-        <w:rPr>
-          <w:rStyle w:val="SourceText"/>
-        </w:rPr>
-        <w:t>pyarrow&gt;=18</w:t>
-      </w:r>
-      <w:r>
-        <w:rPr/>
-        <w:t xml:space="preserve"> requires NumPy 2 while </w:t>
-      </w:r>
-      <w:r>
-        <w:rPr>
-          <w:rStyle w:val="SourceText"/>
-        </w:rPr>
-        <w:t>numpy==1.26.4</w:t>
-      </w:r>
-      <w:r>
-        <w:rPr/>
-        <w:t xml:space="preserve"> was pinned, so </w:t>
-      </w:r>
-      <w:r>
-        <w:rPr>
-          <w:rStyle w:val="Strong"/>
-        </w:rPr>
-        <w:t>every Streamlit table and chart crashed</w:t>
-      </w:r>
-      <w:r>
-        <w:rPr/>
-        <w:t xml:space="preserve">. We pinned </w:t>
-      </w:r>
-      <w:r>
-        <w:rPr>
-          <w:rStyle w:val="SourceText"/>
-        </w:rPr>
-        <w:t>pyarrow==17.0.0</w:t>
-      </w:r>
-      <w:r>
-        <w:rPr/>
-        <w:t>.</w:t>
-      </w:r>
-      <w:r>
-        <w:rPr/>
-        <w:t xml:space="preserve"> </w:t>
-      </w:r>
-    </w:p>
-    <w:p>
-      <w:pPr>
-        <w:pStyle w:val="BodyText"/>
-        <w:numPr>
-          <w:ilvl w:val="0"/>
-          <w:numId w:val="4"/>
-        </w:numPr>
-        <w:tabs>
-          <w:tab w:val="clear" w:pos="1134"/>
-          <w:tab w:val="left" w:pos="709" w:leader="none"/>
-        </w:tabs>
-        <w:bidi w:val="0"/>
-        <w:ind w:hanging="283" w:left="709" w:right="0"/>
-        <w:rPr/>
-      </w:pPr>
-      <w:r>
-        <w:rPr/>
-        <w:t>Two-column PDFs produced merged words ("Giventhedocumentretrievalresults") and interleaved columns. Layout-aware extraction fixed both and improved retrieval scores for on-topic questions (e.g. 0.45 → 0.50 and 0.58 → 0.71).</w:t>
-      </w:r>
-      <w:r>
-        <w:rPr/>
-        <w:t xml:space="preserve"> </w:t>
-      </w:r>
-    </w:p>
-    <w:p>
-      <w:pPr>
-        <w:pStyle w:val="BodyText"/>
-        <w:bidi w:val="0"/>
-        <w:ind w:hanging="0" w:left="0" w:right="0"/>
-        <w:rPr/>
-      </w:pPr>
-      <w:r>
-        <w:rPr>
-          <w:rStyle w:val="Strong"/>
-        </w:rPr>
-        <w:t>Live LLM evaluation:</w:t>
-      </w:r>
-      <w:r>
-        <w:rPr/>
-        <w:t xml:space="preserve"> </w:t>
-      </w:r>
-      <w:r>
-        <w:rPr>
-          <w:rStyle w:val="Strong"/>
-        </w:rPr>
-        <w:t>12 of 12 end-to-end scenarios passed</w:t>
-      </w:r>
-      <w:r>
-        <w:rPr/>
-        <w:t xml:space="preserve"> against the real Groq model, real Prompt Guard 2 and the 3 arXiv papers. The full log, with every trace and answer, is in </w:t>
-      </w:r>
-      <w:hyperlink r:id="rId7">
-        <w:r>
-          <w:rPr>
-            <w:rStyle w:val="Hyperlink"/>
-          </w:rPr>
-          <w:t>live_test_results.md</w:t>
-        </w:r>
-      </w:hyperlink>
-      <w:r>
-        <w:rPr/>
-        <w:t>. Highlights:</w:t>
-      </w:r>
-    </w:p>
-    <w:p>
-      <w:pPr>
-        <w:pStyle w:val="BodyText"/>
-        <w:numPr>
-          <w:ilvl w:val="0"/>
-          <w:numId w:val="5"/>
-        </w:numPr>
-        <w:tabs>
-          <w:tab w:val="clear" w:pos="1134"/>
-          <w:tab w:val="left" w:pos="709" w:leader="none"/>
-        </w:tabs>
-        <w:bidi w:val="0"/>
-        <w:spacing w:before="0" w:after="0"/>
-        <w:ind w:hanging="283" w:left="709" w:right="0"/>
-        <w:rPr/>
-      </w:pPr>
-      <w:r>
-        <w:rPr>
-          <w:rStyle w:val="Emphasis"/>
-        </w:rPr>
-        <w:t>"Which datasets were used by each paper?"</w:t>
-      </w:r>
-      <w:r>
-        <w:rPr/>
-        <w:t xml:space="preserve"> returned a correct, cited answer for all three papers (PopQA/Biography/PubHealth/ARC-Challenge; NQ/TriviaQA/WebQuestions/CuratedTrec; Self-RAG training data). The verifier flagged the first draft, and the agent revised it automatically.</w:t>
-      </w:r>
-      <w:r>
-        <w:rPr/>
-        <w:t xml:space="preserve"> </w:t>
-      </w:r>
-    </w:p>
-    <w:p>
-      <w:pPr>
-        <w:pStyle w:val="BodyText"/>
-        <w:numPr>
-          <w:ilvl w:val="0"/>
-          <w:numId w:val="5"/>
-        </w:numPr>
-        <w:tabs>
-          <w:tab w:val="clear" w:pos="1134"/>
-          <w:tab w:val="left" w:pos="709" w:leader="none"/>
-        </w:tabs>
-        <w:bidi w:val="0"/>
-        <w:spacing w:before="0" w:after="0"/>
-        <w:ind w:hanging="283" w:left="709" w:right="0"/>
-        <w:rPr/>
-      </w:pPr>
-      <w:r>
-        <w:rPr/>
-        <w:t>The research-gap run produced directions tied to specific author-reported limitations, for example supervised evidence retrieval for FEVER, from the RAG paper.</w:t>
-      </w:r>
-      <w:r>
-        <w:rPr/>
-        <w:t xml:space="preserve"> </w:t>
-      </w:r>
-    </w:p>
-    <w:p>
-      <w:pPr>
-        <w:pStyle w:val="BodyText"/>
-        <w:numPr>
-          <w:ilvl w:val="0"/>
-          <w:numId w:val="5"/>
-        </w:numPr>
-        <w:tabs>
-          <w:tab w:val="clear" w:pos="1134"/>
-          <w:tab w:val="left" w:pos="709" w:leader="none"/>
-        </w:tabs>
-        <w:bidi w:val="0"/>
-        <w:spacing w:before="0" w:after="0"/>
-        <w:ind w:hanging="283" w:left="709" w:right="0"/>
-        <w:rPr/>
-      </w:pPr>
-      <w:r>
-        <w:rPr/>
-        <w:t>The paraphrased jailbreak missed by the regex rules was blocked by Prompt Guard 2 (0 main-LLM calls). The hidden instruction inside a PDF was ignored, and only the real result was reported.</w:t>
-      </w:r>
-      <w:r>
-        <w:rPr/>
-        <w:t xml:space="preserve"> </w:t>
-      </w:r>
-    </w:p>
-    <w:p>
-      <w:pPr>
-        <w:pStyle w:val="BodyText"/>
-        <w:numPr>
-          <w:ilvl w:val="0"/>
-          <w:numId w:val="5"/>
-        </w:numPr>
-        <w:tabs>
-          <w:tab w:val="clear" w:pos="1134"/>
-          <w:tab w:val="left" w:pos="709" w:leader="none"/>
-        </w:tabs>
-        <w:bidi w:val="0"/>
-        <w:ind w:hanging="283" w:left="709" w:right="0"/>
-        <w:rPr/>
-      </w:pPr>
-      <w:r>
-        <w:rPr/>
-        <w:t xml:space="preserve">A full 3-paper research-gap run in the browser takes </w:t>
-      </w:r>
-      <w:r>
-        <w:rPr>
-          <w:rStyle w:val="Strong"/>
-        </w:rPr>
-        <w:t>45–62 s, uses 9 LLM calls and about 20k tokens</w:t>
-      </w:r>
-      <w:r>
-        <w:rPr/>
-        <w:t>. Follow-up questions reuse the cached analyses and take 5–25 s.</w:t>
-      </w:r>
-      <w:r>
-        <w:rPr/>
-        <w:t xml:space="preserve"> </w:t>
-      </w:r>
-    </w:p>
-    <w:p>
-      <w:pPr>
-        <w:pStyle w:val="BodyText"/>
-        <w:bidi w:val="0"/>
-        <w:ind w:hanging="0" w:left="0" w:right="0"/>
-        <w:rPr/>
-      </w:pPr>
-      <w:r>
-        <w:rPr>
-          <w:rStyle w:val="Strong"/>
-        </w:rPr>
-        <w:t>RAG evaluation benchmark</w:t>
-      </w:r>
-      <w:r>
-        <w:rPr/>
-        <w:t xml:space="preserve"> (</w:t>
-      </w:r>
-      <w:hyperlink r:id="rId8">
-        <w:r>
-          <w:rPr>
-            <w:rStyle w:val="Hyperlink"/>
-          </w:rPr>
-          <w:t>evaluation_results.md</w:t>
-        </w:r>
-      </w:hyperlink>
-      <w:r>
-        <w:rPr/>
-        <w:t xml:space="preserve">, </w:t>
-      </w:r>
-      <w:r>
-        <w:rPr>
-          <w:rStyle w:val="SourceText"/>
-        </w:rPr>
-        <w:t>python -m evaluation.run_eval</w:t>
-      </w:r>
-      <w:r>
-        <w:rPr/>
-        <w:t>): 12 hand-labelled questions on the 3 papers, with every answer verified against the papers' text, plus 3 unanswerable or off-topic questions.</w:t>
-      </w:r>
-    </w:p>
-    <w:tbl>
-      <w:tblPr>
-        <w:tblW w:w="5000" w:type="pct"/>
-        <w:jc w:val="left"/>
-        <w:tblInd w:w="45" w:type="dxa"/>
-        <w:tblLayout w:type="fixed"/>
-        <w:tblCellMar>
-          <w:top w:w="45" w:type="dxa"/>
-          <w:left w:w="45" w:type="dxa"/>
-          <w:bottom w:w="45" w:type="dxa"/>
-          <w:right w:w="45" w:type="dxa"/>
-        </w:tblCellMar>
-      </w:tblPr>
-      <w:tblGrid>
-        <w:gridCol w:w="7496"/>
-        <w:gridCol w:w="970"/>
-        <w:gridCol w:w="805"/>
-        <w:gridCol w:w="2067"/>
-      </w:tblGrid>
-      <w:tr>
-        <w:trPr>
-          <w:tblHeader w:val="true"/>
-        </w:trPr>
-        <w:tc>
-          <w:tcPr>
-            <w:tcW w:w="7496" w:type="dxa"/>
-            <w:tcBorders>
-              <w:top w:val="single" w:sz="6" w:space="0" w:color="808080"/>
-              <w:left w:val="single" w:sz="6" w:space="0" w:color="808080"/>
-              <w:bottom w:val="single" w:sz="2" w:space="0" w:color="808080"/>
-              <w:right w:val="single" w:sz="6" w:space="0" w:color="808080"/>
-            </w:tcBorders>
-            <w:vAlign w:val="center"/>
-          </w:tcPr>
-          <w:p>
-            <w:pPr>
-              <w:pStyle w:val="TableHeading"/>
-              <w:bidi w:val="0"/>
-              <w:spacing w:before="0" w:after="283"/>
-              <w:ind w:hanging="0" w:left="0" w:right="0"/>
-              <w:jc w:val="left"/>
-              <w:rPr>
-                <w:rFonts w:ascii="Arial;Helvetica;sans-serif" w:hAnsi="Arial;Helvetica;sans-serif"/>
-              </w:rPr>
-            </w:pPr>
-            <w:r>
-              <w:rPr/>
-              <w:t>Retrieval (top-6, no LLM)</w:t>
-            </w:r>
-          </w:p>
-        </w:tc>
-        <w:tc>
-          <w:tcPr>
-            <w:tcW w:w="970" w:type="dxa"/>
-            <w:tcBorders>
-              <w:top w:val="single" w:sz="6" w:space="0" w:color="808080"/>
-              <w:left w:val="single" w:sz="2" w:space="0" w:color="808080"/>
-              <w:bottom w:val="single" w:sz="2" w:space="0" w:color="808080"/>
-              <w:right w:val="single" w:sz="6" w:space="0" w:color="808080"/>
-            </w:tcBorders>
-            <w:vAlign w:val="center"/>
-          </w:tcPr>
-          <w:p>
-            <w:pPr>
-              <w:pStyle w:val="TableHeading"/>
-              <w:bidi w:val="0"/>
-              <w:spacing w:before="0" w:after="283"/>
-              <w:ind w:hanging="0" w:left="0" w:right="0"/>
-              <w:jc w:val="left"/>
-              <w:rPr>
-                <w:rFonts w:ascii="Arial;Helvetica;sans-serif" w:hAnsi="Arial;Helvetica;sans-serif"/>
-              </w:rPr>
-            </w:pPr>
-            <w:r>
-              <w:rPr/>
-              <w:t>Hit@6</w:t>
-            </w:r>
-          </w:p>
-        </w:tc>
-        <w:tc>
-          <w:tcPr>
-            <w:tcW w:w="805" w:type="dxa"/>
-            <w:tcBorders>
-              <w:top w:val="single" w:sz="6" w:space="0" w:color="808080"/>
-              <w:left w:val="single" w:sz="2" w:space="0" w:color="808080"/>
-              <w:bottom w:val="single" w:sz="2" w:space="0" w:color="808080"/>
-              <w:right w:val="single" w:sz="6" w:space="0" w:color="808080"/>
-            </w:tcBorders>
-            <w:vAlign w:val="center"/>
-          </w:tcPr>
-          <w:p>
-            <w:pPr>
-              <w:pStyle w:val="TableHeading"/>
-              <w:bidi w:val="0"/>
-              <w:spacing w:before="0" w:after="283"/>
-              <w:ind w:hanging="0" w:left="0" w:right="0"/>
-              <w:jc w:val="left"/>
-              <w:rPr>
-                <w:rFonts w:ascii="Arial;Helvetica;sans-serif" w:hAnsi="Arial;Helvetica;sans-serif"/>
-              </w:rPr>
-            </w:pPr>
-            <w:r>
-              <w:rPr/>
-              <w:t>MRR</w:t>
-            </w:r>
-          </w:p>
-        </w:tc>
-        <w:tc>
-          <w:tcPr>
-            <w:tcW w:w="2067" w:type="dxa"/>
-            <w:tcBorders>
-              <w:top w:val="single" w:sz="6" w:space="0" w:color="808080"/>
-              <w:left w:val="single" w:sz="2" w:space="0" w:color="808080"/>
-              <w:bottom w:val="single" w:sz="2" w:space="0" w:color="808080"/>
-              <w:right w:val="single" w:sz="6" w:space="0" w:color="808080"/>
-            </w:tcBorders>
-            <w:vAlign w:val="center"/>
-          </w:tcPr>
-          <w:p>
-            <w:pPr>
-              <w:pStyle w:val="TableHeading"/>
-              <w:bidi w:val="0"/>
-              <w:spacing w:before="0" w:after="283"/>
-              <w:ind w:hanging="0" w:left="0" w:right="0"/>
-              <w:jc w:val="left"/>
-              <w:rPr>
-                <w:rFonts w:ascii="Arial;Helvetica;sans-serif" w:hAnsi="Arial;Helvetica;sans-serif"/>
-              </w:rPr>
-            </w:pPr>
-            <w:r>
-              <w:rPr/>
-              <w:t>Context recall</w:t>
-            </w:r>
-          </w:p>
-        </w:tc>
-      </w:tr>
-      <w:tr>
-        <w:trPr/>
-        <w:tc>
-          <w:tcPr>
-            <w:tcW w:w="7496" w:type="dxa"/>
-            <w:tcBorders>
-              <w:left w:val="single" w:sz="6" w:space="0" w:color="808080"/>
-              <w:bottom w:val="single" w:sz="2" w:space="0" w:color="808080"/>
-              <w:right w:val="single" w:sz="6" w:space="0" w:color="808080"/>
-            </w:tcBorders>
-            <w:vAlign w:val="center"/>
-          </w:tcPr>
-          <w:p>
-            <w:pPr>
-              <w:pStyle w:val="TableContents"/>
-              <w:bidi w:val="0"/>
-              <w:spacing w:before="0" w:after="283"/>
-              <w:ind w:hanging="0" w:left="0" w:right="0"/>
-              <w:jc w:val="left"/>
-              <w:rPr>
-                <w:rFonts w:ascii="Arial;Helvetica;sans-serif" w:hAnsi="Arial;Helvetica;sans-serif"/>
-              </w:rPr>
-            </w:pPr>
-            <w:r>
-              <w:rPr/>
-              <w:t>Dense, all papers</w:t>
-            </w:r>
-          </w:p>
-        </w:tc>
-        <w:tc>
-          <w:tcPr>
-            <w:tcW w:w="970" w:type="dxa"/>
-            <w:tcBorders>
-              <w:left w:val="single" w:sz="2" w:space="0" w:color="808080"/>
-              <w:bottom w:val="single" w:sz="2" w:space="0" w:color="808080"/>
-              <w:right w:val="single" w:sz="6" w:space="0" w:color="808080"/>
-            </w:tcBorders>
-            <w:vAlign w:val="center"/>
-          </w:tcPr>
-          <w:p>
-            <w:pPr>
-              <w:pStyle w:val="TableContents"/>
-              <w:bidi w:val="0"/>
-              <w:spacing w:before="0" w:after="283"/>
-              <w:ind w:hanging="0" w:left="0" w:right="0"/>
-              <w:jc w:val="left"/>
-              <w:rPr>
-                <w:rFonts w:ascii="Arial;Helvetica;sans-serif" w:hAnsi="Arial;Helvetica;sans-serif"/>
-              </w:rPr>
-            </w:pPr>
-            <w:r>
-              <w:rPr/>
-              <w:t>0.67</w:t>
-            </w:r>
-          </w:p>
-        </w:tc>
-        <w:tc>
-          <w:tcPr>
-            <w:tcW w:w="805" w:type="dxa"/>
-            <w:tcBorders>
-              <w:left w:val="single" w:sz="2" w:space="0" w:color="808080"/>
-              <w:bottom w:val="single" w:sz="2" w:space="0" w:color="808080"/>
-              <w:right w:val="single" w:sz="6" w:space="0" w:color="808080"/>
-            </w:tcBorders>
-            <w:vAlign w:val="center"/>
-          </w:tcPr>
-          <w:p>
-            <w:pPr>
-              <w:pStyle w:val="TableContents"/>
-              <w:bidi w:val="0"/>
-              <w:spacing w:before="0" w:after="283"/>
-              <w:ind w:hanging="0" w:left="0" w:right="0"/>
-              <w:jc w:val="left"/>
-              <w:rPr>
-                <w:rFonts w:ascii="Arial;Helvetica;sans-serif" w:hAnsi="Arial;Helvetica;sans-serif"/>
-              </w:rPr>
-            </w:pPr>
-            <w:r>
-              <w:rPr/>
-              <w:t>0.47</w:t>
-            </w:r>
-          </w:p>
-        </w:tc>
-        <w:tc>
-          <w:tcPr>
-            <w:tcW w:w="2067" w:type="dxa"/>
-            <w:tcBorders>
-              <w:left w:val="single" w:sz="2" w:space="0" w:color="808080"/>
-              <w:bottom w:val="single" w:sz="2" w:space="0" w:color="808080"/>
-              <w:right w:val="single" w:sz="6" w:space="0" w:color="808080"/>
-            </w:tcBorders>
-            <w:vAlign w:val="center"/>
-          </w:tcPr>
-          <w:p>
-            <w:pPr>
-              <w:pStyle w:val="TableContents"/>
-              <w:bidi w:val="0"/>
-              <w:spacing w:before="0" w:after="283"/>
-              <w:ind w:hanging="0" w:left="0" w:right="0"/>
-              <w:jc w:val="left"/>
-              <w:rPr>
-                <w:rFonts w:ascii="Arial;Helvetica;sans-serif" w:hAnsi="Arial;Helvetica;sans-serif"/>
-              </w:rPr>
-            </w:pPr>
-            <w:r>
-              <w:rPr/>
-              <w:t>0.62</w:t>
-            </w:r>
-          </w:p>
-        </w:tc>
-      </w:tr>
-      <w:tr>
-        <w:trPr/>
-        <w:tc>
-          <w:tcPr>
-            <w:tcW w:w="7496" w:type="dxa"/>
-            <w:tcBorders>
-              <w:left w:val="single" w:sz="6" w:space="0" w:color="808080"/>
-              <w:bottom w:val="single" w:sz="2" w:space="0" w:color="808080"/>
-              <w:right w:val="single" w:sz="6" w:space="0" w:color="808080"/>
-            </w:tcBorders>
-            <w:vAlign w:val="center"/>
-          </w:tcPr>
-          <w:p>
-            <w:pPr>
-              <w:pStyle w:val="TableContents"/>
-              <w:bidi w:val="0"/>
-              <w:spacing w:before="0" w:after="283"/>
-              <w:ind w:hanging="0" w:left="0" w:right="0"/>
-              <w:jc w:val="left"/>
-              <w:rPr>
-                <w:rFonts w:ascii="Arial;Helvetica;sans-serif" w:hAnsi="Arial;Helvetica;sans-serif"/>
-              </w:rPr>
-            </w:pPr>
-            <w:r>
-              <w:rPr/>
-              <w:t>Keyword (BM25), all papers</w:t>
-            </w:r>
-          </w:p>
-        </w:tc>
-        <w:tc>
-          <w:tcPr>
-            <w:tcW w:w="970" w:type="dxa"/>
-            <w:tcBorders>
-              <w:left w:val="single" w:sz="2" w:space="0" w:color="808080"/>
-              <w:bottom w:val="single" w:sz="2" w:space="0" w:color="808080"/>
-              <w:right w:val="single" w:sz="6" w:space="0" w:color="808080"/>
-            </w:tcBorders>
-            <w:vAlign w:val="center"/>
-          </w:tcPr>
-          <w:p>
-            <w:pPr>
-              <w:pStyle w:val="TableContents"/>
-              <w:bidi w:val="0"/>
-              <w:spacing w:before="0" w:after="283"/>
-              <w:ind w:hanging="0" w:left="0" w:right="0"/>
-              <w:jc w:val="left"/>
-              <w:rPr>
-                <w:rFonts w:ascii="Arial;Helvetica;sans-serif" w:hAnsi="Arial;Helvetica;sans-serif"/>
-              </w:rPr>
-            </w:pPr>
-            <w:r>
-              <w:rPr/>
-              <w:t>0.67</w:t>
-            </w:r>
-          </w:p>
-        </w:tc>
-        <w:tc>
-          <w:tcPr>
-            <w:tcW w:w="805" w:type="dxa"/>
-            <w:tcBorders>
-              <w:left w:val="single" w:sz="2" w:space="0" w:color="808080"/>
-              <w:bottom w:val="single" w:sz="2" w:space="0" w:color="808080"/>
-              <w:right w:val="single" w:sz="6" w:space="0" w:color="808080"/>
-            </w:tcBorders>
-            <w:vAlign w:val="center"/>
-          </w:tcPr>
-          <w:p>
-            <w:pPr>
-              <w:pStyle w:val="TableContents"/>
-              <w:bidi w:val="0"/>
-              <w:spacing w:before="0" w:after="283"/>
-              <w:ind w:hanging="0" w:left="0" w:right="0"/>
-              <w:jc w:val="left"/>
-              <w:rPr>
-                <w:rFonts w:ascii="Arial;Helvetica;sans-serif" w:hAnsi="Arial;Helvetica;sans-serif"/>
-              </w:rPr>
-            </w:pPr>
-            <w:r>
-              <w:rPr/>
-              <w:t>0.37</w:t>
-            </w:r>
-          </w:p>
-        </w:tc>
-        <w:tc>
-          <w:tcPr>
-            <w:tcW w:w="2067" w:type="dxa"/>
-            <w:tcBorders>
-              <w:left w:val="single" w:sz="2" w:space="0" w:color="808080"/>
-              <w:bottom w:val="single" w:sz="2" w:space="0" w:color="808080"/>
-              <w:right w:val="single" w:sz="6" w:space="0" w:color="808080"/>
-            </w:tcBorders>
-            <w:vAlign w:val="center"/>
-          </w:tcPr>
-          <w:p>
-            <w:pPr>
-              <w:pStyle w:val="TableContents"/>
-              <w:bidi w:val="0"/>
-              <w:spacing w:before="0" w:after="283"/>
-              <w:ind w:hanging="0" w:left="0" w:right="0"/>
-              <w:jc w:val="left"/>
-              <w:rPr>
-                <w:rFonts w:ascii="Arial;Helvetica;sans-serif" w:hAnsi="Arial;Helvetica;sans-serif"/>
-              </w:rPr>
-            </w:pPr>
-            <w:r>
-              <w:rPr/>
-              <w:t>0.60</w:t>
-            </w:r>
-          </w:p>
-        </w:tc>
-      </w:tr>
-      <w:tr>
-        <w:trPr/>
-        <w:tc>
-          <w:tcPr>
-            <w:tcW w:w="7496" w:type="dxa"/>
-            <w:tcBorders>
-              <w:left w:val="single" w:sz="6" w:space="0" w:color="808080"/>
-              <w:bottom w:val="single" w:sz="2" w:space="0" w:color="808080"/>
-              <w:right w:val="single" w:sz="6" w:space="0" w:color="808080"/>
-            </w:tcBorders>
-            <w:vAlign w:val="center"/>
-          </w:tcPr>
-          <w:p>
-            <w:pPr>
-              <w:pStyle w:val="TableContents"/>
-              <w:bidi w:val="0"/>
-              <w:spacing w:before="0" w:after="283"/>
-              <w:ind w:hanging="0" w:left="0" w:right="0"/>
-              <w:jc w:val="left"/>
-              <w:rPr/>
-            </w:pPr>
-            <w:r>
-              <w:rPr>
-                <w:rStyle w:val="Strong"/>
-              </w:rPr>
-              <w:t>Hybrid, all papers</w:t>
-            </w:r>
-          </w:p>
-        </w:tc>
-        <w:tc>
-          <w:tcPr>
-            <w:tcW w:w="970" w:type="dxa"/>
-            <w:tcBorders>
-              <w:left w:val="single" w:sz="2" w:space="0" w:color="808080"/>
-              <w:bottom w:val="single" w:sz="2" w:space="0" w:color="808080"/>
-              <w:right w:val="single" w:sz="6" w:space="0" w:color="808080"/>
-            </w:tcBorders>
-            <w:vAlign w:val="center"/>
-          </w:tcPr>
-          <w:p>
-            <w:pPr>
-              <w:pStyle w:val="TableContents"/>
-              <w:bidi w:val="0"/>
-              <w:spacing w:before="0" w:after="283"/>
-              <w:ind w:hanging="0" w:left="0" w:right="0"/>
-              <w:jc w:val="left"/>
-              <w:rPr/>
-            </w:pPr>
-            <w:r>
-              <w:rPr>
-                <w:rStyle w:val="Strong"/>
-              </w:rPr>
-              <w:t>0.75</w:t>
-            </w:r>
-          </w:p>
-        </w:tc>
-        <w:tc>
-          <w:tcPr>
-            <w:tcW w:w="805" w:type="dxa"/>
-            <w:tcBorders>
-              <w:left w:val="single" w:sz="2" w:space="0" w:color="808080"/>
-              <w:bottom w:val="single" w:sz="2" w:space="0" w:color="808080"/>
-              <w:right w:val="single" w:sz="6" w:space="0" w:color="808080"/>
-            </w:tcBorders>
-            <w:vAlign w:val="center"/>
-          </w:tcPr>
-          <w:p>
-            <w:pPr>
-              <w:pStyle w:val="TableContents"/>
-              <w:bidi w:val="0"/>
-              <w:spacing w:before="0" w:after="283"/>
-              <w:ind w:hanging="0" w:left="0" w:right="0"/>
-              <w:jc w:val="left"/>
-              <w:rPr>
-                <w:rFonts w:ascii="Arial;Helvetica;sans-serif" w:hAnsi="Arial;Helvetica;sans-serif"/>
-              </w:rPr>
-            </w:pPr>
-            <w:r>
-              <w:rPr/>
-              <w:t>0.42</w:t>
-            </w:r>
-          </w:p>
-        </w:tc>
-        <w:tc>
-          <w:tcPr>
-            <w:tcW w:w="2067" w:type="dxa"/>
-            <w:tcBorders>
-              <w:left w:val="single" w:sz="2" w:space="0" w:color="808080"/>
-              <w:bottom w:val="single" w:sz="2" w:space="0" w:color="808080"/>
-              <w:right w:val="single" w:sz="6" w:space="0" w:color="808080"/>
-            </w:tcBorders>
-            <w:vAlign w:val="center"/>
-          </w:tcPr>
-          <w:p>
-            <w:pPr>
-              <w:pStyle w:val="TableContents"/>
-              <w:bidi w:val="0"/>
-              <w:spacing w:before="0" w:after="283"/>
-              <w:ind w:hanging="0" w:left="0" w:right="0"/>
-              <w:jc w:val="left"/>
-              <w:rPr>
-                <w:rFonts w:ascii="Arial;Helvetica;sans-serif" w:hAnsi="Arial;Helvetica;sans-serif"/>
-              </w:rPr>
-            </w:pPr>
-            <w:r>
-              <w:rPr/>
-              <w:t>0.62</w:t>
-            </w:r>
-          </w:p>
-        </w:tc>
-      </w:tr>
-      <w:tr>
-        <w:trPr/>
-        <w:tc>
-          <w:tcPr>
-            <w:tcW w:w="7496" w:type="dxa"/>
-            <w:tcBorders>
-              <w:left w:val="single" w:sz="6" w:space="0" w:color="808080"/>
-              <w:bottom w:val="single" w:sz="6" w:space="0" w:color="808080"/>
-              <w:right w:val="single" w:sz="6" w:space="0" w:color="808080"/>
-            </w:tcBorders>
-            <w:vAlign w:val="center"/>
-          </w:tcPr>
-          <w:p>
-            <w:pPr>
-              <w:pStyle w:val="TableContents"/>
-              <w:bidi w:val="0"/>
-              <w:spacing w:before="0" w:after="283"/>
-              <w:ind w:hanging="0" w:left="0" w:right="0"/>
-              <w:jc w:val="left"/>
-              <w:rPr>
-                <w:rFonts w:ascii="Arial;Helvetica;sans-serif" w:hAnsi="Arial;Helvetica;sans-serif"/>
-              </w:rPr>
-            </w:pPr>
-            <w:r>
-              <w:rPr/>
-              <w:t>Hybrid, scoped to the named paper (what the agent does)</w:t>
-            </w:r>
-          </w:p>
-        </w:tc>
-        <w:tc>
-          <w:tcPr>
-            <w:tcW w:w="970" w:type="dxa"/>
-            <w:tcBorders>
-              <w:left w:val="single" w:sz="2" w:space="0" w:color="808080"/>
-              <w:bottom w:val="single" w:sz="6" w:space="0" w:color="808080"/>
-              <w:right w:val="single" w:sz="6" w:space="0" w:color="808080"/>
-            </w:tcBorders>
-            <w:vAlign w:val="center"/>
-          </w:tcPr>
-          <w:p>
-            <w:pPr>
-              <w:pStyle w:val="TableContents"/>
-              <w:bidi w:val="0"/>
-              <w:spacing w:before="0" w:after="283"/>
-              <w:ind w:hanging="0" w:left="0" w:right="0"/>
-              <w:jc w:val="left"/>
-              <w:rPr>
-                <w:rFonts w:ascii="Arial;Helvetica;sans-serif" w:hAnsi="Arial;Helvetica;sans-serif"/>
-              </w:rPr>
-            </w:pPr>
-            <w:r>
-              <w:rPr/>
-              <w:t>0.83</w:t>
-            </w:r>
-          </w:p>
-        </w:tc>
-        <w:tc>
-          <w:tcPr>
-            <w:tcW w:w="805" w:type="dxa"/>
-            <w:tcBorders>
-              <w:left w:val="single" w:sz="2" w:space="0" w:color="808080"/>
-              <w:bottom w:val="single" w:sz="6" w:space="0" w:color="808080"/>
-              <w:right w:val="single" w:sz="6" w:space="0" w:color="808080"/>
-            </w:tcBorders>
-            <w:vAlign w:val="center"/>
-          </w:tcPr>
-          <w:p>
-            <w:pPr>
-              <w:pStyle w:val="TableContents"/>
-              <w:bidi w:val="0"/>
-              <w:spacing w:before="0" w:after="283"/>
-              <w:ind w:hanging="0" w:left="0" w:right="0"/>
-              <w:jc w:val="left"/>
-              <w:rPr>
-                <w:rFonts w:ascii="Arial;Helvetica;sans-serif" w:hAnsi="Arial;Helvetica;sans-serif"/>
-              </w:rPr>
-            </w:pPr>
-            <w:r>
-              <w:rPr/>
-              <w:t>0.54</w:t>
-            </w:r>
-          </w:p>
-        </w:tc>
-        <w:tc>
-          <w:tcPr>
-            <w:tcW w:w="2067" w:type="dxa"/>
-            <w:tcBorders>
-              <w:left w:val="single" w:sz="2" w:space="0" w:color="808080"/>
-              <w:bottom w:val="single" w:sz="6" w:space="0" w:color="808080"/>
-              <w:right w:val="single" w:sz="6" w:space="0" w:color="808080"/>
-            </w:tcBorders>
-            <w:vAlign w:val="center"/>
-          </w:tcPr>
-          <w:p>
-            <w:pPr>
-              <w:pStyle w:val="TableContents"/>
-              <w:bidi w:val="0"/>
-              <w:spacing w:before="0" w:after="283"/>
-              <w:jc w:val="left"/>
-              <w:rPr>
-                <w:rFonts w:ascii="Arial;Helvetica;sans-serif" w:hAnsi="Arial;Helvetica;sans-serif"/>
-              </w:rPr>
-            </w:pPr>
-            <w:r>
-              <w:rPr/>
-              <w:t>0.79</w:t>
+              <w:t>17.8s</w:t>
             </w:r>
           </w:p>
         </w:tc>
@@ -6898,9 +5426,9 @@
         </w:tblCellMar>
       </w:tblPr>
       <w:tblGrid>
-        <w:gridCol w:w="5486"/>
-        <w:gridCol w:w="3801"/>
-        <w:gridCol w:w="2051"/>
+        <w:gridCol w:w="4157"/>
+        <w:gridCol w:w="1962"/>
+        <w:gridCol w:w="5219"/>
       </w:tblGrid>
       <w:tr>
         <w:trPr>
@@ -6908,7 +5436,7 @@
         </w:trPr>
         <w:tc>
           <w:tcPr>
-            <w:tcW w:w="5486" w:type="dxa"/>
+            <w:tcW w:w="4157" w:type="dxa"/>
             <w:tcBorders>
               <w:top w:val="single" w:sz="6" w:space="0" w:color="808080"/>
               <w:left w:val="single" w:sz="6" w:space="0" w:color="808080"/>
@@ -6930,13 +5458,13 @@
             </w:pPr>
             <w:r>
               <w:rPr/>
-              <w:t>End-to-end (real LLM)</w:t>
-            </w:r>
-          </w:p>
-        </w:tc>
-        <w:tc>
-          <w:tcPr>
-            <w:tcW w:w="3801" w:type="dxa"/>
+              <w:t>Search (top 6, no LLM)</w:t>
+            </w:r>
+          </w:p>
+        </w:tc>
+        <w:tc>
+          <w:tcPr>
+            <w:tcW w:w="1962" w:type="dxa"/>
             <w:tcBorders>
               <w:top w:val="single" w:sz="6" w:space="0" w:color="808080"/>
               <w:left w:val="single" w:sz="2" w:space="0" w:color="808080"/>
@@ -6958,13 +5486,13 @@
             </w:pPr>
             <w:r>
               <w:rPr/>
-              <w:t>Before self-correction loop</w:t>
-            </w:r>
-          </w:p>
-        </w:tc>
-        <w:tc>
-          <w:tcPr>
-            <w:tcW w:w="2051" w:type="dxa"/>
+              <w:t>All papers</w:t>
+            </w:r>
+          </w:p>
+        </w:tc>
+        <w:tc>
+          <w:tcPr>
+            <w:tcW w:w="5219" w:type="dxa"/>
             <w:tcBorders>
               <w:top w:val="single" w:sz="6" w:space="0" w:color="808080"/>
               <w:left w:val="single" w:sz="2" w:space="0" w:color="808080"/>
@@ -6980,15 +5508,13 @@
               <w:spacing w:before="0" w:after="283"/>
               <w:ind w:hanging="0" w:left="0" w:right="0"/>
               <w:jc w:val="left"/>
-              <w:rPr/>
-            </w:pPr>
-            <w:r>
-              <w:rPr>
-                <w:rStyle w:val="Strong"/>
-                <w:b/>
-                <w:bCs/>
-              </w:rPr>
-              <w:t>After</w:t>
+              <w:rPr>
+                <w:rFonts w:ascii="Arial;Helvetica;sans-serif" w:hAnsi="Arial;Helvetica;sans-serif"/>
+              </w:rPr>
+            </w:pPr>
+            <w:r>
+              <w:rPr/>
+              <w:t>Paper named in the question</w:t>
             </w:r>
           </w:p>
         </w:tc>
@@ -6997,7 +5523,7 @@
         <w:trPr/>
         <w:tc>
           <w:tcPr>
-            <w:tcW w:w="5486" w:type="dxa"/>
+            <w:tcW w:w="4157" w:type="dxa"/>
             <w:tcBorders>
               <w:left w:val="single" w:sz="6" w:space="0" w:color="808080"/>
               <w:bottom w:val="single" w:sz="2" w:space="0" w:color="808080"/>
@@ -7018,61 +5544,61 @@
             </w:pPr>
             <w:r>
               <w:rPr/>
-              <w:t>Answer accuracy (all expected facts)</w:t>
-            </w:r>
-          </w:p>
-        </w:tc>
-        <w:tc>
-          <w:tcPr>
-            <w:tcW w:w="3801" w:type="dxa"/>
-            <w:tcBorders>
-              <w:left w:val="single" w:sz="2" w:space="0" w:color="808080"/>
-              <w:bottom w:val="single" w:sz="2" w:space="0" w:color="808080"/>
-              <w:right w:val="single" w:sz="6" w:space="0" w:color="808080"/>
-            </w:tcBorders>
-            <w:vAlign w:val="center"/>
-          </w:tcPr>
-          <w:p>
-            <w:pPr>
-              <w:pStyle w:val="TableContents"/>
-              <w:bidi w:val="0"/>
-              <w:spacing w:before="0" w:after="283"/>
-              <w:ind w:hanging="0" w:left="0" w:right="0"/>
-              <w:jc w:val="left"/>
-              <w:rPr>
-                <w:rFonts w:ascii="Arial;Helvetica;sans-serif" w:hAnsi="Arial;Helvetica;sans-serif"/>
-              </w:rPr>
-            </w:pPr>
-            <w:r>
-              <w:rPr/>
-              <w:t>67% (8/12)</w:t>
-            </w:r>
-          </w:p>
-        </w:tc>
-        <w:tc>
-          <w:tcPr>
-            <w:tcW w:w="2051" w:type="dxa"/>
-            <w:tcBorders>
-              <w:left w:val="single" w:sz="2" w:space="0" w:color="808080"/>
-              <w:bottom w:val="single" w:sz="2" w:space="0" w:color="808080"/>
-              <w:right w:val="single" w:sz="6" w:space="0" w:color="808080"/>
-            </w:tcBorders>
-            <w:vAlign w:val="center"/>
-          </w:tcPr>
-          <w:p>
-            <w:pPr>
-              <w:pStyle w:val="TableContents"/>
-              <w:bidi w:val="0"/>
-              <w:spacing w:before="0" w:after="283"/>
-              <w:ind w:hanging="0" w:left="0" w:right="0"/>
-              <w:jc w:val="left"/>
-              <w:rPr/>
-            </w:pPr>
-            <w:r>
-              <w:rPr>
-                <w:rStyle w:val="Strong"/>
-              </w:rPr>
-              <w:t>75% (9/12)</w:t>
+              <w:t>dense</w:t>
+            </w:r>
+          </w:p>
+        </w:tc>
+        <w:tc>
+          <w:tcPr>
+            <w:tcW w:w="1962" w:type="dxa"/>
+            <w:tcBorders>
+              <w:left w:val="single" w:sz="2" w:space="0" w:color="808080"/>
+              <w:bottom w:val="single" w:sz="2" w:space="0" w:color="808080"/>
+              <w:right w:val="single" w:sz="6" w:space="0" w:color="808080"/>
+            </w:tcBorders>
+            <w:vAlign w:val="center"/>
+          </w:tcPr>
+          <w:p>
+            <w:pPr>
+              <w:pStyle w:val="TableContents"/>
+              <w:bidi w:val="0"/>
+              <w:spacing w:before="0" w:after="283"/>
+              <w:ind w:hanging="0" w:left="0" w:right="0"/>
+              <w:jc w:val="left"/>
+              <w:rPr>
+                <w:rFonts w:ascii="Arial;Helvetica;sans-serif" w:hAnsi="Arial;Helvetica;sans-serif"/>
+              </w:rPr>
+            </w:pPr>
+            <w:r>
+              <w:rPr/>
+              <w:t>0.67</w:t>
+            </w:r>
+          </w:p>
+        </w:tc>
+        <w:tc>
+          <w:tcPr>
+            <w:tcW w:w="5219" w:type="dxa"/>
+            <w:tcBorders>
+              <w:left w:val="single" w:sz="2" w:space="0" w:color="808080"/>
+              <w:bottom w:val="single" w:sz="2" w:space="0" w:color="808080"/>
+              <w:right w:val="single" w:sz="6" w:space="0" w:color="808080"/>
+            </w:tcBorders>
+            <w:vAlign w:val="center"/>
+          </w:tcPr>
+          <w:p>
+            <w:pPr>
+              <w:pStyle w:val="TableContents"/>
+              <w:bidi w:val="0"/>
+              <w:spacing w:before="0" w:after="283"/>
+              <w:ind w:hanging="0" w:left="0" w:right="0"/>
+              <w:jc w:val="left"/>
+              <w:rPr>
+                <w:rFonts w:ascii="Arial;Helvetica;sans-serif" w:hAnsi="Arial;Helvetica;sans-serif"/>
+              </w:rPr>
+            </w:pPr>
+            <w:r>
+              <w:rPr/>
+              <w:t>0.83</w:t>
             </w:r>
           </w:p>
         </w:tc>
@@ -7081,7 +5607,7 @@
         <w:trPr/>
         <w:tc>
           <w:tcPr>
-            <w:tcW w:w="5486" w:type="dxa"/>
+            <w:tcW w:w="4157" w:type="dxa"/>
             <w:tcBorders>
               <w:left w:val="single" w:sz="6" w:space="0" w:color="808080"/>
               <w:bottom w:val="single" w:sz="2" w:space="0" w:color="808080"/>
@@ -7102,61 +5628,61 @@
             </w:pPr>
             <w:r>
               <w:rPr/>
-              <w:t>Mean fact recall</w:t>
-            </w:r>
-          </w:p>
-        </w:tc>
-        <w:tc>
-          <w:tcPr>
-            <w:tcW w:w="3801" w:type="dxa"/>
-            <w:tcBorders>
-              <w:left w:val="single" w:sz="2" w:space="0" w:color="808080"/>
-              <w:bottom w:val="single" w:sz="2" w:space="0" w:color="808080"/>
-              <w:right w:val="single" w:sz="6" w:space="0" w:color="808080"/>
-            </w:tcBorders>
-            <w:vAlign w:val="center"/>
-          </w:tcPr>
-          <w:p>
-            <w:pPr>
-              <w:pStyle w:val="TableContents"/>
-              <w:bidi w:val="0"/>
-              <w:spacing w:before="0" w:after="283"/>
-              <w:ind w:hanging="0" w:left="0" w:right="0"/>
-              <w:jc w:val="left"/>
-              <w:rPr>
-                <w:rFonts w:ascii="Arial;Helvetica;sans-serif" w:hAnsi="Arial;Helvetica;sans-serif"/>
-              </w:rPr>
-            </w:pPr>
-            <w:r>
-              <w:rPr/>
-              <w:t>77%</w:t>
-            </w:r>
-          </w:p>
-        </w:tc>
-        <w:tc>
-          <w:tcPr>
-            <w:tcW w:w="2051" w:type="dxa"/>
-            <w:tcBorders>
-              <w:left w:val="single" w:sz="2" w:space="0" w:color="808080"/>
-              <w:bottom w:val="single" w:sz="2" w:space="0" w:color="808080"/>
-              <w:right w:val="single" w:sz="6" w:space="0" w:color="808080"/>
-            </w:tcBorders>
-            <w:vAlign w:val="center"/>
-          </w:tcPr>
-          <w:p>
-            <w:pPr>
-              <w:pStyle w:val="TableContents"/>
-              <w:bidi w:val="0"/>
-              <w:spacing w:before="0" w:after="283"/>
-              <w:ind w:hanging="0" w:left="0" w:right="0"/>
-              <w:jc w:val="left"/>
-              <w:rPr/>
-            </w:pPr>
-            <w:r>
-              <w:rPr>
-                <w:rStyle w:val="Strong"/>
-              </w:rPr>
-              <w:t>81%</w:t>
+              <w:t>keyword</w:t>
+            </w:r>
+          </w:p>
+        </w:tc>
+        <w:tc>
+          <w:tcPr>
+            <w:tcW w:w="1962" w:type="dxa"/>
+            <w:tcBorders>
+              <w:left w:val="single" w:sz="2" w:space="0" w:color="808080"/>
+              <w:bottom w:val="single" w:sz="2" w:space="0" w:color="808080"/>
+              <w:right w:val="single" w:sz="6" w:space="0" w:color="808080"/>
+            </w:tcBorders>
+            <w:vAlign w:val="center"/>
+          </w:tcPr>
+          <w:p>
+            <w:pPr>
+              <w:pStyle w:val="TableContents"/>
+              <w:bidi w:val="0"/>
+              <w:spacing w:before="0" w:after="283"/>
+              <w:ind w:hanging="0" w:left="0" w:right="0"/>
+              <w:jc w:val="left"/>
+              <w:rPr>
+                <w:rFonts w:ascii="Arial;Helvetica;sans-serif" w:hAnsi="Arial;Helvetica;sans-serif"/>
+              </w:rPr>
+            </w:pPr>
+            <w:r>
+              <w:rPr/>
+              <w:t>0.58</w:t>
+            </w:r>
+          </w:p>
+        </w:tc>
+        <w:tc>
+          <w:tcPr>
+            <w:tcW w:w="5219" w:type="dxa"/>
+            <w:tcBorders>
+              <w:left w:val="single" w:sz="2" w:space="0" w:color="808080"/>
+              <w:bottom w:val="single" w:sz="2" w:space="0" w:color="808080"/>
+              <w:right w:val="single" w:sz="6" w:space="0" w:color="808080"/>
+            </w:tcBorders>
+            <w:vAlign w:val="center"/>
+          </w:tcPr>
+          <w:p>
+            <w:pPr>
+              <w:pStyle w:val="TableContents"/>
+              <w:bidi w:val="0"/>
+              <w:spacing w:before="0" w:after="283"/>
+              <w:ind w:hanging="0" w:left="0" w:right="0"/>
+              <w:jc w:val="left"/>
+              <w:rPr>
+                <w:rFonts w:ascii="Arial;Helvetica;sans-serif" w:hAnsi="Arial;Helvetica;sans-serif"/>
+              </w:rPr>
+            </w:pPr>
+            <w:r>
+              <w:rPr/>
+              <w:t>0.92</w:t>
             </w:r>
           </w:p>
         </w:tc>
@@ -7165,259 +5691,7 @@
         <w:trPr/>
         <w:tc>
           <w:tcPr>
-            <w:tcW w:w="5486" w:type="dxa"/>
-            <w:tcBorders>
-              <w:left w:val="single" w:sz="6" w:space="0" w:color="808080"/>
-              <w:bottom w:val="single" w:sz="2" w:space="0" w:color="808080"/>
-              <w:right w:val="single" w:sz="6" w:space="0" w:color="808080"/>
-            </w:tcBorders>
-            <w:vAlign w:val="center"/>
-          </w:tcPr>
-          <w:p>
-            <w:pPr>
-              <w:pStyle w:val="TableContents"/>
-              <w:bidi w:val="0"/>
-              <w:spacing w:before="0" w:after="283"/>
-              <w:ind w:hanging="0" w:left="0" w:right="0"/>
-              <w:jc w:val="left"/>
-              <w:rPr>
-                <w:rFonts w:ascii="Arial;Helvetica;sans-serif" w:hAnsi="Arial;Helvetica;sans-serif"/>
-              </w:rPr>
-            </w:pPr>
-            <w:r>
-              <w:rPr/>
-              <w:t>Citation validity (code check)</w:t>
-            </w:r>
-          </w:p>
-        </w:tc>
-        <w:tc>
-          <w:tcPr>
-            <w:tcW w:w="3801" w:type="dxa"/>
-            <w:tcBorders>
-              <w:left w:val="single" w:sz="2" w:space="0" w:color="808080"/>
-              <w:bottom w:val="single" w:sz="2" w:space="0" w:color="808080"/>
-              <w:right w:val="single" w:sz="6" w:space="0" w:color="808080"/>
-            </w:tcBorders>
-            <w:vAlign w:val="center"/>
-          </w:tcPr>
-          <w:p>
-            <w:pPr>
-              <w:pStyle w:val="TableContents"/>
-              <w:bidi w:val="0"/>
-              <w:spacing w:before="0" w:after="283"/>
-              <w:ind w:hanging="0" w:left="0" w:right="0"/>
-              <w:jc w:val="left"/>
-              <w:rPr>
-                <w:rFonts w:ascii="Arial;Helvetica;sans-serif" w:hAnsi="Arial;Helvetica;sans-serif"/>
-              </w:rPr>
-            </w:pPr>
-            <w:r>
-              <w:rPr/>
-              <w:t>100%</w:t>
-            </w:r>
-          </w:p>
-        </w:tc>
-        <w:tc>
-          <w:tcPr>
-            <w:tcW w:w="2051" w:type="dxa"/>
-            <w:tcBorders>
-              <w:left w:val="single" w:sz="2" w:space="0" w:color="808080"/>
-              <w:bottom w:val="single" w:sz="2" w:space="0" w:color="808080"/>
-              <w:right w:val="single" w:sz="6" w:space="0" w:color="808080"/>
-            </w:tcBorders>
-            <w:vAlign w:val="center"/>
-          </w:tcPr>
-          <w:p>
-            <w:pPr>
-              <w:pStyle w:val="TableContents"/>
-              <w:bidi w:val="0"/>
-              <w:spacing w:before="0" w:after="283"/>
-              <w:ind w:hanging="0" w:left="0" w:right="0"/>
-              <w:jc w:val="left"/>
-              <w:rPr/>
-            </w:pPr>
-            <w:r>
-              <w:rPr>
-                <w:rStyle w:val="Strong"/>
-              </w:rPr>
-              <w:t>100%</w:t>
-            </w:r>
-          </w:p>
-        </w:tc>
-      </w:tr>
-      <w:tr>
-        <w:trPr/>
-        <w:tc>
-          <w:tcPr>
-            <w:tcW w:w="5486" w:type="dxa"/>
-            <w:tcBorders>
-              <w:left w:val="single" w:sz="6" w:space="0" w:color="808080"/>
-              <w:bottom w:val="single" w:sz="2" w:space="0" w:color="808080"/>
-              <w:right w:val="single" w:sz="6" w:space="0" w:color="808080"/>
-            </w:tcBorders>
-            <w:vAlign w:val="center"/>
-          </w:tcPr>
-          <w:p>
-            <w:pPr>
-              <w:pStyle w:val="TableContents"/>
-              <w:bidi w:val="0"/>
-              <w:spacing w:before="0" w:after="283"/>
-              <w:ind w:hanging="0" w:left="0" w:right="0"/>
-              <w:jc w:val="left"/>
-              <w:rPr>
-                <w:rFonts w:ascii="Arial;Helvetica;sans-serif" w:hAnsi="Arial;Helvetica;sans-serif"/>
-              </w:rPr>
-            </w:pPr>
-            <w:r>
-              <w:rPr/>
-              <w:t>Faithfulness (verifier)</w:t>
-            </w:r>
-          </w:p>
-        </w:tc>
-        <w:tc>
-          <w:tcPr>
-            <w:tcW w:w="3801" w:type="dxa"/>
-            <w:tcBorders>
-              <w:left w:val="single" w:sz="2" w:space="0" w:color="808080"/>
-              <w:bottom w:val="single" w:sz="2" w:space="0" w:color="808080"/>
-              <w:right w:val="single" w:sz="6" w:space="0" w:color="808080"/>
-            </w:tcBorders>
-            <w:vAlign w:val="center"/>
-          </w:tcPr>
-          <w:p>
-            <w:pPr>
-              <w:pStyle w:val="TableContents"/>
-              <w:bidi w:val="0"/>
-              <w:spacing w:before="0" w:after="283"/>
-              <w:ind w:hanging="0" w:left="0" w:right="0"/>
-              <w:jc w:val="left"/>
-              <w:rPr>
-                <w:rFonts w:ascii="Arial;Helvetica;sans-serif" w:hAnsi="Arial;Helvetica;sans-serif"/>
-              </w:rPr>
-            </w:pPr>
-            <w:r>
-              <w:rPr/>
-              <w:t>100%</w:t>
-            </w:r>
-          </w:p>
-        </w:tc>
-        <w:tc>
-          <w:tcPr>
-            <w:tcW w:w="2051" w:type="dxa"/>
-            <w:tcBorders>
-              <w:left w:val="single" w:sz="2" w:space="0" w:color="808080"/>
-              <w:bottom w:val="single" w:sz="2" w:space="0" w:color="808080"/>
-              <w:right w:val="single" w:sz="6" w:space="0" w:color="808080"/>
-            </w:tcBorders>
-            <w:vAlign w:val="center"/>
-          </w:tcPr>
-          <w:p>
-            <w:pPr>
-              <w:pStyle w:val="TableContents"/>
-              <w:bidi w:val="0"/>
-              <w:spacing w:before="0" w:after="283"/>
-              <w:ind w:hanging="0" w:left="0" w:right="0"/>
-              <w:jc w:val="left"/>
-              <w:rPr/>
-            </w:pPr>
-            <w:r>
-              <w:rPr>
-                <w:rStyle w:val="Strong"/>
-              </w:rPr>
-              <w:t>100%</w:t>
-            </w:r>
-          </w:p>
-        </w:tc>
-      </w:tr>
-      <w:tr>
-        <w:trPr/>
-        <w:tc>
-          <w:tcPr>
-            <w:tcW w:w="5486" w:type="dxa"/>
-            <w:tcBorders>
-              <w:left w:val="single" w:sz="6" w:space="0" w:color="808080"/>
-              <w:bottom w:val="single" w:sz="2" w:space="0" w:color="808080"/>
-              <w:right w:val="single" w:sz="6" w:space="0" w:color="808080"/>
-            </w:tcBorders>
-            <w:vAlign w:val="center"/>
-          </w:tcPr>
-          <w:p>
-            <w:pPr>
-              <w:pStyle w:val="TableContents"/>
-              <w:bidi w:val="0"/>
-              <w:spacing w:before="0" w:after="283"/>
-              <w:ind w:hanging="0" w:left="0" w:right="0"/>
-              <w:jc w:val="left"/>
-              <w:rPr>
-                <w:rFonts w:ascii="Arial;Helvetica;sans-serif" w:hAnsi="Arial;Helvetica;sans-serif"/>
-              </w:rPr>
-            </w:pPr>
-            <w:r>
-              <w:rPr/>
-              <w:t>Correct refusals (unanswerable / off-topic)</w:t>
-            </w:r>
-          </w:p>
-        </w:tc>
-        <w:tc>
-          <w:tcPr>
-            <w:tcW w:w="3801" w:type="dxa"/>
-            <w:tcBorders>
-              <w:left w:val="single" w:sz="2" w:space="0" w:color="808080"/>
-              <w:bottom w:val="single" w:sz="2" w:space="0" w:color="808080"/>
-              <w:right w:val="single" w:sz="6" w:space="0" w:color="808080"/>
-            </w:tcBorders>
-            <w:vAlign w:val="center"/>
-          </w:tcPr>
-          <w:p>
-            <w:pPr>
-              <w:pStyle w:val="TableContents"/>
-              <w:bidi w:val="0"/>
-              <w:spacing w:before="0" w:after="283"/>
-              <w:ind w:hanging="0" w:left="0" w:right="0"/>
-              <w:jc w:val="left"/>
-              <w:rPr>
-                <w:rFonts w:ascii="Arial;Helvetica;sans-serif" w:hAnsi="Arial;Helvetica;sans-serif"/>
-              </w:rPr>
-            </w:pPr>
-            <w:r>
-              <w:rPr/>
-              <w:t>100%</w:t>
-            </w:r>
-          </w:p>
-        </w:tc>
-        <w:tc>
-          <w:tcPr>
-            <w:tcW w:w="2051" w:type="dxa"/>
-            <w:tcBorders>
-              <w:left w:val="single" w:sz="2" w:space="0" w:color="808080"/>
-              <w:bottom w:val="single" w:sz="2" w:space="0" w:color="808080"/>
-              <w:right w:val="single" w:sz="6" w:space="0" w:color="808080"/>
-            </w:tcBorders>
-            <w:vAlign w:val="center"/>
-          </w:tcPr>
-          <w:p>
-            <w:pPr>
-              <w:pStyle w:val="TableContents"/>
-              <w:bidi w:val="0"/>
-              <w:spacing w:before="0" w:after="283"/>
-              <w:ind w:hanging="0" w:left="0" w:right="0"/>
-              <w:jc w:val="left"/>
-              <w:rPr/>
-            </w:pPr>
-            <w:r>
-              <w:rPr>
-                <w:rStyle w:val="Strong"/>
-              </w:rPr>
-              <w:t>100%</w:t>
-            </w:r>
-          </w:p>
-        </w:tc>
-      </w:tr>
-      <w:tr>
-        <w:trPr/>
-        <w:tc>
-          <w:tcPr>
-            <w:tcW w:w="5486" w:type="dxa"/>
+            <w:tcW w:w="4157" w:type="dxa"/>
             <w:tcBorders>
               <w:left w:val="single" w:sz="6" w:space="0" w:color="808080"/>
               <w:bottom w:val="single" w:sz="6" w:space="0" w:color="808080"/>
@@ -7438,13 +5712,13 @@
             </w:pPr>
             <w:r>
               <w:rPr/>
-              <w:t>Mean latency / LLM calls / tokens</w:t>
-            </w:r>
-          </w:p>
-        </w:tc>
-        <w:tc>
-          <w:tcPr>
-            <w:tcW w:w="3801" w:type="dxa"/>
+              <w:t>hybrid</w:t>
+            </w:r>
+          </w:p>
+        </w:tc>
+        <w:tc>
+          <w:tcPr>
+            <w:tcW w:w="1962" w:type="dxa"/>
             <w:tcBorders>
               <w:left w:val="single" w:sz="2" w:space="0" w:color="808080"/>
               <w:bottom w:val="single" w:sz="6" w:space="0" w:color="808080"/>
@@ -7459,17 +5733,19 @@
               <w:spacing w:before="0" w:after="283"/>
               <w:ind w:hanging="0" w:left="0" w:right="0"/>
               <w:jc w:val="left"/>
-              <w:rPr/>
-            </w:pPr>
-            <w:r>
-              <w:rPr/>
-              <w:t>—</w:t>
-            </w:r>
-          </w:p>
-        </w:tc>
-        <w:tc>
-          <w:tcPr>
-            <w:tcW w:w="2051" w:type="dxa"/>
+              <w:rPr>
+                <w:rFonts w:ascii="Arial;Helvetica;sans-serif" w:hAnsi="Arial;Helvetica;sans-serif"/>
+              </w:rPr>
+            </w:pPr>
+            <w:r>
+              <w:rPr/>
+              <w:t>0.75</w:t>
+            </w:r>
+          </w:p>
+        </w:tc>
+        <w:tc>
+          <w:tcPr>
+            <w:tcW w:w="5219" w:type="dxa"/>
             <w:tcBorders>
               <w:left w:val="single" w:sz="2" w:space="0" w:color="808080"/>
               <w:bottom w:val="single" w:sz="6" w:space="0" w:color="808080"/>
@@ -7489,7 +5765,7 @@
             </w:pPr>
             <w:r>
               <w:rPr/>
-              <w:t>19 s / 3.9 / ~7k</w:t>
+              <w:t>0.83</w:t>
             </w:r>
           </w:p>
         </w:tc>
@@ -7500,21 +5776,41 @@
         <w:pStyle w:val="BodyText"/>
         <w:bidi w:val="0"/>
         <w:ind w:hanging="0" w:left="0" w:right="0"/>
-        <w:rPr/>
-      </w:pPr>
-      <w:r>
-        <w:rPr/>
-        <w:t xml:space="preserve">Hybrid search beats either method alone when searching all papers. The agent </w:t>
-      </w:r>
+        <w:rPr>
+          <w:rFonts w:ascii="Arial;Helvetica;sans-serif" w:hAnsi="Arial;Helvetica;sans-serif"/>
+        </w:rPr>
+      </w:pPr>
+      <w:r>
+        <w:rPr/>
+        <w:t>Hybrid search beats either method alone when searching all papers. In both runs every citation was real, every answer passed the fact-checker, and all unanswerable or off-topic questions were declined rather than answered. The misses are facts packed into one dense paragraph (Self-RAG page 7) that search did not reach; there the agent said "not explicitly reported" instead of guessing.</w:t>
+      </w:r>
+    </w:p>
+    <w:p>
+      <w:pPr>
+        <w:pStyle w:val="BodyText"/>
+        <w:bidi w:val="0"/>
+        <w:ind w:hanging="0" w:left="0" w:right="0"/>
+        <w:rPr/>
+      </w:pPr>
       <w:r>
         <w:rPr>
           <w:rStyle w:val="Strong"/>
         </w:rPr>
-        <w:t>never invented an answer</w:t>
-      </w:r>
-      <w:r>
-        <w:rPr/>
-        <w:t>: every unanswerable question was refused, and every citation was valid. The benchmark exposed honest-but-incomplete answers when the first search missed the key passage, which led to the answerability-driven second search (Q06 went from 50% to 100%). The two remaining misses (Q10, Q12) are facts packed into one dense paragraph on page 7 of Self-RAG. For both, the agent answered "not explicitly reported" rather than guessing. That's a retrieval limitation, not a hallucination (see §12).</w:t>
+        <w:t>Live checks in the app</w:t>
+      </w:r>
+      <w:r>
+        <w:rPr/>
+        <w:t xml:space="preserve"> (real Groq model, 3 arXiv papers): a full comparison + research-gap run took 13 s with 9 LLM calls; </w:t>
+      </w:r>
+      <w:r>
+        <w:rPr>
+          <w:rStyle w:val="Emphasis"/>
+        </w:rPr>
+        <w:t>"How does the retrieval evaluator in CRAG decide what to do?"</w:t>
+      </w:r>
+      <w:r>
+        <w:rPr/>
+        <w:t xml:space="preserve"> was answered correctly (confidence score → Correct / Incorrect / Ambiguous, T5-large evaluator) with citations, verified, in 5.7 s; signing out and back in restored all papers, analyses and chats without re-embedding or new LLM calls.</w:t>
       </w:r>
     </w:p>
     <w:p>
@@ -7528,11 +5824,179 @@
         <w:rPr>
           <w:rStyle w:val="Strong"/>
         </w:rPr>
-        <w:t>User interface</w:t>
-      </w:r>
-      <w:r>
-        <w:rPr/>
-        <w:t xml:space="preserve"> (iOS-inspired design, light and dark themes). The UI has iOS-style motion: cards fade and slide in, chat bubbles pop in, typing dots show while the agent thinks, a glowing gradient border surrounds the agent while it works, and answers stream in word by word. All motion turns off for users who enable </w:t>
+        <w:t>Problems found and fixed while building:</w:t>
+      </w:r>
+    </w:p>
+    <w:p>
+      <w:pPr>
+        <w:pStyle w:val="BodyText"/>
+        <w:numPr>
+          <w:ilvl w:val="0"/>
+          <w:numId w:val="4"/>
+        </w:numPr>
+        <w:tabs>
+          <w:tab w:val="clear" w:pos="1134"/>
+          <w:tab w:val="left" w:pos="709" w:leader="none"/>
+        </w:tabs>
+        <w:bidi w:val="0"/>
+        <w:spacing w:before="0" w:after="0"/>
+        <w:ind w:hanging="283" w:left="709" w:right="0"/>
+        <w:rPr/>
+      </w:pPr>
+      <w:r>
+        <w:rPr/>
+        <w:t xml:space="preserve">The original code could not run on a fresh install: </w:t>
+      </w:r>
+      <w:r>
+        <w:rPr>
+          <w:rStyle w:val="SourceText"/>
+        </w:rPr>
+        <w:t>groq==0.11.0</w:t>
+      </w:r>
+      <w:r>
+        <w:rPr/>
+        <w:t xml:space="preserve"> breaks with current </w:t>
+      </w:r>
+      <w:r>
+        <w:rPr>
+          <w:rStyle w:val="SourceText"/>
+        </w:rPr>
+        <w:t>httpx</w:t>
+      </w:r>
+      <w:r>
+        <w:rPr/>
+        <w:t xml:space="preserve">, and the pinned NumPy clashed with </w:t>
+      </w:r>
+      <w:r>
+        <w:rPr>
+          <w:rStyle w:val="SourceText"/>
+        </w:rPr>
+        <w:t>pyarrow</w:t>
+      </w:r>
+      <w:r>
+        <w:rPr/>
+        <w:t>. Both were fixed by updating the pins (and 50+ known vulnerabilities went with them).</w:t>
+      </w:r>
+      <w:r>
+        <w:rPr/>
+        <w:t xml:space="preserve"> </w:t>
+      </w:r>
+    </w:p>
+    <w:p>
+      <w:pPr>
+        <w:pStyle w:val="BodyText"/>
+        <w:numPr>
+          <w:ilvl w:val="0"/>
+          <w:numId w:val="4"/>
+        </w:numPr>
+        <w:tabs>
+          <w:tab w:val="clear" w:pos="1134"/>
+          <w:tab w:val="left" w:pos="709" w:leader="none"/>
+        </w:tabs>
+        <w:bidi w:val="0"/>
+        <w:spacing w:before="0" w:after="0"/>
+        <w:ind w:hanging="283" w:left="709" w:right="0"/>
+        <w:rPr/>
+      </w:pPr>
+      <w:r>
+        <w:rPr/>
+        <w:t>Two-column PDFs came out as merged words and mixed-up columns; column-aware reading fixed this and improved search scores.</w:t>
+      </w:r>
+      <w:r>
+        <w:rPr/>
+        <w:t xml:space="preserve"> </w:t>
+      </w:r>
+    </w:p>
+    <w:p>
+      <w:pPr>
+        <w:pStyle w:val="BodyText"/>
+        <w:numPr>
+          <w:ilvl w:val="0"/>
+          <w:numId w:val="4"/>
+        </w:numPr>
+        <w:tabs>
+          <w:tab w:val="clear" w:pos="1134"/>
+          <w:tab w:val="left" w:pos="709" w:leader="none"/>
+        </w:tabs>
+        <w:bidi w:val="0"/>
+        <w:spacing w:before="0" w:after="0"/>
+        <w:ind w:hanging="283" w:left="709" w:right="0"/>
+        <w:rPr/>
+      </w:pPr>
+      <w:r>
+        <w:rPr/>
+        <w:t>The reasoning model ran out of tokens before finishing its JSON; one request hung for 26 minutes. Fixed with low reasoning effort, a larger token budget and a 45 s timeout.</w:t>
+      </w:r>
+      <w:r>
+        <w:rPr/>
+        <w:t xml:space="preserve"> </w:t>
+      </w:r>
+    </w:p>
+    <w:p>
+      <w:pPr>
+        <w:pStyle w:val="BodyText"/>
+        <w:numPr>
+          <w:ilvl w:val="0"/>
+          <w:numId w:val="4"/>
+        </w:numPr>
+        <w:tabs>
+          <w:tab w:val="clear" w:pos="1134"/>
+          <w:tab w:val="left" w:pos="709" w:leader="none"/>
+        </w:tabs>
+        <w:bidi w:val="0"/>
+        <w:spacing w:before="0" w:after="0"/>
+        <w:ind w:hanging="283" w:left="709" w:right="0"/>
+        <w:rPr/>
+      </w:pPr>
+      <w:r>
+        <w:rPr/>
+        <w:t>The benchmark showed honest but incomplete answers when the first search missed a passage, which led to the "search again when the draft is incomplete" step.</w:t>
+      </w:r>
+      <w:r>
+        <w:rPr/>
+        <w:t xml:space="preserve"> </w:t>
+      </w:r>
+    </w:p>
+    <w:p>
+      <w:pPr>
+        <w:pStyle w:val="BodyText"/>
+        <w:numPr>
+          <w:ilvl w:val="0"/>
+          <w:numId w:val="4"/>
+        </w:numPr>
+        <w:tabs>
+          <w:tab w:val="clear" w:pos="1134"/>
+          <w:tab w:val="left" w:pos="709" w:leader="none"/>
+        </w:tabs>
+        <w:bidi w:val="0"/>
+        <w:ind w:hanging="283" w:left="709" w:right="0"/>
+        <w:rPr/>
+      </w:pPr>
+      <w:r>
+        <w:rPr/>
+        <w:t>A cross-encoder re-ranker was measured but not adopted: it helped single-paper questions (hit@6 0.83 → 0.92) but hurt questions across papers (0.75 → 0.67).</w:t>
+      </w:r>
+      <w:r>
+        <w:rPr/>
+        <w:t xml:space="preserve"> </w:t>
+      </w:r>
+    </w:p>
+    <w:p>
+      <w:pPr>
+        <w:pStyle w:val="BodyText"/>
+        <w:bidi w:val="0"/>
+        <w:ind w:hanging="0" w:left="0" w:right="0"/>
+        <w:rPr/>
+      </w:pPr>
+      <w:r>
+        <w:rPr>
+          <w:rStyle w:val="Strong"/>
+        </w:rPr>
+        <w:t>User interface:</w:t>
+      </w:r>
+      <w:r>
+        <w:rPr/>
+        <w:t xml:space="preserve"> iOS-style design with motion (cards slide in, chat bubbles pop in, typing dots while the agent thinks, a glowing border while it works, answers typed out word by word), turned off automatically for users who choose </w:t>
       </w:r>
       <w:r>
         <w:rPr>
@@ -7542,7 +6006,7 @@
       </w:r>
       <w:r>
         <w:rPr/>
-        <w:t xml:space="preserve"> (accessibility). The </w:t>
+        <w:t xml:space="preserve">. The </w:t>
       </w:r>
       <w:r>
         <w:rPr>
@@ -7552,7 +6016,7 @@
       </w:r>
       <w:r>
         <w:rPr/>
-        <w:t xml:space="preserve"> tab projects every passage's 384-D embedding to 2-D (PCA) and drops the user's question onto the map as a ★, with lines to the passages the agent would retrieve. This makes semantic search visible.</w:t>
+        <w:t xml:space="preserve"> maps every passage by meaning (PCA of the embeddings) and shows where a question lands and which passages are retrieved.</w:t>
       </w:r>
     </w:p>
     <w:tbl>
@@ -7646,7 +6110,7 @@
             <w:tcW w:w="5668" w:type="dxa"/>
             <w:tcBorders>
               <w:left w:val="single" w:sz="6" w:space="0" w:color="808080"/>
-              <w:bottom w:val="single" w:sz="6" w:space="0" w:color="808080"/>
+              <w:bottom w:val="single" w:sz="2" w:space="0" w:color="808080"/>
               <w:right w:val="single" w:sz="6" w:space="0" w:color="808080"/>
             </w:tcBorders>
             <w:vAlign w:val="center"/>
@@ -7675,6 +6139,133 @@
                       <pic:pic xmlns:pic="http://schemas.openxmlformats.org/drawingml/2006/picture">
                         <pic:nvPicPr>
                           <pic:cNvPr id="3" name="Image3"/>
+                          <pic:cNvPicPr>
+                            <a:picLocks noChangeAspect="1" noChangeArrowheads="1"/>
+                          </pic:cNvPicPr>
+                        </pic:nvPicPr>
+                        <pic:blipFill>
+                          <a:blip r:link="rId7"/>
+                          <a:stretch>
+                            <a:fillRect/>
+                          </a:stretch>
+                        </pic:blipFill>
+                        <pic:spPr bwMode="auto">
+                          <a:xfrm>
+                            <a:off x="0" y="0"/>
+                            <a:ext cx="2762250" cy="1724025"/>
+                          </a:xfrm>
+                          <a:prstGeom prst="rect">
+                            <a:avLst/>
+                          </a:prstGeom>
+                          <a:noFill/>
+                        </pic:spPr>
+                      </pic:pic>
+                    </a:graphicData>
+                  </a:graphic>
+                </wp:inline>
+              </w:drawing>
+            </w:r>
+          </w:p>
+        </w:tc>
+        <w:tc>
+          <w:tcPr>
+            <w:tcW w:w="5670" w:type="dxa"/>
+            <w:tcBorders>
+              <w:left w:val="single" w:sz="2" w:space="0" w:color="808080"/>
+              <w:bottom w:val="single" w:sz="2" w:space="0" w:color="808080"/>
+              <w:right w:val="single" w:sz="6" w:space="0" w:color="808080"/>
+            </w:tcBorders>
+            <w:vAlign w:val="center"/>
+          </w:tcPr>
+          <w:p>
+            <w:pPr>
+              <w:pStyle w:val="TableContents"/>
+              <w:bidi w:val="0"/>
+              <w:spacing w:before="0" w:after="283"/>
+              <w:ind w:hanging="0" w:left="0" w:right="0"/>
+              <w:jc w:val="left"/>
+              <w:rPr/>
+            </w:pPr>
+            <w:r>
+              <w:rPr/>
+              <w:drawing>
+                <wp:inline distT="0" distB="0" distL="0" distR="0">
+                  <wp:extent cx="2762250" cy="1724025"/>
+                  <wp:effectExtent l="0" t="0" r="0" b="0"/>
+                  <wp:docPr id="4" name="Image4"/>
+                  <wp:cNvGraphicFramePr>
+                    <a:graphicFrameLocks xmlns:a="http://schemas.openxmlformats.org/drawingml/2006/main" noChangeAspect="1"/>
+                  </wp:cNvGraphicFramePr>
+                  <a:graphic xmlns:a="http://schemas.openxmlformats.org/drawingml/2006/main">
+                    <a:graphicData uri="http://schemas.openxmlformats.org/drawingml/2006/picture">
+                      <pic:pic xmlns:pic="http://schemas.openxmlformats.org/drawingml/2006/picture">
+                        <pic:nvPicPr>
+                          <pic:cNvPr id="4" name="Image4"/>
+                          <pic:cNvPicPr>
+                            <a:picLocks noChangeAspect="1" noChangeArrowheads="1"/>
+                          </pic:cNvPicPr>
+                        </pic:nvPicPr>
+                        <pic:blipFill>
+                          <a:blip r:link="rId8"/>
+                          <a:stretch>
+                            <a:fillRect/>
+                          </a:stretch>
+                        </pic:blipFill>
+                        <pic:spPr bwMode="auto">
+                          <a:xfrm>
+                            <a:off x="0" y="0"/>
+                            <a:ext cx="2762250" cy="1724025"/>
+                          </a:xfrm>
+                          <a:prstGeom prst="rect">
+                            <a:avLst/>
+                          </a:prstGeom>
+                          <a:noFill/>
+                        </pic:spPr>
+                      </pic:pic>
+                    </a:graphicData>
+                  </a:graphic>
+                </wp:inline>
+              </w:drawing>
+            </w:r>
+          </w:p>
+        </w:tc>
+      </w:tr>
+      <w:tr>
+        <w:trPr/>
+        <w:tc>
+          <w:tcPr>
+            <w:tcW w:w="5668" w:type="dxa"/>
+            <w:tcBorders>
+              <w:left w:val="single" w:sz="6" w:space="0" w:color="808080"/>
+              <w:bottom w:val="single" w:sz="2" w:space="0" w:color="808080"/>
+              <w:right w:val="single" w:sz="6" w:space="0" w:color="808080"/>
+            </w:tcBorders>
+            <w:vAlign w:val="center"/>
+          </w:tcPr>
+          <w:p>
+            <w:pPr>
+              <w:pStyle w:val="TableContents"/>
+              <w:bidi w:val="0"/>
+              <w:spacing w:before="0" w:after="283"/>
+              <w:ind w:hanging="0" w:left="0" w:right="0"/>
+              <w:jc w:val="left"/>
+              <w:rPr/>
+            </w:pPr>
+            <w:r>
+              <w:rPr/>
+              <w:drawing>
+                <wp:inline distT="0" distB="0" distL="0" distR="0">
+                  <wp:extent cx="2762250" cy="1724025"/>
+                  <wp:effectExtent l="0" t="0" r="0" b="0"/>
+                  <wp:docPr id="5" name="Image5"/>
+                  <wp:cNvGraphicFramePr>
+                    <a:graphicFrameLocks xmlns:a="http://schemas.openxmlformats.org/drawingml/2006/main" noChangeAspect="1"/>
+                  </wp:cNvGraphicFramePr>
+                  <a:graphic xmlns:a="http://schemas.openxmlformats.org/drawingml/2006/main">
+                    <a:graphicData uri="http://schemas.openxmlformats.org/drawingml/2006/picture">
+                      <pic:pic xmlns:pic="http://schemas.openxmlformats.org/drawingml/2006/picture">
+                        <pic:nvPicPr>
+                          <pic:cNvPr id="5" name="Image5"/>
                           <pic:cNvPicPr>
                             <a:picLocks noChangeAspect="1" noChangeArrowheads="1"/>
                           </pic:cNvPicPr>
@@ -7708,16 +6299,17 @@
             <w:tcW w:w="5670" w:type="dxa"/>
             <w:tcBorders>
               <w:left w:val="single" w:sz="2" w:space="0" w:color="808080"/>
-              <w:bottom w:val="single" w:sz="6" w:space="0" w:color="808080"/>
-              <w:right w:val="single" w:sz="6" w:space="0" w:color="808080"/>
-            </w:tcBorders>
-            <w:vAlign w:val="center"/>
-          </w:tcPr>
-          <w:p>
-            <w:pPr>
-              <w:pStyle w:val="TableContents"/>
-              <w:bidi w:val="0"/>
-              <w:spacing w:before="0" w:after="283"/>
+              <w:bottom w:val="single" w:sz="2" w:space="0" w:color="808080"/>
+              <w:right w:val="single" w:sz="6" w:space="0" w:color="808080"/>
+            </w:tcBorders>
+            <w:vAlign w:val="center"/>
+          </w:tcPr>
+          <w:p>
+            <w:pPr>
+              <w:pStyle w:val="TableContents"/>
+              <w:bidi w:val="0"/>
+              <w:spacing w:before="0" w:after="283"/>
+              <w:ind w:hanging="0" w:left="0" w:right="0"/>
               <w:jc w:val="left"/>
               <w:rPr/>
             </w:pPr>
@@ -7727,7 +6319,7 @@
                 <wp:inline distT="0" distB="0" distL="0" distR="0">
                   <wp:extent cx="2762250" cy="1724025"/>
                   <wp:effectExtent l="0" t="0" r="0" b="0"/>
-                  <wp:docPr id="4" name="Image4"/>
+                  <wp:docPr id="6" name="Image6"/>
                   <wp:cNvGraphicFramePr>
                     <a:graphicFrameLocks xmlns:a="http://schemas.openxmlformats.org/drawingml/2006/main" noChangeAspect="1"/>
                   </wp:cNvGraphicFramePr>
@@ -7735,7 +6327,7 @@
                     <a:graphicData uri="http://schemas.openxmlformats.org/drawingml/2006/picture">
                       <pic:pic xmlns:pic="http://schemas.openxmlformats.org/drawingml/2006/picture">
                         <pic:nvPicPr>
-                          <pic:cNvPr id="4" name="Image4"/>
+                          <pic:cNvPr id="6" name="Image6"/>
                           <pic:cNvPicPr>
                             <a:picLocks noChangeAspect="1" noChangeArrowheads="1"/>
                           </pic:cNvPicPr>
@@ -7765,91 +6357,6 @@
           </w:p>
         </w:tc>
       </w:tr>
-    </w:tbl>
-    <w:tbl>
-      <w:tblPr>
-        <w:tblW w:w="5000" w:type="pct"/>
-        <w:jc w:val="left"/>
-        <w:tblInd w:w="45" w:type="dxa"/>
-        <w:tblLayout w:type="fixed"/>
-        <w:tblCellMar>
-          <w:top w:w="45" w:type="dxa"/>
-          <w:left w:w="45" w:type="dxa"/>
-          <w:bottom w:w="45" w:type="dxa"/>
-          <w:right w:w="45" w:type="dxa"/>
-        </w:tblCellMar>
-      </w:tblPr>
-      <w:tblGrid>
-        <w:gridCol w:w="5668"/>
-        <w:gridCol w:w="5670"/>
-      </w:tblGrid>
-      <w:tr>
-        <w:trPr>
-          <w:tblHeader w:val="true"/>
-        </w:trPr>
-        <w:tc>
-          <w:tcPr>
-            <w:tcW w:w="5668" w:type="dxa"/>
-            <w:tcBorders>
-              <w:top w:val="single" w:sz="6" w:space="0" w:color="808080"/>
-              <w:left w:val="single" w:sz="6" w:space="0" w:color="808080"/>
-              <w:bottom w:val="single" w:sz="2" w:space="0" w:color="808080"/>
-              <w:right w:val="single" w:sz="6" w:space="0" w:color="808080"/>
-            </w:tcBorders>
-            <w:vAlign w:val="center"/>
-          </w:tcPr>
-          <w:p>
-            <w:pPr>
-              <w:pStyle w:val="TableHeading"/>
-              <w:bidi w:val="0"/>
-              <w:spacing w:before="0" w:after="283"/>
-              <w:ind w:hanging="0" w:left="0" w:right="0"/>
-              <w:jc w:val="left"/>
-              <w:rPr>
-                <w:sz w:val="4"/>
-                <w:szCs w:val="4"/>
-              </w:rPr>
-            </w:pPr>
-            <w:r>
-              <w:rPr>
-                <w:sz w:val="4"/>
-                <w:szCs w:val="4"/>
-              </w:rPr>
-            </w:r>
-          </w:p>
-        </w:tc>
-        <w:tc>
-          <w:tcPr>
-            <w:tcW w:w="5670" w:type="dxa"/>
-            <w:tcBorders>
-              <w:top w:val="single" w:sz="6" w:space="0" w:color="808080"/>
-              <w:left w:val="single" w:sz="2" w:space="0" w:color="808080"/>
-              <w:bottom w:val="single" w:sz="2" w:space="0" w:color="808080"/>
-              <w:right w:val="single" w:sz="6" w:space="0" w:color="808080"/>
-            </w:tcBorders>
-            <w:vAlign w:val="center"/>
-          </w:tcPr>
-          <w:p>
-            <w:pPr>
-              <w:pStyle w:val="TableHeading"/>
-              <w:bidi w:val="0"/>
-              <w:spacing w:before="0" w:after="283"/>
-              <w:ind w:hanging="0" w:left="0" w:right="0"/>
-              <w:jc w:val="left"/>
-              <w:rPr>
-                <w:sz w:val="4"/>
-                <w:szCs w:val="4"/>
-              </w:rPr>
-            </w:pPr>
-            <w:r>
-              <w:rPr>
-                <w:sz w:val="4"/>
-                <w:szCs w:val="4"/>
-              </w:rPr>
-            </w:r>
-          </w:p>
-        </w:tc>
-      </w:tr>
       <w:tr>
         <w:trPr/>
         <w:tc>
@@ -7857,7 +6364,7 @@
             <w:tcW w:w="5668" w:type="dxa"/>
             <w:tcBorders>
               <w:left w:val="single" w:sz="6" w:space="0" w:color="808080"/>
-              <w:bottom w:val="single" w:sz="2" w:space="0" w:color="808080"/>
+              <w:bottom w:val="single" w:sz="6" w:space="0" w:color="808080"/>
               <w:right w:val="single" w:sz="6" w:space="0" w:color="808080"/>
             </w:tcBorders>
             <w:vAlign w:val="center"/>
@@ -7877,7 +6384,7 @@
                 <wp:inline distT="0" distB="0" distL="0" distR="0">
                   <wp:extent cx="2762250" cy="1724025"/>
                   <wp:effectExtent l="0" t="0" r="0" b="0"/>
-                  <wp:docPr id="5" name="Image5"/>
+                  <wp:docPr id="7" name="Image7"/>
                   <wp:cNvGraphicFramePr>
                     <a:graphicFrameLocks xmlns:a="http://schemas.openxmlformats.org/drawingml/2006/main" noChangeAspect="1"/>
                   </wp:cNvGraphicFramePr>
@@ -7885,7 +6392,7 @@
                     <a:graphicData uri="http://schemas.openxmlformats.org/drawingml/2006/picture">
                       <pic:pic xmlns:pic="http://schemas.openxmlformats.org/drawingml/2006/picture">
                         <pic:nvPicPr>
-                          <pic:cNvPr id="5" name="Image5"/>
+                          <pic:cNvPr id="7" name="Image7"/>
                           <pic:cNvPicPr>
                             <a:picLocks noChangeAspect="1" noChangeArrowheads="1"/>
                           </pic:cNvPicPr>
@@ -7919,17 +6426,16 @@
             <w:tcW w:w="5670" w:type="dxa"/>
             <w:tcBorders>
               <w:left w:val="single" w:sz="2" w:space="0" w:color="808080"/>
-              <w:bottom w:val="single" w:sz="2" w:space="0" w:color="808080"/>
-              <w:right w:val="single" w:sz="6" w:space="0" w:color="808080"/>
-            </w:tcBorders>
-            <w:vAlign w:val="center"/>
-          </w:tcPr>
-          <w:p>
-            <w:pPr>
-              <w:pStyle w:val="TableContents"/>
-              <w:bidi w:val="0"/>
-              <w:spacing w:before="0" w:after="283"/>
-              <w:ind w:hanging="0" w:left="0" w:right="0"/>
+              <w:bottom w:val="single" w:sz="6" w:space="0" w:color="808080"/>
+              <w:right w:val="single" w:sz="6" w:space="0" w:color="808080"/>
+            </w:tcBorders>
+            <w:vAlign w:val="center"/>
+          </w:tcPr>
+          <w:p>
+            <w:pPr>
+              <w:pStyle w:val="TableContents"/>
+              <w:bidi w:val="0"/>
+              <w:spacing w:before="0" w:after="283"/>
               <w:jc w:val="left"/>
               <w:rPr/>
             </w:pPr>
@@ -7939,7 +6445,7 @@
                 <wp:inline distT="0" distB="0" distL="0" distR="0">
                   <wp:extent cx="2762250" cy="1724025"/>
                   <wp:effectExtent l="0" t="0" r="0" b="0"/>
-                  <wp:docPr id="6" name="Image6"/>
+                  <wp:docPr id="8" name="Image8"/>
                   <wp:cNvGraphicFramePr>
                     <a:graphicFrameLocks xmlns:a="http://schemas.openxmlformats.org/drawingml/2006/main" noChangeAspect="1"/>
                   </wp:cNvGraphicFramePr>
@@ -7947,7 +6453,7 @@
                     <a:graphicData uri="http://schemas.openxmlformats.org/drawingml/2006/picture">
                       <pic:pic xmlns:pic="http://schemas.openxmlformats.org/drawingml/2006/picture">
                         <pic:nvPicPr>
-                          <pic:cNvPr id="6" name="Image6"/>
+                          <pic:cNvPr id="8" name="Image8"/>
                           <pic:cNvPicPr>
                             <a:picLocks noChangeAspect="1" noChangeArrowheads="1"/>
                           </pic:cNvPicPr>
@@ -7977,259 +6483,6 @@
           </w:p>
         </w:tc>
       </w:tr>
-      <w:tr>
-        <w:trPr/>
-        <w:tc>
-          <w:tcPr>
-            <w:tcW w:w="5668" w:type="dxa"/>
-            <w:tcBorders>
-              <w:left w:val="single" w:sz="6" w:space="0" w:color="808080"/>
-              <w:bottom w:val="single" w:sz="2" w:space="0" w:color="808080"/>
-              <w:right w:val="single" w:sz="6" w:space="0" w:color="808080"/>
-            </w:tcBorders>
-            <w:vAlign w:val="center"/>
-          </w:tcPr>
-          <w:p>
-            <w:pPr>
-              <w:pStyle w:val="TableContents"/>
-              <w:bidi w:val="0"/>
-              <w:spacing w:before="0" w:after="283"/>
-              <w:ind w:hanging="0" w:left="0" w:right="0"/>
-              <w:jc w:val="left"/>
-              <w:rPr/>
-            </w:pPr>
-            <w:r>
-              <w:rPr/>
-              <w:drawing>
-                <wp:inline distT="0" distB="0" distL="0" distR="0">
-                  <wp:extent cx="2762250" cy="1724025"/>
-                  <wp:effectExtent l="0" t="0" r="0" b="0"/>
-                  <wp:docPr id="7" name="Image7"/>
-                  <wp:cNvGraphicFramePr>
-                    <a:graphicFrameLocks xmlns:a="http://schemas.openxmlformats.org/drawingml/2006/main" noChangeAspect="1"/>
-                  </wp:cNvGraphicFramePr>
-                  <a:graphic xmlns:a="http://schemas.openxmlformats.org/drawingml/2006/main">
-                    <a:graphicData uri="http://schemas.openxmlformats.org/drawingml/2006/picture">
-                      <pic:pic xmlns:pic="http://schemas.openxmlformats.org/drawingml/2006/picture">
-                        <pic:nvPicPr>
-                          <pic:cNvPr id="7" name="Image7"/>
-                          <pic:cNvPicPr>
-                            <a:picLocks noChangeAspect="1" noChangeArrowheads="1"/>
-                          </pic:cNvPicPr>
-                        </pic:nvPicPr>
-                        <pic:blipFill>
-                          <a:blip r:link="rId13"/>
-                          <a:stretch>
-                            <a:fillRect/>
-                          </a:stretch>
-                        </pic:blipFill>
-                        <pic:spPr bwMode="auto">
-                          <a:xfrm>
-                            <a:off x="0" y="0"/>
-                            <a:ext cx="2762250" cy="1724025"/>
-                          </a:xfrm>
-                          <a:prstGeom prst="rect">
-                            <a:avLst/>
-                          </a:prstGeom>
-                          <a:noFill/>
-                        </pic:spPr>
-                      </pic:pic>
-                    </a:graphicData>
-                  </a:graphic>
-                </wp:inline>
-              </w:drawing>
-            </w:r>
-          </w:p>
-        </w:tc>
-        <w:tc>
-          <w:tcPr>
-            <w:tcW w:w="5670" w:type="dxa"/>
-            <w:tcBorders>
-              <w:left w:val="single" w:sz="2" w:space="0" w:color="808080"/>
-              <w:bottom w:val="single" w:sz="2" w:space="0" w:color="808080"/>
-              <w:right w:val="single" w:sz="6" w:space="0" w:color="808080"/>
-            </w:tcBorders>
-            <w:vAlign w:val="center"/>
-          </w:tcPr>
-          <w:p>
-            <w:pPr>
-              <w:pStyle w:val="TableContents"/>
-              <w:bidi w:val="0"/>
-              <w:spacing w:before="0" w:after="283"/>
-              <w:ind w:hanging="0" w:left="0" w:right="0"/>
-              <w:jc w:val="left"/>
-              <w:rPr/>
-            </w:pPr>
-            <w:r>
-              <w:rPr/>
-              <w:drawing>
-                <wp:inline distT="0" distB="0" distL="0" distR="0">
-                  <wp:extent cx="2762250" cy="1724025"/>
-                  <wp:effectExtent l="0" t="0" r="0" b="0"/>
-                  <wp:docPr id="8" name="Image8"/>
-                  <wp:cNvGraphicFramePr>
-                    <a:graphicFrameLocks xmlns:a="http://schemas.openxmlformats.org/drawingml/2006/main" noChangeAspect="1"/>
-                  </wp:cNvGraphicFramePr>
-                  <a:graphic xmlns:a="http://schemas.openxmlformats.org/drawingml/2006/main">
-                    <a:graphicData uri="http://schemas.openxmlformats.org/drawingml/2006/picture">
-                      <pic:pic xmlns:pic="http://schemas.openxmlformats.org/drawingml/2006/picture">
-                        <pic:nvPicPr>
-                          <pic:cNvPr id="8" name="Image8"/>
-                          <pic:cNvPicPr>
-                            <a:picLocks noChangeAspect="1" noChangeArrowheads="1"/>
-                          </pic:cNvPicPr>
-                        </pic:nvPicPr>
-                        <pic:blipFill>
-                          <a:blip r:link="rId14"/>
-                          <a:stretch>
-                            <a:fillRect/>
-                          </a:stretch>
-                        </pic:blipFill>
-                        <pic:spPr bwMode="auto">
-                          <a:xfrm>
-                            <a:off x="0" y="0"/>
-                            <a:ext cx="2762250" cy="1724025"/>
-                          </a:xfrm>
-                          <a:prstGeom prst="rect">
-                            <a:avLst/>
-                          </a:prstGeom>
-                          <a:noFill/>
-                        </pic:spPr>
-                      </pic:pic>
-                    </a:graphicData>
-                  </a:graphic>
-                </wp:inline>
-              </w:drawing>
-            </w:r>
-          </w:p>
-        </w:tc>
-      </w:tr>
-      <w:tr>
-        <w:trPr/>
-        <w:tc>
-          <w:tcPr>
-            <w:tcW w:w="5668" w:type="dxa"/>
-            <w:tcBorders>
-              <w:left w:val="single" w:sz="6" w:space="0" w:color="808080"/>
-              <w:bottom w:val="single" w:sz="6" w:space="0" w:color="808080"/>
-              <w:right w:val="single" w:sz="6" w:space="0" w:color="808080"/>
-            </w:tcBorders>
-            <w:vAlign w:val="center"/>
-          </w:tcPr>
-          <w:p>
-            <w:pPr>
-              <w:pStyle w:val="TableContents"/>
-              <w:bidi w:val="0"/>
-              <w:spacing w:before="0" w:after="283"/>
-              <w:ind w:hanging="0" w:left="0" w:right="0"/>
-              <w:jc w:val="left"/>
-              <w:rPr/>
-            </w:pPr>
-            <w:r>
-              <w:rPr/>
-              <w:drawing>
-                <wp:inline distT="0" distB="0" distL="0" distR="0">
-                  <wp:extent cx="2762250" cy="1724025"/>
-                  <wp:effectExtent l="0" t="0" r="0" b="0"/>
-                  <wp:docPr id="9" name="Image9"/>
-                  <wp:cNvGraphicFramePr>
-                    <a:graphicFrameLocks xmlns:a="http://schemas.openxmlformats.org/drawingml/2006/main" noChangeAspect="1"/>
-                  </wp:cNvGraphicFramePr>
-                  <a:graphic xmlns:a="http://schemas.openxmlformats.org/drawingml/2006/main">
-                    <a:graphicData uri="http://schemas.openxmlformats.org/drawingml/2006/picture">
-                      <pic:pic xmlns:pic="http://schemas.openxmlformats.org/drawingml/2006/picture">
-                        <pic:nvPicPr>
-                          <pic:cNvPr id="9" name="Image9"/>
-                          <pic:cNvPicPr>
-                            <a:picLocks noChangeAspect="1" noChangeArrowheads="1"/>
-                          </pic:cNvPicPr>
-                        </pic:nvPicPr>
-                        <pic:blipFill>
-                          <a:blip r:link="rId15"/>
-                          <a:stretch>
-                            <a:fillRect/>
-                          </a:stretch>
-                        </pic:blipFill>
-                        <pic:spPr bwMode="auto">
-                          <a:xfrm>
-                            <a:off x="0" y="0"/>
-                            <a:ext cx="2762250" cy="1724025"/>
-                          </a:xfrm>
-                          <a:prstGeom prst="rect">
-                            <a:avLst/>
-                          </a:prstGeom>
-                          <a:noFill/>
-                        </pic:spPr>
-                      </pic:pic>
-                    </a:graphicData>
-                  </a:graphic>
-                </wp:inline>
-              </w:drawing>
-            </w:r>
-          </w:p>
-        </w:tc>
-        <w:tc>
-          <w:tcPr>
-            <w:tcW w:w="5670" w:type="dxa"/>
-            <w:tcBorders>
-              <w:left w:val="single" w:sz="2" w:space="0" w:color="808080"/>
-              <w:bottom w:val="single" w:sz="6" w:space="0" w:color="808080"/>
-              <w:right w:val="single" w:sz="6" w:space="0" w:color="808080"/>
-            </w:tcBorders>
-            <w:vAlign w:val="center"/>
-          </w:tcPr>
-          <w:p>
-            <w:pPr>
-              <w:pStyle w:val="TableContents"/>
-              <w:bidi w:val="0"/>
-              <w:spacing w:before="0" w:after="283"/>
-              <w:jc w:val="left"/>
-              <w:rPr/>
-            </w:pPr>
-            <w:r>
-              <w:rPr/>
-              <w:drawing>
-                <wp:inline distT="0" distB="0" distL="0" distR="0">
-                  <wp:extent cx="2762250" cy="1724025"/>
-                  <wp:effectExtent l="0" t="0" r="0" b="0"/>
-                  <wp:docPr id="10" name="Image10"/>
-                  <wp:cNvGraphicFramePr>
-                    <a:graphicFrameLocks xmlns:a="http://schemas.openxmlformats.org/drawingml/2006/main" noChangeAspect="1"/>
-                  </wp:cNvGraphicFramePr>
-                  <a:graphic xmlns:a="http://schemas.openxmlformats.org/drawingml/2006/main">
-                    <a:graphicData uri="http://schemas.openxmlformats.org/drawingml/2006/picture">
-                      <pic:pic xmlns:pic="http://schemas.openxmlformats.org/drawingml/2006/picture">
-                        <pic:nvPicPr>
-                          <pic:cNvPr id="10" name="Image10"/>
-                          <pic:cNvPicPr>
-                            <a:picLocks noChangeAspect="1" noChangeArrowheads="1"/>
-                          </pic:cNvPicPr>
-                        </pic:nvPicPr>
-                        <pic:blipFill>
-                          <a:blip r:link="rId16"/>
-                          <a:stretch>
-                            <a:fillRect/>
-                          </a:stretch>
-                        </pic:blipFill>
-                        <pic:spPr bwMode="auto">
-                          <a:xfrm>
-                            <a:off x="0" y="0"/>
-                            <a:ext cx="2762250" cy="1724025"/>
-                          </a:xfrm>
-                          <a:prstGeom prst="rect">
-                            <a:avLst/>
-                          </a:prstGeom>
-                          <a:noFill/>
-                        </pic:spPr>
-                      </pic:pic>
-                    </a:graphicData>
-                  </a:graphic>
-                </wp:inline>
-              </w:drawing>
-            </w:r>
-          </w:p>
-        </w:tc>
-      </w:tr>
     </w:tbl>
     <w:p>
       <w:pPr>
@@ -8245,6 +6498,300 @@
           <w:rFonts w:ascii="Arial;Helvetica;sans-serif" w:hAnsi="Arial;Helvetica;sans-serif"/>
         </w:rPr>
         <w:t>11. Limitations</w:t>
+      </w:r>
+    </w:p>
+    <w:p>
+      <w:pPr>
+        <w:pStyle w:val="BodyText"/>
+        <w:numPr>
+          <w:ilvl w:val="0"/>
+          <w:numId w:val="5"/>
+        </w:numPr>
+        <w:tabs>
+          <w:tab w:val="clear" w:pos="1134"/>
+          <w:tab w:val="left" w:pos="709" w:leader="none"/>
+        </w:tabs>
+        <w:bidi w:val="0"/>
+        <w:spacing w:before="0" w:after="0"/>
+        <w:ind w:hanging="283" w:left="709" w:right="0"/>
+        <w:rPr/>
+      </w:pPr>
+      <w:r>
+        <w:rPr>
+          <w:rStyle w:val="Strong"/>
+        </w:rPr>
+        <w:t>Scanned PDFs</w:t>
+      </w:r>
+      <w:r>
+        <w:rPr/>
+        <w:t xml:space="preserve"> have no text layer and are not read (no OCR); the app says so instead of failing.</w:t>
+      </w:r>
+      <w:r>
+        <w:rPr/>
+        <w:t xml:space="preserve"> </w:t>
+      </w:r>
+    </w:p>
+    <w:p>
+      <w:pPr>
+        <w:pStyle w:val="BodyText"/>
+        <w:numPr>
+          <w:ilvl w:val="0"/>
+          <w:numId w:val="5"/>
+        </w:numPr>
+        <w:tabs>
+          <w:tab w:val="clear" w:pos="1134"/>
+          <w:tab w:val="left" w:pos="709" w:leader="none"/>
+        </w:tabs>
+        <w:bidi w:val="0"/>
+        <w:spacing w:before="0" w:after="0"/>
+        <w:ind w:hanging="283" w:left="709" w:right="0"/>
+        <w:rPr/>
+      </w:pPr>
+      <w:r>
+        <w:rPr>
+          <w:rStyle w:val="Strong"/>
+        </w:rPr>
+        <w:t>Tables, figures and equations</w:t>
+      </w:r>
+      <w:r>
+        <w:rPr/>
+        <w:t xml:space="preserve"> come through as plain text at best.</w:t>
+      </w:r>
+      <w:r>
+        <w:rPr/>
+        <w:t xml:space="preserve"> </w:t>
+      </w:r>
+    </w:p>
+    <w:p>
+      <w:pPr>
+        <w:pStyle w:val="BodyText"/>
+        <w:numPr>
+          <w:ilvl w:val="0"/>
+          <w:numId w:val="5"/>
+        </w:numPr>
+        <w:tabs>
+          <w:tab w:val="clear" w:pos="1134"/>
+          <w:tab w:val="left" w:pos="709" w:leader="none"/>
+        </w:tabs>
+        <w:bidi w:val="0"/>
+        <w:spacing w:before="0" w:after="0"/>
+        <w:ind w:hanging="283" w:left="709" w:right="0"/>
+        <w:rPr/>
+      </w:pPr>
+      <w:r>
+        <w:rPr>
+          <w:rStyle w:val="Strong"/>
+        </w:rPr>
+        <w:t>Section detection is heuristic</w:t>
+      </w:r>
+      <w:r>
+        <w:rPr/>
+        <w:t>; unusual heading styles keep the previous section label.</w:t>
+      </w:r>
+      <w:r>
+        <w:rPr/>
+        <w:t xml:space="preserve"> </w:t>
+      </w:r>
+    </w:p>
+    <w:p>
+      <w:pPr>
+        <w:pStyle w:val="BodyText"/>
+        <w:numPr>
+          <w:ilvl w:val="0"/>
+          <w:numId w:val="5"/>
+        </w:numPr>
+        <w:tabs>
+          <w:tab w:val="clear" w:pos="1134"/>
+          <w:tab w:val="left" w:pos="709" w:leader="none"/>
+        </w:tabs>
+        <w:bidi w:val="0"/>
+        <w:spacing w:before="0" w:after="0"/>
+        <w:ind w:hanging="283" w:left="709" w:right="0"/>
+        <w:rPr/>
+      </w:pPr>
+      <w:r>
+        <w:rPr>
+          <w:rStyle w:val="Strong"/>
+        </w:rPr>
+        <w:t>Dense paragraphs</w:t>
+      </w:r>
+      <w:r>
+        <w:rPr/>
+        <w:t>: a fact buried in a paragraph full of other details can still be missed by search (benchmark Q10/Q12); the agent then says "not reported" rather than guessing.</w:t>
+      </w:r>
+      <w:r>
+        <w:rPr/>
+        <w:t xml:space="preserve"> </w:t>
+      </w:r>
+    </w:p>
+    <w:p>
+      <w:pPr>
+        <w:pStyle w:val="BodyText"/>
+        <w:numPr>
+          <w:ilvl w:val="0"/>
+          <w:numId w:val="5"/>
+        </w:numPr>
+        <w:tabs>
+          <w:tab w:val="clear" w:pos="1134"/>
+          <w:tab w:val="left" w:pos="709" w:leader="none"/>
+        </w:tabs>
+        <w:bidi w:val="0"/>
+        <w:spacing w:before="0" w:after="0"/>
+        <w:ind w:hanging="283" w:left="709" w:right="0"/>
+        <w:rPr/>
+      </w:pPr>
+      <w:r>
+        <w:rPr>
+          <w:rStyle w:val="Strong"/>
+        </w:rPr>
+        <w:t>The fact-checker is an LLM too</w:t>
+      </w:r>
+      <w:r>
+        <w:rPr/>
+        <w:t>: it reduces mistakes but cannot guarantee their absence.</w:t>
+      </w:r>
+      <w:r>
+        <w:rPr/>
+        <w:t xml:space="preserve"> </w:t>
+      </w:r>
+    </w:p>
+    <w:p>
+      <w:pPr>
+        <w:pStyle w:val="BodyText"/>
+        <w:numPr>
+          <w:ilvl w:val="0"/>
+          <w:numId w:val="5"/>
+        </w:numPr>
+        <w:tabs>
+          <w:tab w:val="clear" w:pos="1134"/>
+          <w:tab w:val="left" w:pos="709" w:leader="none"/>
+        </w:tabs>
+        <w:bidi w:val="0"/>
+        <w:spacing w:before="0" w:after="0"/>
+        <w:ind w:hanging="283" w:left="709" w:right="0"/>
+        <w:rPr/>
+      </w:pPr>
+      <w:r>
+        <w:rPr>
+          <w:rStyle w:val="Strong"/>
+        </w:rPr>
+        <w:t>The prior-work check is shallow</w:t>
+      </w:r>
+      <w:r>
+        <w:rPr/>
+        <w:t>: the top 3 keyword matches from arXiv/OpenAlex, not a systematic review.</w:t>
+      </w:r>
+      <w:r>
+        <w:rPr/>
+        <w:t xml:space="preserve"> </w:t>
+      </w:r>
+    </w:p>
+    <w:p>
+      <w:pPr>
+        <w:pStyle w:val="BodyText"/>
+        <w:numPr>
+          <w:ilvl w:val="0"/>
+          <w:numId w:val="5"/>
+        </w:numPr>
+        <w:tabs>
+          <w:tab w:val="clear" w:pos="1134"/>
+          <w:tab w:val="left" w:pos="709" w:leader="none"/>
+        </w:tabs>
+        <w:bidi w:val="0"/>
+        <w:spacing w:before="0" w:after="0"/>
+        <w:ind w:hanging="283" w:left="709" w:right="0"/>
+        <w:rPr/>
+      </w:pPr>
+      <w:r>
+        <w:rPr>
+          <w:rStyle w:val="Strong"/>
+        </w:rPr>
+        <w:t>Free-tier limits</w:t>
+      </w:r>
+      <w:r>
+        <w:rPr/>
+        <w:t xml:space="preserve"> (~8k tokens/minute per model) can slow the first full analysis; later questions reuse saved analyses.</w:t>
+      </w:r>
+      <w:r>
+        <w:rPr/>
+        <w:t xml:space="preserve"> </w:t>
+      </w:r>
+    </w:p>
+    <w:p>
+      <w:pPr>
+        <w:pStyle w:val="BodyText"/>
+        <w:numPr>
+          <w:ilvl w:val="0"/>
+          <w:numId w:val="5"/>
+        </w:numPr>
+        <w:tabs>
+          <w:tab w:val="clear" w:pos="1134"/>
+          <w:tab w:val="left" w:pos="709" w:leader="none"/>
+        </w:tabs>
+        <w:bidi w:val="0"/>
+        <w:spacing w:before="0" w:after="0"/>
+        <w:ind w:hanging="283" w:left="709" w:right="0"/>
+        <w:rPr/>
+      </w:pPr>
+      <w:r>
+        <w:rPr>
+          <w:rStyle w:val="Strong"/>
+        </w:rPr>
+        <w:t>Accounts are local</w:t>
+      </w:r>
+      <w:r>
+        <w:rPr/>
+        <w:t xml:space="preserve"> to the computer running the app; a public deployment would need HTTPS and persistent logins.</w:t>
+      </w:r>
+      <w:r>
+        <w:rPr/>
+        <w:t xml:space="preserve"> </w:t>
+      </w:r>
+    </w:p>
+    <w:p>
+      <w:pPr>
+        <w:pStyle w:val="BodyText"/>
+        <w:numPr>
+          <w:ilvl w:val="0"/>
+          <w:numId w:val="5"/>
+        </w:numPr>
+        <w:tabs>
+          <w:tab w:val="clear" w:pos="1134"/>
+          <w:tab w:val="left" w:pos="709" w:leader="none"/>
+        </w:tabs>
+        <w:bidi w:val="0"/>
+        <w:ind w:hanging="283" w:left="709" w:right="0"/>
+        <w:rPr/>
+      </w:pPr>
+      <w:r>
+        <w:rPr>
+          <w:rStyle w:val="Strong"/>
+        </w:rPr>
+        <w:t>The benchmark is small</w:t>
+      </w:r>
+      <w:r>
+        <w:rPr/>
+        <w:t xml:space="preserve"> (15 questions); it shows trends and catches regressions, but it is not statistically strong.</w:t>
+      </w:r>
+      <w:r>
+        <w:rPr/>
+        <w:t xml:space="preserve"> </w:t>
+      </w:r>
+    </w:p>
+    <w:p>
+      <w:pPr>
+        <w:pStyle w:val="Heading2"/>
+        <w:bidi w:val="0"/>
+        <w:ind w:hanging="0" w:left="0" w:right="0"/>
+        <w:rPr>
+          <w:rFonts w:ascii="Arial;Helvetica;sans-serif" w:hAnsi="Arial;Helvetica;sans-serif"/>
+        </w:rPr>
+      </w:pPr>
+      <w:r>
+        <w:rPr>
+          <w:rFonts w:ascii="Arial;Helvetica;sans-serif" w:hAnsi="Arial;Helvetica;sans-serif"/>
+        </w:rPr>
+        <w:t>12. Future Scope</w:t>
       </w:r>
     </w:p>
     <w:p>
@@ -8264,14 +6811,8 @@
         <w:rPr/>
       </w:pPr>
       <w:r>
-        <w:rPr>
-          <w:rStyle w:val="Strong"/>
-        </w:rPr>
-        <w:t>Scanned PDFs</w:t>
-      </w:r>
-      <w:r>
-        <w:rPr/>
-        <w:t xml:space="preserve"> without a text layer can't be read, because there is no OCR; the agent reports this clearly instead of failing.</w:t>
+        <w:rPr/>
+        <w:t>OCR for scanned papers and proper table/figure extraction.</w:t>
       </w:r>
       <w:r>
         <w:rPr/>
@@ -8295,14 +6836,8 @@
         <w:rPr/>
       </w:pPr>
       <w:r>
-        <w:rPr>
-          <w:rStyle w:val="Strong"/>
-        </w:rPr>
-        <w:t>Tables, figures and equations</w:t>
-      </w:r>
-      <w:r>
-        <w:rPr/>
-        <w:t xml:space="preserve"> are extracted as plain text at best, so numbers that appear only in figures are missed.</w:t>
+        <w:rPr/>
+        <w:t>Better handling of dense paragraphs: a re-ranker used only for single-paper questions, or sentence-level indexing.</w:t>
       </w:r>
       <w:r>
         <w:rPr/>
@@ -8326,14 +6861,8 @@
         <w:rPr/>
       </w:pPr>
       <w:r>
-        <w:rPr>
-          <w:rStyle w:val="Strong"/>
-        </w:rPr>
-        <w:t>Section detection is heuristic</w:t>
-      </w:r>
-      <w:r>
-        <w:rPr/>
-        <w:t>: unusual heading styles fall back to the previous section label.</w:t>
+        <w:rPr/>
+        <w:t>Citation graphs (e.g. Semantic Scholar) to rank gaps by how much follow-up work exists; BibTeX export.</w:t>
       </w:r>
       <w:r>
         <w:rPr/>
@@ -8357,14 +6886,8 @@
         <w:rPr/>
       </w:pPr>
       <w:r>
-        <w:rPr>
-          <w:rStyle w:val="Strong"/>
-        </w:rPr>
-        <w:t>The verifier is itself an LLM</w:t>
-      </w:r>
-      <w:r>
-        <w:rPr/>
-        <w:t>, so it reduces hallucinations but cannot guarantee their absence; the deterministic citation check covers only citation validity.</w:t>
+        <w:rPr/>
+        <w:t>Run Prompt Guard over document passages as well as questions.</w:t>
       </w:r>
       <w:r>
         <w:rPr/>
@@ -8383,389 +6906,13 @@
           <w:tab w:val="left" w:pos="709" w:leader="none"/>
         </w:tabs>
         <w:bidi w:val="0"/>
-        <w:spacing w:before="0" w:after="0"/>
-        <w:ind w:hanging="283" w:left="709" w:right="0"/>
-        <w:rPr/>
-      </w:pPr>
-      <w:r>
-        <w:rPr>
-          <w:rStyle w:val="Strong"/>
-        </w:rPr>
-        <w:t>The prior-work check is shallow</w:t>
-      </w:r>
-      <w:r>
-        <w:rPr/>
-        <w:t>: it shows the top 3 keyword matches from arXiv/OpenAlex, not a systematic literature review.</w:t>
-      </w:r>
-      <w:r>
-        <w:rPr/>
-        <w:t xml:space="preserve"> </w:t>
-      </w:r>
-    </w:p>
-    <w:p>
-      <w:pPr>
-        <w:pStyle w:val="BodyText"/>
-        <w:numPr>
-          <w:ilvl w:val="0"/>
-          <w:numId w:val="6"/>
-        </w:numPr>
-        <w:tabs>
-          <w:tab w:val="clear" w:pos="1134"/>
-          <w:tab w:val="left" w:pos="709" w:leader="none"/>
-        </w:tabs>
-        <w:bidi w:val="0"/>
-        <w:spacing w:before="0" w:after="0"/>
-        <w:ind w:hanging="283" w:left="709" w:right="0"/>
-        <w:rPr/>
-      </w:pPr>
-      <w:r>
-        <w:rPr>
-          <w:rStyle w:val="Strong"/>
-        </w:rPr>
-        <w:t>Scale</w:t>
-      </w:r>
-      <w:r>
-        <w:rPr/>
-        <w:t>: the in-memory index is rebuilt every session and is designed for up to 5 papers; the Groq free tier's rate limits can slow large runs.</w:t>
-      </w:r>
-      <w:r>
-        <w:rPr/>
-        <w:t xml:space="preserve"> </w:t>
-      </w:r>
-    </w:p>
-    <w:p>
-      <w:pPr>
-        <w:pStyle w:val="BodyText"/>
-        <w:numPr>
-          <w:ilvl w:val="0"/>
-          <w:numId w:val="6"/>
-        </w:numPr>
-        <w:tabs>
-          <w:tab w:val="clear" w:pos="1134"/>
-          <w:tab w:val="left" w:pos="709" w:leader="none"/>
-        </w:tabs>
-        <w:bidi w:val="0"/>
-        <w:spacing w:before="0" w:after="0"/>
-        <w:ind w:hanging="283" w:left="709" w:right="0"/>
-        <w:rPr/>
-      </w:pPr>
-      <w:r>
-        <w:rPr>
-          <w:rStyle w:val="Strong"/>
-        </w:rPr>
-        <w:t>Injection defences reduce risk but can't guarantee detection.</w:t>
-      </w:r>
-      <w:r>
-        <w:rPr/>
-        <w:t xml:space="preserve"> The ML classifier (Prompt Guard 2) checks user questions only; document text relies on pattern neutralisation and delimiting.</w:t>
-      </w:r>
-      <w:r>
-        <w:rPr/>
-        <w:t xml:space="preserve"> </w:t>
-      </w:r>
-    </w:p>
-    <w:p>
-      <w:pPr>
-        <w:pStyle w:val="BodyText"/>
-        <w:numPr>
-          <w:ilvl w:val="0"/>
-          <w:numId w:val="6"/>
-        </w:numPr>
-        <w:tabs>
-          <w:tab w:val="clear" w:pos="1134"/>
-          <w:tab w:val="left" w:pos="709" w:leader="none"/>
-        </w:tabs>
-        <w:bidi w:val="0"/>
-        <w:spacing w:before="0" w:after="0"/>
-        <w:ind w:hanging="283" w:left="709" w:right="0"/>
-        <w:rPr/>
-      </w:pPr>
-      <w:r>
-        <w:rPr>
-          <w:rStyle w:val="Strong"/>
-        </w:rPr>
-        <w:t>Free-tier rate limits</w:t>
-      </w:r>
-      <w:r>
-        <w:rPr/>
-        <w:t xml:space="preserve"> (8k tokens per minute per model) make a first full 3-paper analysis take about 1–2 minutes. Later questions, and later visits by signed-in users, reuse the saved analyses.</w:t>
-      </w:r>
-      <w:r>
-        <w:rPr/>
-        <w:t xml:space="preserve"> </w:t>
-      </w:r>
-    </w:p>
-    <w:p>
-      <w:pPr>
-        <w:pStyle w:val="BodyText"/>
-        <w:numPr>
-          <w:ilvl w:val="0"/>
-          <w:numId w:val="6"/>
-        </w:numPr>
-        <w:tabs>
-          <w:tab w:val="clear" w:pos="1134"/>
-          <w:tab w:val="left" w:pos="709" w:leader="none"/>
-        </w:tabs>
-        <w:bidi w:val="0"/>
-        <w:spacing w:before="0" w:after="0"/>
-        <w:ind w:hanging="283" w:left="709" w:right="0"/>
-        <w:rPr/>
-      </w:pPr>
-      <w:r>
-        <w:rPr>
-          <w:rStyle w:val="Strong"/>
-        </w:rPr>
-        <w:t>Accounts are local</w:t>
-      </w:r>
-      <w:r>
-        <w:rPr/>
-        <w:t xml:space="preserve"> to the computer running the app, and sign-in lasts for the browser session. A public deployment would need HTTPS and persistent login cookies.</w:t>
-      </w:r>
-      <w:r>
-        <w:rPr/>
-        <w:t xml:space="preserve"> </w:t>
-      </w:r>
-    </w:p>
-    <w:p>
-      <w:pPr>
-        <w:pStyle w:val="BodyText"/>
-        <w:numPr>
-          <w:ilvl w:val="0"/>
-          <w:numId w:val="6"/>
-        </w:numPr>
-        <w:tabs>
-          <w:tab w:val="clear" w:pos="1134"/>
-          <w:tab w:val="left" w:pos="709" w:leader="none"/>
-        </w:tabs>
-        <w:bidi w:val="0"/>
-        <w:ind w:hanging="283" w:left="709" w:right="0"/>
-        <w:rPr/>
-      </w:pPr>
-      <w:r>
-        <w:rPr>
-          <w:rStyle w:val="Strong"/>
-        </w:rPr>
-        <w:t>The benchmark is small</w:t>
-      </w:r>
-      <w:r>
-        <w:rPr/>
-        <w:t xml:space="preserve"> (15 questions on 3 papers). It catches regressions and shows trends, but it isn't a statistically strong measurement.</w:t>
-      </w:r>
-      <w:r>
-        <w:rPr/>
-        <w:t xml:space="preserve"> </w:t>
-      </w:r>
-    </w:p>
-    <w:p>
-      <w:pPr>
-        <w:pStyle w:val="Heading2"/>
-        <w:bidi w:val="0"/>
-        <w:ind w:hanging="0" w:left="0" w:right="0"/>
-        <w:rPr>
-          <w:rFonts w:ascii="Arial;Helvetica;sans-serif" w:hAnsi="Arial;Helvetica;sans-serif"/>
-        </w:rPr>
-      </w:pPr>
-      <w:r>
-        <w:rPr>
-          <w:rFonts w:ascii="Arial;Helvetica;sans-serif" w:hAnsi="Arial;Helvetica;sans-serif"/>
-        </w:rPr>
-        <w:t>12. Future Scope</w:t>
-      </w:r>
-    </w:p>
-    <w:p>
-      <w:pPr>
-        <w:pStyle w:val="BodyText"/>
-        <w:numPr>
-          <w:ilvl w:val="0"/>
-          <w:numId w:val="7"/>
-        </w:numPr>
-        <w:tabs>
-          <w:tab w:val="clear" w:pos="1134"/>
-          <w:tab w:val="left" w:pos="709" w:leader="none"/>
-        </w:tabs>
-        <w:bidi w:val="0"/>
-        <w:spacing w:before="0" w:after="0"/>
-        <w:ind w:hanging="283" w:left="709" w:right="0"/>
-        <w:rPr/>
-      </w:pPr>
-      <w:r>
-        <w:rPr/>
-        <w:t>OCR (e.g. Tesseract) for scanned papers, and table/figure extraction (e.g. layout-aware parsers).</w:t>
-      </w:r>
-      <w:r>
-        <w:rPr/>
-        <w:t xml:space="preserve"> </w:t>
-      </w:r>
-    </w:p>
-    <w:p>
-      <w:pPr>
-        <w:pStyle w:val="BodyText"/>
-        <w:numPr>
-          <w:ilvl w:val="0"/>
-          <w:numId w:val="7"/>
-        </w:numPr>
-        <w:tabs>
-          <w:tab w:val="clear" w:pos="1134"/>
-          <w:tab w:val="left" w:pos="709" w:leader="none"/>
-        </w:tabs>
-        <w:bidi w:val="0"/>
-        <w:spacing w:before="0" w:after="0"/>
-        <w:ind w:hanging="283" w:left="709" w:right="0"/>
-        <w:rPr/>
-      </w:pPr>
-      <w:r>
-        <w:rPr/>
-        <w:t>Smaller, overlapping chunks for dense method paragraphs, plus a cross-encoder re-ranker. These target the two remaining benchmark misses (Q10, Q12).</w:t>
-      </w:r>
-      <w:r>
-        <w:rPr/>
-        <w:t xml:space="preserve"> </w:t>
-      </w:r>
-    </w:p>
-    <w:p>
-      <w:pPr>
-        <w:pStyle w:val="BodyText"/>
-        <w:numPr>
-          <w:ilvl w:val="0"/>
-          <w:numId w:val="7"/>
-        </w:numPr>
-        <w:tabs>
-          <w:tab w:val="clear" w:pos="1134"/>
-          <w:tab w:val="left" w:pos="709" w:leader="none"/>
-        </w:tabs>
-        <w:bidi w:val="0"/>
-        <w:spacing w:before="0" w:after="0"/>
-        <w:ind w:hanging="283" w:left="709" w:right="0"/>
-        <w:rPr/>
-      </w:pPr>
-      <w:r>
-        <w:rPr/>
-        <w:t>Persistent vector store and per-user libraries, so papers are indexed once and reused.</w:t>
-      </w:r>
-      <w:r>
-        <w:rPr/>
-        <w:t xml:space="preserve"> </w:t>
-      </w:r>
-    </w:p>
-    <w:p>
-      <w:pPr>
-        <w:pStyle w:val="BodyText"/>
-        <w:numPr>
-          <w:ilvl w:val="0"/>
-          <w:numId w:val="7"/>
-        </w:numPr>
-        <w:tabs>
-          <w:tab w:val="clear" w:pos="1134"/>
-          <w:tab w:val="left" w:pos="709" w:leader="none"/>
-        </w:tabs>
-        <w:bidi w:val="0"/>
-        <w:spacing w:before="0" w:after="0"/>
-        <w:ind w:hanging="283" w:left="709" w:right="0"/>
-        <w:rPr/>
-      </w:pPr>
-      <w:r>
-        <w:rPr/>
-        <w:t>A cross-encoder re-ranker on top of hybrid retrieval; evaluation with RAGAS-style metrics (faithfulness, context precision).</w:t>
-      </w:r>
-      <w:r>
-        <w:rPr/>
-        <w:t xml:space="preserve"> </w:t>
-      </w:r>
-    </w:p>
-    <w:p>
-      <w:pPr>
-        <w:pStyle w:val="BodyText"/>
-        <w:numPr>
-          <w:ilvl w:val="0"/>
-          <w:numId w:val="7"/>
-        </w:numPr>
-        <w:tabs>
-          <w:tab w:val="clear" w:pos="1134"/>
-          <w:tab w:val="left" w:pos="709" w:leader="none"/>
-        </w:tabs>
-        <w:bidi w:val="0"/>
-        <w:spacing w:before="0" w:after="0"/>
-        <w:ind w:hanging="283" w:left="709" w:right="0"/>
-        <w:rPr/>
-      </w:pPr>
-      <w:r>
-        <w:rPr/>
-        <w:t>Semantic Scholar citation graphs to rank gaps by how much follow-up work exists; automatic BibTeX export.</w:t>
-      </w:r>
-      <w:r>
-        <w:rPr/>
-        <w:t xml:space="preserve"> </w:t>
-      </w:r>
-    </w:p>
-    <w:p>
-      <w:pPr>
-        <w:pStyle w:val="BodyText"/>
-        <w:numPr>
-          <w:ilvl w:val="0"/>
-          <w:numId w:val="7"/>
-        </w:numPr>
-        <w:tabs>
-          <w:tab w:val="clear" w:pos="1134"/>
-          <w:tab w:val="left" w:pos="709" w:leader="none"/>
-        </w:tabs>
-        <w:bidi w:val="0"/>
-        <w:spacing w:before="0" w:after="0"/>
-        <w:ind w:hanging="283" w:left="709" w:right="0"/>
-        <w:rPr/>
-      </w:pPr>
-      <w:r>
-        <w:rPr/>
-        <w:t>Run the Prompt Guard classifier over document chunks as well as user questions, and add authentication plus persistent audit storage for multi-user deployment.</w:t>
-      </w:r>
-      <w:r>
-        <w:rPr/>
-        <w:t xml:space="preserve"> </w:t>
-      </w:r>
-    </w:p>
-    <w:p>
-      <w:pPr>
-        <w:pStyle w:val="BodyText"/>
-        <w:numPr>
-          <w:ilvl w:val="0"/>
-          <w:numId w:val="7"/>
-        </w:numPr>
-        <w:tabs>
-          <w:tab w:val="clear" w:pos="1134"/>
-          <w:tab w:val="left" w:pos="709" w:leader="none"/>
-        </w:tabs>
-        <w:bidi w:val="0"/>
-        <w:spacing w:before="0" w:after="0"/>
-        <w:ind w:hanging="283" w:left="709" w:right="0"/>
-        <w:rPr/>
-      </w:pPr>
-      <w:r>
-        <w:rPr/>
-        <w:t>Multi-agent roles (reviewer agent, devil's-advocate agent) for richer critique of gaps.</w:t>
-      </w:r>
-      <w:r>
-        <w:rPr/>
-        <w:t xml:space="preserve"> </w:t>
-      </w:r>
-    </w:p>
-    <w:p>
-      <w:pPr>
-        <w:pStyle w:val="BodyText"/>
-        <w:numPr>
-          <w:ilvl w:val="0"/>
-          <w:numId w:val="7"/>
-        </w:numPr>
-        <w:tabs>
-          <w:tab w:val="clear" w:pos="1134"/>
-          <w:tab w:val="left" w:pos="709" w:leader="none"/>
-        </w:tabs>
-        <w:bidi w:val="0"/>
         <w:spacing w:before="0" w:after="283"/>
         <w:ind w:hanging="283" w:left="709" w:right="0"/>
         <w:rPr/>
       </w:pPr>
       <w:r>
         <w:rPr/>
-        <w:t>Human-in-the-loop plan editing: let the user approve or modify the plan before execution.</w:t>
+        <w:t>A reviewer agent that critiques suggested gaps, and letting the user edit the plan before it runs.</w:t>
       </w:r>
       <w:r>
         <w:rPr/>
@@ -9556,143 +7703,6 @@
     </w:lvl>
   </w:abstractNum>
   <w:abstractNum w:abstractNumId="7">
-    <w:lvl w:ilvl="0">
-      <w:start w:val="1"/>
-      <w:numFmt w:val="bullet"/>
-      <w:lvlText w:val=""/>
-      <w:lvlJc w:val="left"/>
-      <w:pPr>
-        <w:tabs>
-          <w:tab w:val="num" w:pos="709"/>
-        </w:tabs>
-        <w:ind w:left="709" w:hanging="283"/>
-      </w:pPr>
-      <w:rPr>
-        <w:rFonts w:ascii="Symbol" w:hAnsi="Symbol" w:cs="Symbol" w:hint="default"/>
-      </w:rPr>
-    </w:lvl>
-    <w:lvl w:ilvl="1">
-      <w:start w:val="1"/>
-      <w:numFmt w:val="bullet"/>
-      <w:lvlText w:val=""/>
-      <w:lvlJc w:val="left"/>
-      <w:pPr>
-        <w:tabs>
-          <w:tab w:val="num" w:pos="1418"/>
-        </w:tabs>
-        <w:ind w:left="1418" w:hanging="283"/>
-      </w:pPr>
-      <w:rPr>
-        <w:rFonts w:ascii="Symbol" w:hAnsi="Symbol" w:cs="Symbol" w:hint="default"/>
-      </w:rPr>
-    </w:lvl>
-    <w:lvl w:ilvl="2">
-      <w:start w:val="1"/>
-      <w:numFmt w:val="bullet"/>
-      <w:lvlText w:val=""/>
-      <w:lvlJc w:val="left"/>
-      <w:pPr>
-        <w:tabs>
-          <w:tab w:val="num" w:pos="2127"/>
-        </w:tabs>
-        <w:ind w:left="2127" w:hanging="283"/>
-      </w:pPr>
-      <w:rPr>
-        <w:rFonts w:ascii="Symbol" w:hAnsi="Symbol" w:cs="Symbol" w:hint="default"/>
-      </w:rPr>
-    </w:lvl>
-    <w:lvl w:ilvl="3">
-      <w:start w:val="1"/>
-      <w:numFmt w:val="bullet"/>
-      <w:lvlText w:val=""/>
-      <w:lvlJc w:val="left"/>
-      <w:pPr>
-        <w:tabs>
-          <w:tab w:val="num" w:pos="2836"/>
-        </w:tabs>
-        <w:ind w:left="2836" w:hanging="283"/>
-      </w:pPr>
-      <w:rPr>
-        <w:rFonts w:ascii="Symbol" w:hAnsi="Symbol" w:cs="Symbol" w:hint="default"/>
-      </w:rPr>
-    </w:lvl>
-    <w:lvl w:ilvl="4">
-      <w:start w:val="1"/>
-      <w:numFmt w:val="bullet"/>
-      <w:lvlText w:val=""/>
-      <w:lvlJc w:val="left"/>
-      <w:pPr>
-        <w:tabs>
-          <w:tab w:val="num" w:pos="3545"/>
-        </w:tabs>
-        <w:ind w:left="3545" w:hanging="283"/>
-      </w:pPr>
-      <w:rPr>
-        <w:rFonts w:ascii="Symbol" w:hAnsi="Symbol" w:cs="Symbol" w:hint="default"/>
-      </w:rPr>
-    </w:lvl>
-    <w:lvl w:ilvl="5">
-      <w:start w:val="1"/>
-      <w:numFmt w:val="bullet"/>
-      <w:lvlText w:val=""/>
-      <w:lvlJc w:val="left"/>
-      <w:pPr>
-        <w:tabs>
-          <w:tab w:val="num" w:pos="4254"/>
-        </w:tabs>
-        <w:ind w:left="4254" w:hanging="283"/>
-      </w:pPr>
-      <w:rPr>
-        <w:rFonts w:ascii="Symbol" w:hAnsi="Symbol" w:cs="Symbol" w:hint="default"/>
-      </w:rPr>
-    </w:lvl>
-    <w:lvl w:ilvl="6">
-      <w:start w:val="1"/>
-      <w:numFmt w:val="bullet"/>
-      <w:lvlText w:val=""/>
-      <w:lvlJc w:val="left"/>
-      <w:pPr>
-        <w:tabs>
-          <w:tab w:val="num" w:pos="4963"/>
-        </w:tabs>
-        <w:ind w:left="4963" w:hanging="283"/>
-      </w:pPr>
-      <w:rPr>
-        <w:rFonts w:ascii="Symbol" w:hAnsi="Symbol" w:cs="Symbol" w:hint="default"/>
-      </w:rPr>
-    </w:lvl>
-    <w:lvl w:ilvl="7">
-      <w:start w:val="1"/>
-      <w:numFmt w:val="bullet"/>
-      <w:lvlText w:val=""/>
-      <w:lvlJc w:val="left"/>
-      <w:pPr>
-        <w:tabs>
-          <w:tab w:val="num" w:pos="5672"/>
-        </w:tabs>
-        <w:ind w:left="5672" w:hanging="283"/>
-      </w:pPr>
-      <w:rPr>
-        <w:rFonts w:ascii="Symbol" w:hAnsi="Symbol" w:cs="Symbol" w:hint="default"/>
-      </w:rPr>
-    </w:lvl>
-    <w:lvl w:ilvl="8">
-      <w:start w:val="1"/>
-      <w:numFmt w:val="bullet"/>
-      <w:lvlText w:val=""/>
-      <w:lvlJc w:val="left"/>
-      <w:pPr>
-        <w:tabs>
-          <w:tab w:val="num" w:pos="6381"/>
-        </w:tabs>
-        <w:ind w:left="6381" w:hanging="283"/>
-      </w:pPr>
-      <w:rPr>
-        <w:rFonts w:ascii="Symbol" w:hAnsi="Symbol" w:cs="Symbol" w:hint="default"/>
-      </w:rPr>
-    </w:lvl>
-  </w:abstractNum>
-  <w:abstractNum w:abstractNumId="8">
     <w:lvl w:ilvl="0">
       <w:start w:val="1"/>
       <w:numFmt w:val="none"/>
@@ -9833,9 +7843,6 @@
   </w:num>
   <w:num w:numId="7">
     <w:abstractNumId w:val="7"/>
-  </w:num>
-  <w:num w:numId="8">
-    <w:abstractNumId w:val="8"/>
   </w:num>
 </w:numbering>
 </file>
